--- a/documents/final_review.docx
+++ b/documents/final_review.docx
@@ -1282,23 +1282,7 @@
           <w:b/>
           <w:sz w:val="20"/>
         </w:rPr>
-        <w:t xml:space="preserve"> the robustness of six classical machine learning models—Logistic Regression, Decision Tree, Random Forest, Support Vector Machine (SVM), K-Nearest Neighbors (KNN), and </w:t>
-      </w:r>
-      <w:proofErr w:type="spellStart"/>
-      <w:r>
-        <w:rPr>
-          <w:b/>
-          <w:sz w:val="20"/>
-        </w:rPr>
-        <w:t>LightGBM</w:t>
-      </w:r>
-      <w:proofErr w:type="spellEnd"/>
-      <w:r>
-        <w:rPr>
-          <w:b/>
-          <w:sz w:val="20"/>
-        </w:rPr>
-        <w:t>—under two types of label noise: symmetric and asymmetric. Experiments are conducted on two datasets, namely Breast Cancer Wisconsin and Adult Income, to evaluate the generalizability of model behavior.</w:t>
+        <w:t xml:space="preserve"> the robustness of six classical machine learning models—Logistic Regression, Decision Tree, Random Forest, Support Vector Machine (SVM), K-Nearest Neighbors (KNN), and LightGBM—under two types of label noise: symmetric and asymmetric. Experiments are conducted on two datasets, namely Breast Cancer Wisconsin and Adult Income, to evaluate the generalizability of model behavior.</w:t>
       </w:r>
       <w:r>
         <w:rPr>
@@ -1606,15 +1590,7 @@
         <w:ind w:left="199" w:right="46" w:firstLine="0"/>
       </w:pPr>
       <w:r>
-        <w:t xml:space="preserve">Keywords - Label noise, machine learning robustness, symmetric noise, asymmetric noise, SVM, </w:t>
-      </w:r>
-      <w:proofErr w:type="spellStart"/>
-      <w:r>
-        <w:t>LightGBM</w:t>
-      </w:r>
-      <w:proofErr w:type="spellEnd"/>
-      <w:r>
-        <w:t>, Decision Tree, noisy labels, classification.</w:t>
+        <w:t>Keywords - Label noise, machine learning robustness, symmetric noise, asymmetric noise, SVM, LightGBM, Decision Tree, noisy labels, classification.</w:t>
       </w:r>
     </w:p>
     <w:p>
@@ -2102,15 +2078,7 @@
         <w:t>older machine learning models are still widely used</w:t>
       </w:r>
       <w:r>
-        <w:t xml:space="preserve">, especially for tabular datasets. Classical models such as Logistic Regression, Decision Trees [17], Random Forests [4], Support Vector Machines (SVM) [15], K-Nearest </w:t>
-      </w:r>
-      <w:proofErr w:type="spellStart"/>
-      <w:r>
-        <w:t>Neighbours</w:t>
-      </w:r>
-      <w:proofErr w:type="spellEnd"/>
-      <w:r>
-        <w:t xml:space="preserve"> (KNN), and </w:t>
+        <w:t xml:space="preserve">, especially for tabular datasets. Classical models such as Logistic Regression, Decision Trees [17], Random Forests [4], Support Vector Machines (SVM) [15], K-Nearest Neighbours (KNN), and </w:t>
       </w:r>
       <w:r>
         <w:t>gradient</w:t>
@@ -2119,15 +2087,7 @@
         <w:t xml:space="preserve"> boosting</w:t>
       </w:r>
       <w:r>
-        <w:t xml:space="preserve"> models, for example </w:t>
-      </w:r>
-      <w:proofErr w:type="spellStart"/>
-      <w:r>
-        <w:t>LightGBM</w:t>
-      </w:r>
-      <w:proofErr w:type="spellEnd"/>
-      <w:r>
-        <w:t xml:space="preserve"> </w:t>
+        <w:t xml:space="preserve"> models, for example LightGBM </w:t>
       </w:r>
       <w:r>
         <w:t xml:space="preserve">[7] </w:t>
@@ -2144,355 +2104,31 @@
         <w:pStyle w:val="BodyText"/>
         <w:spacing w:before="84"/>
         <w:ind w:left="199" w:right="334"/>
-      </w:pPr>
-      <w:r>
-        <w:t xml:space="preserve">In this study, we investigate the robustness of six </w:t>
-      </w:r>
-      <w:r>
-        <w:t xml:space="preserve">classic machine learning models with different amounts of </w:t>
-      </w:r>
-      <w:r>
-        <w:t xml:space="preserve">symmetric and asymmetric label noise. Experiments are conducted on two benchmark datasets with </w:t>
-      </w:r>
-      <w:r>
-        <w:t>unique</w:t>
-      </w:r>
-      <w:r>
-        <w:t xml:space="preserve"> characteristics: a smaller, clean, numerical dataset (Breast Cancer Wisconsin Diagnostic) and a larger, heterogeneous dataset with </w:t>
-      </w:r>
-      <w:r>
-        <w:t>combined</w:t>
-      </w:r>
-      <w:r>
-        <w:t xml:space="preserve"> feature</w:t>
-      </w:r>
-      <w:r>
-        <w:rPr>
-          <w:spacing w:val="-9"/>
-        </w:rPr>
-        <w:t xml:space="preserve"> </w:t>
-      </w:r>
-      <w:r>
-        <w:t>types</w:t>
-      </w:r>
-      <w:r>
-        <w:rPr>
-          <w:spacing w:val="-12"/>
-        </w:rPr>
-        <w:t xml:space="preserve"> </w:t>
-      </w:r>
-      <w:r>
-        <w:t>(Adult</w:t>
-      </w:r>
-      <w:r>
-        <w:rPr>
-          <w:spacing w:val="-12"/>
-        </w:rPr>
-        <w:t xml:space="preserve"> </w:t>
-      </w:r>
-      <w:r>
-        <w:t>Income).</w:t>
-      </w:r>
-      <w:r>
-        <w:rPr>
-          <w:spacing w:val="-12"/>
-        </w:rPr>
-        <w:t xml:space="preserve"> </w:t>
-      </w:r>
-      <w:r>
-        <w:t>This</w:t>
-      </w:r>
-      <w:r>
-        <w:rPr>
-          <w:spacing w:val="-10"/>
-        </w:rPr>
-        <w:t xml:space="preserve"> </w:t>
-      </w:r>
-      <w:r>
-        <w:t>dual-dataset</w:t>
-      </w:r>
-      <w:r>
-        <w:rPr>
-          <w:spacing w:val="-10"/>
-        </w:rPr>
-        <w:t xml:space="preserve"> </w:t>
-      </w:r>
-      <w:r>
-        <w:t>setup</w:t>
-      </w:r>
-      <w:r>
-        <w:rPr>
-          <w:spacing w:val="-6"/>
-        </w:rPr>
-        <w:t xml:space="preserve"> </w:t>
-      </w:r>
-      <w:r>
-        <w:t xml:space="preserve">enables evaluation of whether robustness patterns are </w:t>
-      </w:r>
-      <w:r>
-        <w:t>similar</w:t>
-      </w:r>
-      <w:r>
-        <w:t xml:space="preserve"> across different data </w:t>
-      </w:r>
-      <w:r>
-        <w:t>catego</w:t>
-      </w:r>
-      <w:r>
-        <w:t>ries</w:t>
-      </w:r>
-      <w:r>
-        <w:t>.</w:t>
+        <w:rPr>
+          <w:lang w:val="en-IN"/>
+        </w:rPr>
+      </w:pPr>
+      <w:r>
+        <w:rPr>
+          <w:lang w:val="en-IN"/>
+        </w:rPr>
+        <w:t>In this work, we have studied the robustness of six classical machine learning models by adding variable amount of symmetric and asymmetric label noise. For this experiment, we have used two different standard benchmark datasets: One is a smaller, clean and numerical dataset i.e. Breast Cancer Wisconsin Dataset, and the other is a larger heterogenous dataset with combined feature types i.e. Adult Income Dataset. This set-up enables us to study and evaluate whether robustness patterns are similar across different types of data.</w:t>
       </w:r>
     </w:p>
     <w:p>
       <w:pPr>
         <w:pStyle w:val="BodyText"/>
-        <w:spacing w:before="81"/>
-        <w:ind w:left="199" w:right="333"/>
-      </w:pPr>
-      <w:r>
-        <w:t>To</w:t>
-      </w:r>
-      <w:r>
-        <w:rPr>
-          <w:spacing w:val="-13"/>
-        </w:rPr>
-        <w:t xml:space="preserve"> </w:t>
-      </w:r>
-      <w:r>
-        <w:t>ensure</w:t>
-      </w:r>
-      <w:r>
-        <w:rPr>
-          <w:spacing w:val="-12"/>
-        </w:rPr>
-        <w:t xml:space="preserve"> </w:t>
-      </w:r>
-      <w:r>
-        <w:t>a</w:t>
-      </w:r>
-      <w:r>
-        <w:rPr>
-          <w:spacing w:val="-13"/>
-        </w:rPr>
-        <w:t xml:space="preserve"> </w:t>
-      </w:r>
-      <w:r>
-        <w:t>fair</w:t>
-      </w:r>
-      <w:r>
-        <w:rPr>
-          <w:spacing w:val="-11"/>
-        </w:rPr>
-        <w:t xml:space="preserve"> </w:t>
-      </w:r>
-      <w:r>
-        <w:t>and</w:t>
-      </w:r>
-      <w:r>
-        <w:rPr>
-          <w:spacing w:val="-12"/>
-        </w:rPr>
-        <w:t xml:space="preserve"> </w:t>
-      </w:r>
-      <w:r>
-        <w:t>controlle</w:t>
-      </w:r>
-      <w:r>
-        <w:t>d evaluation</w:t>
-      </w:r>
-      <w:r>
-        <w:t>,</w:t>
-      </w:r>
-      <w:r>
-        <w:rPr>
-          <w:spacing w:val="-13"/>
-        </w:rPr>
-        <w:t xml:space="preserve"> </w:t>
-      </w:r>
-      <w:r>
-        <w:t>noise</w:t>
-      </w:r>
-      <w:r>
-        <w:rPr>
-          <w:spacing w:val="-12"/>
-        </w:rPr>
-        <w:t xml:space="preserve"> </w:t>
-      </w:r>
-      <w:r>
-        <w:t>is</w:t>
-      </w:r>
-      <w:r>
-        <w:rPr>
-          <w:spacing w:val="-13"/>
-        </w:rPr>
-        <w:t xml:space="preserve"> </w:t>
-      </w:r>
-      <w:r>
-        <w:t>introduced only</w:t>
-      </w:r>
-      <w:r>
-        <w:rPr>
-          <w:spacing w:val="-2"/>
-        </w:rPr>
-        <w:t xml:space="preserve"> </w:t>
-      </w:r>
-      <w:r>
-        <w:t>within</w:t>
-      </w:r>
-      <w:r>
-        <w:rPr>
-          <w:spacing w:val="-5"/>
-        </w:rPr>
-        <w:t xml:space="preserve"> </w:t>
-      </w:r>
-      <w:r>
-        <w:t>training</w:t>
-      </w:r>
-      <w:r>
-        <w:rPr>
-          <w:spacing w:val="-3"/>
-        </w:rPr>
-        <w:t xml:space="preserve"> </w:t>
-      </w:r>
-      <w:r>
-        <w:t>data,</w:t>
-      </w:r>
-      <w:r>
-        <w:rPr>
-          <w:spacing w:val="-1"/>
-        </w:rPr>
-        <w:t xml:space="preserve"> </w:t>
-      </w:r>
-      <w:r>
-        <w:t>while</w:t>
-      </w:r>
-      <w:r>
-        <w:rPr>
-          <w:spacing w:val="-8"/>
-        </w:rPr>
-        <w:t xml:space="preserve"> </w:t>
-      </w:r>
-      <w:r>
-        <w:t>testing</w:t>
-      </w:r>
-      <w:r>
-        <w:rPr>
-          <w:spacing w:val="-2"/>
-        </w:rPr>
-        <w:t xml:space="preserve"> </w:t>
-      </w:r>
-      <w:r>
-        <w:t>is</w:t>
-      </w:r>
-      <w:r>
-        <w:rPr>
-          <w:spacing w:val="-6"/>
-        </w:rPr>
-        <w:t xml:space="preserve"> </w:t>
-      </w:r>
-      <w:r>
-        <w:t>performed</w:t>
-      </w:r>
-      <w:r>
-        <w:rPr>
-          <w:spacing w:val="-2"/>
-        </w:rPr>
-        <w:t xml:space="preserve"> </w:t>
-      </w:r>
-      <w:r>
-        <w:t>on</w:t>
-      </w:r>
-      <w:r>
-        <w:rPr>
-          <w:spacing w:val="-4"/>
-        </w:rPr>
-        <w:t xml:space="preserve"> </w:t>
-      </w:r>
-      <w:r>
-        <w:t xml:space="preserve">clean, untouched data. Performance is </w:t>
-      </w:r>
-      <w:r>
-        <w:t>checked</w:t>
-      </w:r>
-      <w:r>
-        <w:t xml:space="preserve"> using both Accuracy</w:t>
-      </w:r>
-      <w:r>
-        <w:rPr>
-          <w:spacing w:val="-10"/>
-        </w:rPr>
-        <w:t xml:space="preserve"> </w:t>
-      </w:r>
-      <w:r>
-        <w:t>and</w:t>
-      </w:r>
-      <w:r>
-        <w:rPr>
-          <w:spacing w:val="-11"/>
-        </w:rPr>
-        <w:t xml:space="preserve"> </w:t>
-      </w:r>
-      <w:r>
-        <w:t>F1-score,</w:t>
-      </w:r>
-      <w:r>
-        <w:rPr>
-          <w:spacing w:val="-10"/>
-        </w:rPr>
-        <w:t xml:space="preserve"> </w:t>
-      </w:r>
-      <w:r>
-        <w:t>along</w:t>
-      </w:r>
-      <w:r>
-        <w:rPr>
-          <w:spacing w:val="-12"/>
-        </w:rPr>
-        <w:t xml:space="preserve"> </w:t>
-      </w:r>
-      <w:r>
-        <w:t>with</w:t>
-      </w:r>
-      <w:r>
-        <w:rPr>
-          <w:spacing w:val="-11"/>
-        </w:rPr>
-        <w:t xml:space="preserve"> </w:t>
-      </w:r>
-      <w:r>
-        <w:t>extra</w:t>
-      </w:r>
-      <w:r>
-        <w:rPr>
-          <w:spacing w:val="-11"/>
-        </w:rPr>
-        <w:t xml:space="preserve"> </w:t>
-      </w:r>
-      <w:r>
-        <w:rPr>
-          <w:spacing w:val="-11"/>
-        </w:rPr>
-        <w:t>measures</w:t>
-      </w:r>
-      <w:r>
-        <w:rPr>
-          <w:spacing w:val="-11"/>
-        </w:rPr>
-        <w:t xml:space="preserve"> </w:t>
-      </w:r>
-      <w:r>
-        <w:t>such</w:t>
-      </w:r>
-      <w:r>
-        <w:rPr>
-          <w:spacing w:val="-11"/>
-        </w:rPr>
-        <w:t xml:space="preserve"> </w:t>
-      </w:r>
-      <w:r>
-        <w:t>as relative degradation and variance across folds.</w:t>
+        <w:spacing w:before="84"/>
+        <w:ind w:left="199" w:right="334"/>
+        <w:rPr>
+          <w:lang w:val="en-IN"/>
+        </w:rPr>
+      </w:pPr>
+      <w:r>
+        <w:rPr>
+          <w:lang w:val="en-IN"/>
+        </w:rPr>
+        <w:t xml:space="preserve">In order to ensure a controlled experiment and fair evaluation, we have introduced noise only in the training data. However, only the clean, untouched data has been tested. For measuring performance, both Accuracy and F1-score are used. Other than these metrics, relative degradation and variance are used across various folds. </w:t>
       </w:r>
     </w:p>
     <w:p>
@@ -2655,14 +2291,7 @@
         <w:rPr>
           <w:sz w:val="20"/>
         </w:rPr>
-        <w:t>A</w:t>
-      </w:r>
-      <w:r>
-        <w:rPr>
-          <w:spacing w:val="-13"/>
-          <w:sz w:val="20"/>
-        </w:rPr>
-        <w:t xml:space="preserve"> </w:t>
+        <w:t xml:space="preserve">Provides a </w:t>
       </w:r>
       <w:r>
         <w:rPr>
@@ -2733,7 +2362,19 @@
         <w:rPr>
           <w:sz w:val="20"/>
         </w:rPr>
-        <w:t>machine learning models under controlled symmetric and asymmetric label noise.</w:t>
+        <w:t>machine learning models under</w:t>
+      </w:r>
+      <w:r>
+        <w:rPr>
+          <w:sz w:val="20"/>
+        </w:rPr>
+        <w:t xml:space="preserve"> specific types of</w:t>
+      </w:r>
+      <w:r>
+        <w:rPr>
+          <w:sz w:val="20"/>
+        </w:rPr>
+        <w:t xml:space="preserve"> noise.</w:t>
       </w:r>
     </w:p>
     <w:p>
@@ -2779,6 +2420,7 @@
         </w:tabs>
         <w:spacing w:before="80"/>
         <w:ind w:right="530"/>
+        <w:jc w:val="both"/>
         <w:rPr>
           <w:sz w:val="20"/>
         </w:rPr>
@@ -2787,108 +2429,13 @@
         <w:rPr>
           <w:sz w:val="20"/>
         </w:rPr>
-        <w:t>A</w:t>
-      </w:r>
-      <w:r>
-        <w:rPr>
-          <w:spacing w:val="-13"/>
+        <w:t>A cross-dataset evaluation that shows how robustness varies with different dataset characteristics</w:t>
+      </w:r>
+      <w:r>
+        <w:rPr>
           <w:sz w:val="20"/>
         </w:rPr>
-        <w:t xml:space="preserve"> </w:t>
-      </w:r>
-      <w:r>
-        <w:rPr>
-          <w:sz w:val="20"/>
-        </w:rPr>
-        <w:t>cross-dataset</w:t>
-      </w:r>
-      <w:r>
-        <w:rPr>
-          <w:spacing w:val="-12"/>
-          <w:sz w:val="20"/>
-        </w:rPr>
-        <w:t xml:space="preserve"> </w:t>
-      </w:r>
-      <w:r>
-        <w:rPr>
-          <w:sz w:val="20"/>
-        </w:rPr>
-        <w:t>evaluation</w:t>
-      </w:r>
-      <w:r>
-        <w:rPr>
-          <w:spacing w:val="-13"/>
-          <w:sz w:val="20"/>
-        </w:rPr>
-        <w:t xml:space="preserve"> </w:t>
-      </w:r>
-      <w:proofErr w:type="gramStart"/>
-      <w:r>
-        <w:rPr>
-          <w:sz w:val="20"/>
-        </w:rPr>
-        <w:t xml:space="preserve">showing </w:t>
-      </w:r>
-      <w:r>
-        <w:rPr>
-          <w:spacing w:val="-12"/>
-          <w:sz w:val="20"/>
-        </w:rPr>
-        <w:t xml:space="preserve"> </w:t>
-      </w:r>
-      <w:r>
-        <w:rPr>
-          <w:sz w:val="20"/>
-        </w:rPr>
-        <w:t>how</w:t>
-      </w:r>
-      <w:proofErr w:type="gramEnd"/>
-      <w:r>
-        <w:rPr>
-          <w:sz w:val="20"/>
-        </w:rPr>
-        <w:t xml:space="preserve"> robustness</w:t>
-      </w:r>
-      <w:r>
-        <w:rPr>
-          <w:spacing w:val="-2"/>
-          <w:sz w:val="20"/>
-        </w:rPr>
-        <w:t xml:space="preserve"> </w:t>
-      </w:r>
-      <w:proofErr w:type="gramStart"/>
-      <w:r>
-        <w:rPr>
-          <w:sz w:val="20"/>
-        </w:rPr>
-        <w:t>differ</w:t>
-      </w:r>
-      <w:proofErr w:type="gramEnd"/>
-      <w:r>
-        <w:rPr>
-          <w:spacing w:val="-2"/>
-          <w:sz w:val="20"/>
-        </w:rPr>
-        <w:t xml:space="preserve"> </w:t>
-      </w:r>
-      <w:r>
-        <w:rPr>
-          <w:sz w:val="20"/>
-        </w:rPr>
-        <w:t>with dataset</w:t>
-      </w:r>
-      <w:r>
-        <w:rPr>
-          <w:spacing w:val="-1"/>
-          <w:sz w:val="20"/>
-        </w:rPr>
-        <w:t xml:space="preserve"> </w:t>
-      </w:r>
-      <w:r>
-        <w:rPr>
-          <w:sz w:val="20"/>
-        </w:rPr>
-        <w:t>characteristics.</w:t>
+        <w:t>.</w:t>
       </w:r>
     </w:p>
     <w:p>
@@ -2903,6 +2450,7 @@
         </w:tabs>
         <w:spacing w:before="40"/>
         <w:ind w:right="132"/>
+        <w:jc w:val="both"/>
         <w:rPr>
           <w:sz w:val="20"/>
         </w:rPr>
@@ -2911,97 +2459,7 @@
         <w:rPr>
           <w:sz w:val="20"/>
         </w:rPr>
-        <w:t>An</w:t>
-      </w:r>
-      <w:r>
-        <w:rPr>
-          <w:spacing w:val="-13"/>
-          <w:sz w:val="20"/>
-        </w:rPr>
-        <w:t xml:space="preserve"> </w:t>
-      </w:r>
-      <w:r>
-        <w:rPr>
-          <w:sz w:val="20"/>
-        </w:rPr>
-        <w:t>analysis</w:t>
-      </w:r>
-      <w:r>
-        <w:rPr>
-          <w:spacing w:val="-12"/>
-          <w:sz w:val="20"/>
-        </w:rPr>
-        <w:t xml:space="preserve"> </w:t>
-      </w:r>
-      <w:r>
-        <w:rPr>
-          <w:sz w:val="20"/>
-        </w:rPr>
-        <w:t>of</w:t>
-      </w:r>
-      <w:r>
-        <w:rPr>
-          <w:spacing w:val="-13"/>
-          <w:sz w:val="20"/>
-        </w:rPr>
-        <w:t xml:space="preserve"> </w:t>
-      </w:r>
-      <w:r>
-        <w:rPr>
-          <w:sz w:val="20"/>
-        </w:rPr>
-        <w:t>performance</w:t>
-      </w:r>
-      <w:r>
-        <w:rPr>
-          <w:spacing w:val="-12"/>
-          <w:sz w:val="20"/>
-        </w:rPr>
-        <w:t xml:space="preserve"> </w:t>
-      </w:r>
-      <w:r>
-        <w:rPr>
-          <w:sz w:val="20"/>
-        </w:rPr>
-        <w:t>degradation</w:t>
-      </w:r>
-      <w:r>
-        <w:rPr>
-          <w:spacing w:val="-13"/>
-          <w:sz w:val="20"/>
-        </w:rPr>
-        <w:t xml:space="preserve"> </w:t>
-      </w:r>
-      <w:r>
-        <w:rPr>
-          <w:sz w:val="20"/>
-        </w:rPr>
-        <w:t>using</w:t>
-      </w:r>
-      <w:r>
-        <w:rPr>
-          <w:spacing w:val="-12"/>
-          <w:sz w:val="20"/>
-        </w:rPr>
-        <w:t xml:space="preserve"> </w:t>
-      </w:r>
-      <w:r>
-        <w:rPr>
-          <w:sz w:val="20"/>
-        </w:rPr>
-        <w:t xml:space="preserve">both Accuracy and F1-score, highlighting differences </w:t>
-      </w:r>
-      <w:r>
-        <w:rPr>
-          <w:sz w:val="20"/>
-        </w:rPr>
-        <w:t>among</w:t>
-      </w:r>
-      <w:r>
-        <w:rPr>
-          <w:sz w:val="20"/>
-        </w:rPr>
-        <w:t xml:space="preserve"> these metrics.</w:t>
+        <w:t>A detailed analysis of performance degradation using Accuracy and F1-score that clearly shows the differences in these metrics.</w:t>
       </w:r>
     </w:p>
     <w:p>
@@ -3016,6 +2474,7 @@
         </w:tabs>
         <w:spacing w:before="39"/>
         <w:ind w:right="110"/>
+        <w:jc w:val="both"/>
         <w:rPr>
           <w:sz w:val="20"/>
         </w:rPr>
@@ -3024,97 +2483,13 @@
         <w:rPr>
           <w:sz w:val="20"/>
         </w:rPr>
-        <w:t>Identification</w:t>
-      </w:r>
-      <w:r>
-        <w:rPr>
-          <w:spacing w:val="-13"/>
+        <w:t>Models that are consistently robust or highly sensitive to noise or discrepancies in data, are identified</w:t>
+      </w:r>
+      <w:r>
+        <w:rPr>
           <w:sz w:val="20"/>
         </w:rPr>
-        <w:t xml:space="preserve"> </w:t>
-      </w:r>
-      <w:r>
-        <w:rPr>
-          <w:sz w:val="20"/>
-        </w:rPr>
-        <w:t>of</w:t>
-      </w:r>
-      <w:r>
-        <w:rPr>
-          <w:spacing w:val="-12"/>
-          <w:sz w:val="20"/>
-        </w:rPr>
-        <w:t xml:space="preserve"> </w:t>
-      </w:r>
-      <w:r>
-        <w:rPr>
-          <w:sz w:val="20"/>
-        </w:rPr>
-        <w:t>models</w:t>
-      </w:r>
-      <w:r>
-        <w:rPr>
-          <w:spacing w:val="-13"/>
-          <w:sz w:val="20"/>
-        </w:rPr>
-        <w:t xml:space="preserve"> </w:t>
-      </w:r>
-      <w:r>
-        <w:rPr>
-          <w:sz w:val="20"/>
-        </w:rPr>
-        <w:t>that</w:t>
-      </w:r>
-      <w:r>
-        <w:rPr>
-          <w:spacing w:val="-12"/>
-          <w:sz w:val="20"/>
-        </w:rPr>
-        <w:t xml:space="preserve"> </w:t>
-      </w:r>
-      <w:r>
-        <w:rPr>
-          <w:sz w:val="20"/>
-        </w:rPr>
-        <w:t>are</w:t>
-      </w:r>
-      <w:r>
-        <w:rPr>
-          <w:spacing w:val="-13"/>
-          <w:sz w:val="20"/>
-        </w:rPr>
-        <w:t xml:space="preserve"> </w:t>
-      </w:r>
-      <w:r>
-        <w:rPr>
-          <w:sz w:val="20"/>
-        </w:rPr>
-        <w:t>consistently</w:t>
-      </w:r>
-      <w:r>
-        <w:rPr>
-          <w:spacing w:val="-12"/>
-          <w:sz w:val="20"/>
-        </w:rPr>
-        <w:t xml:space="preserve"> </w:t>
-      </w:r>
-      <w:r>
-        <w:rPr>
-          <w:sz w:val="20"/>
-        </w:rPr>
-        <w:t xml:space="preserve">robust or highly sensitive to </w:t>
-      </w:r>
-      <w:r>
-        <w:rPr>
-          <w:sz w:val="20"/>
-        </w:rPr>
-        <w:t>irregular</w:t>
-      </w:r>
-      <w:r>
-        <w:rPr>
-          <w:sz w:val="20"/>
-        </w:rPr>
-        <w:t xml:space="preserve"> labels.</w:t>
+        <w:t>.</w:t>
       </w:r>
     </w:p>
     <w:p>
@@ -3124,31 +2499,7 @@
         <w:ind w:left="199" w:right="41"/>
       </w:pPr>
       <w:r>
-        <w:t xml:space="preserve">The findings of this study </w:t>
-      </w:r>
-      <w:r>
-        <w:t>show</w:t>
-      </w:r>
-      <w:r>
-        <w:t xml:space="preserve"> practical</w:t>
-      </w:r>
-      <w:r>
-        <w:t xml:space="preserve"> insights</w:t>
-      </w:r>
-      <w:r>
-        <w:t xml:space="preserve"> into model selection in noisy environments and </w:t>
-      </w:r>
-      <w:r>
-        <w:t>underline</w:t>
-      </w:r>
-      <w:r>
-        <w:t xml:space="preserve"> the </w:t>
-      </w:r>
-      <w:r>
-        <w:t>value</w:t>
-      </w:r>
-      <w:r>
-        <w:t xml:space="preserve"> of robustness analysis in real-world machine learning applications.</w:t>
+        <w:t>The results of this study demonstrate the importance of robustness analysis as real-world machine-learning applications often face unpredictable conditions. The study also provides useful guidance for choosing models when data is noisy.</w:t>
       </w:r>
     </w:p>
     <w:p>
@@ -3192,58 +2543,15 @@
         <w:pStyle w:val="BodyText"/>
         <w:spacing w:before="80"/>
         <w:ind w:left="199" w:right="40"/>
-      </w:pPr>
-      <w:r>
-        <w:t>Label noise has long been recognized as a serious challenge in supervised classification because corrupted labels distort the</w:t>
-      </w:r>
-      <w:r>
-        <w:t xml:space="preserve"> learning </w:t>
-      </w:r>
-      <w:r>
-        <w:t>signal and can reduce generalization performance. Recent survey work shows that noisy-label learning</w:t>
-      </w:r>
-      <w:r>
-        <w:rPr>
-          <w:sz w:val="22"/>
-          <w:szCs w:val="22"/>
-        </w:rPr>
-        <w:t xml:space="preserve"> </w:t>
-      </w:r>
-      <w:r>
-        <w:t>is still a focus of research</w:t>
-      </w:r>
-      <w:r>
-        <w:t>, with major directions including noise-robust learning, data cleansing, sample</w:t>
-      </w:r>
-      <w:r>
-        <w:t xml:space="preserve"> selection</w:t>
-      </w:r>
-      <w:r>
-        <w:t>, and loss correction [9]. Much of this literature</w:t>
-      </w:r>
-      <w:r>
-        <w:t xml:space="preserve"> focuses</w:t>
-      </w:r>
-      <w:r>
-        <w:t xml:space="preserve"> on deep learning, but the core </w:t>
-      </w:r>
-      <w:r>
-        <w:t>issue</w:t>
-      </w:r>
-      <w:r>
-        <w:t xml:space="preserve"> is broader: when labels are unreliable, learned decision boundaries </w:t>
-      </w:r>
-      <w:r>
-        <w:t>can</w:t>
-      </w:r>
-      <w:r>
-        <w:t xml:space="preserve"> become</w:t>
-      </w:r>
-      <w:r>
-        <w:t xml:space="preserve"> unstable and evaluation </w:t>
-      </w:r>
-      <w:r>
-        <w:t>can become misleading.</w:t>
+        <w:rPr>
+          <w:lang w:val="en-IN"/>
+        </w:rPr>
+      </w:pPr>
+      <w:r>
+        <w:rPr>
+          <w:lang w:val="en-IN"/>
+        </w:rPr>
+        <w:t xml:space="preserve">In the world of supervised classification, label noise has long been considered a persistent challenge as corrupted labels are known to interfere with the learning signal. This can weaken the ability of model to generalise. Recent survey works show that noisy-label learning is still an active research area with major approaches including noise-robust learning, data-cleansing, sample selection and loss correction[9]. While most of this work focuses on deep learning, the above described challenge is not limited to it. With corrupted labels the decision boundaries become unstable and can lead to failure in reflecting true performance. </w:t>
       </w:r>
     </w:p>
     <w:p>
@@ -3251,155 +2559,15 @@
         <w:pStyle w:val="BodyText"/>
         <w:spacing w:before="82"/>
         <w:ind w:left="199" w:right="39"/>
-      </w:pPr>
-      <w:r>
-        <w:t>A common practice in noisy-label research is to</w:t>
-      </w:r>
-      <w:r>
-        <w:t xml:space="preserve"> </w:t>
-      </w:r>
-      <w:proofErr w:type="gramStart"/>
-      <w:r>
-        <w:t xml:space="preserve">evaluate </w:t>
-      </w:r>
-      <w:r>
-        <w:t xml:space="preserve"> models</w:t>
-      </w:r>
-      <w:proofErr w:type="gramEnd"/>
-      <w:r>
-        <w:t xml:space="preserve"> under controlled synthetic corruption so that degradation can be measured systematically [9], [10], [14]. Two standard label-noise settings are symmetric noise and asymmetric</w:t>
-      </w:r>
-      <w:r>
-        <w:rPr>
-          <w:spacing w:val="-5"/>
-        </w:rPr>
-        <w:t xml:space="preserve"> </w:t>
-      </w:r>
-      <w:r>
-        <w:t>noise</w:t>
-      </w:r>
-      <w:r>
-        <w:rPr>
-          <w:spacing w:val="-5"/>
-        </w:rPr>
-        <w:t xml:space="preserve"> </w:t>
-      </w:r>
-      <w:r>
-        <w:t>[9],</w:t>
-      </w:r>
-      <w:r>
-        <w:rPr>
-          <w:spacing w:val="-6"/>
-        </w:rPr>
-        <w:t xml:space="preserve"> </w:t>
-      </w:r>
-      <w:r>
-        <w:t>[10],</w:t>
-      </w:r>
-      <w:r>
-        <w:rPr>
-          <w:spacing w:val="-1"/>
-        </w:rPr>
-        <w:t xml:space="preserve"> </w:t>
-      </w:r>
-      <w:r>
-        <w:t>[14].</w:t>
-      </w:r>
-      <w:r>
-        <w:rPr>
-          <w:spacing w:val="-5"/>
-        </w:rPr>
-        <w:t xml:space="preserve"> </w:t>
-      </w:r>
-      <w:r>
-        <w:t>Symmetric</w:t>
-      </w:r>
-      <w:r>
-        <w:rPr>
-          <w:spacing w:val="-5"/>
-        </w:rPr>
-        <w:t xml:space="preserve"> </w:t>
-      </w:r>
-      <w:r>
-        <w:t>noise</w:t>
-      </w:r>
-      <w:r>
-        <w:rPr>
-          <w:spacing w:val="-6"/>
-        </w:rPr>
-        <w:t xml:space="preserve"> </w:t>
-      </w:r>
-      <w:r>
-        <w:t>represents random flipping of class labels, while asymmetric noise represents directional or class-dependent corruption. The di</w:t>
-      </w:r>
-      <w:r>
-        <w:t>fference</w:t>
-      </w:r>
-      <w:r>
-        <w:t xml:space="preserve"> is important because the two settings stress a classifier differently: symmetric noise weakens the training signal</w:t>
-      </w:r>
-      <w:r>
-        <w:rPr>
-          <w:spacing w:val="-8"/>
-        </w:rPr>
-        <w:t xml:space="preserve"> </w:t>
-      </w:r>
-      <w:r>
-        <w:t>more</w:t>
-      </w:r>
-      <w:r>
-        <w:rPr>
-          <w:spacing w:val="-8"/>
-        </w:rPr>
-        <w:t xml:space="preserve"> </w:t>
-      </w:r>
-      <w:r>
-        <w:t>uniformly,</w:t>
-      </w:r>
-      <w:r>
-        <w:rPr>
-          <w:spacing w:val="-8"/>
-        </w:rPr>
-        <w:t xml:space="preserve"> </w:t>
-      </w:r>
-      <w:r>
-        <w:t>whereas</w:t>
-      </w:r>
-      <w:r>
-        <w:rPr>
-          <w:spacing w:val="-9"/>
-        </w:rPr>
-        <w:t xml:space="preserve"> </w:t>
-      </w:r>
-      <w:r>
-        <w:t>asymmetric</w:t>
-      </w:r>
-      <w:r>
-        <w:rPr>
-          <w:spacing w:val="-8"/>
-        </w:rPr>
-        <w:t xml:space="preserve"> </w:t>
-      </w:r>
-      <w:r>
-        <w:t>noise</w:t>
-      </w:r>
-      <w:r>
-        <w:rPr>
-          <w:spacing w:val="-8"/>
-        </w:rPr>
-        <w:t xml:space="preserve"> </w:t>
-      </w:r>
-      <w:r>
-        <w:t>can</w:t>
-      </w:r>
-      <w:r>
-        <w:rPr>
-          <w:spacing w:val="-7"/>
-        </w:rPr>
-        <w:t xml:space="preserve"> </w:t>
-      </w:r>
-      <w:r>
-        <w:t>mimic realistic annotation bias or one-sided confusion between classes [9], [10], [14].</w:t>
+        <w:rPr>
+          <w:lang w:val="en-IN"/>
+        </w:rPr>
+      </w:pPr>
+      <w:r>
+        <w:rPr>
+          <w:lang w:val="en-IN"/>
+        </w:rPr>
+        <w:t>In noisy-label research, it is common to evaluate models under controlled synthetic corruption, as this allows performance degradation to be studied in a systematic manner [9], [10], [14]. The two standard settings used for such experiments are symmetric noise and asymmetric noise [9], [10], [14]. Symmetric noise refers to the random flipping of class labels, while asymmetric noise captures class-dependent or directional corruption. This distinction is important because the two settings influence classifiers in different ways: symmetric noise weakens the training signal more uniformly across classes, whereas asymmetric noise can resemble realistic annotation bias or one-sided confusion between specific categories [9], [10], [14].</w:t>
       </w:r>
     </w:p>
     <w:p>
@@ -3407,289 +2575,15 @@
         <w:pStyle w:val="BodyText"/>
         <w:spacing w:before="82"/>
         <w:ind w:left="199" w:right="38"/>
-      </w:pPr>
-      <w:r>
-        <w:t xml:space="preserve">Another trend visible in the literature is that robustness is </w:t>
-      </w:r>
-      <w:r>
-        <w:t>commonly</w:t>
-      </w:r>
-      <w:r>
-        <w:t xml:space="preserve"> discussed</w:t>
-      </w:r>
-      <w:r>
-        <w:t xml:space="preserve"> in the context of complex deep</w:t>
-      </w:r>
-      <w:r>
-        <w:rPr>
-          <w:sz w:val="22"/>
-          <w:szCs w:val="22"/>
-        </w:rPr>
-        <w:t xml:space="preserve"> </w:t>
-      </w:r>
-      <w:r>
-        <w:t>neural networks, mainly used in computer vision and medical imaging.</w:t>
-      </w:r>
-      <w:r>
-        <w:t xml:space="preserve"> </w:t>
-      </w:r>
-      <w:r>
-        <w:t>Recent literature on noisy-label learning emphasizes methods such as transition-matrix estimation, sample</w:t>
-      </w:r>
-      <w:r>
-        <w:rPr>
-          <w:spacing w:val="-13"/>
-        </w:rPr>
-        <w:t xml:space="preserve"> </w:t>
-      </w:r>
-      <w:r>
-        <w:t>selection,</w:t>
-      </w:r>
-      <w:r>
-        <w:rPr>
-          <w:spacing w:val="-12"/>
-        </w:rPr>
-        <w:t xml:space="preserve"> </w:t>
-      </w:r>
-      <w:r>
-        <w:t>loss</w:t>
-      </w:r>
-      <w:r>
-        <w:rPr>
-          <w:spacing w:val="-13"/>
-        </w:rPr>
-        <w:t xml:space="preserve"> </w:t>
-      </w:r>
-      <w:r>
-        <w:t>correction,</w:t>
-      </w:r>
-      <w:r>
-        <w:rPr>
-          <w:spacing w:val="-12"/>
-        </w:rPr>
-        <w:t xml:space="preserve"> </w:t>
-      </w:r>
-      <w:r>
-        <w:t>data</w:t>
-      </w:r>
-      <w:r>
-        <w:rPr>
-          <w:spacing w:val="-13"/>
-        </w:rPr>
-        <w:t xml:space="preserve"> </w:t>
-      </w:r>
-      <w:r>
-        <w:t>filtering,</w:t>
-      </w:r>
-      <w:r>
-        <w:rPr>
-          <w:spacing w:val="-12"/>
-        </w:rPr>
-        <w:t xml:space="preserve"> </w:t>
-      </w:r>
-      <w:r>
-        <w:t>and</w:t>
-      </w:r>
-      <w:r>
-        <w:rPr>
-          <w:spacing w:val="-11"/>
-        </w:rPr>
-        <w:t xml:space="preserve"> </w:t>
-      </w:r>
-      <w:r>
-        <w:t>confident learning [9], [12], [13], [14].</w:t>
-      </w:r>
-      <w:r>
-        <w:rPr>
-          <w:spacing w:val="-2"/>
-        </w:rPr>
-        <w:t xml:space="preserve"> </w:t>
-      </w:r>
-      <w:r>
-        <w:t xml:space="preserve">However, in many tabular-data applications, </w:t>
-      </w:r>
-      <w:r>
-        <w:t>classical machine learning</w:t>
-      </w:r>
-      <w:r>
-        <w:t xml:space="preserve"> models are still preferred</w:t>
-      </w:r>
-      <w:r>
-        <w:rPr>
-          <w:spacing w:val="-11"/>
-        </w:rPr>
-        <w:t xml:space="preserve"> </w:t>
-      </w:r>
-      <w:r>
-        <w:t>because</w:t>
-      </w:r>
-      <w:r>
-        <w:rPr>
-          <w:spacing w:val="-12"/>
-        </w:rPr>
-        <w:t xml:space="preserve"> </w:t>
-      </w:r>
-      <w:r>
-        <w:t>they</w:t>
-      </w:r>
-      <w:r>
-        <w:rPr>
-          <w:spacing w:val="-11"/>
-        </w:rPr>
-        <w:t xml:space="preserve"> </w:t>
-      </w:r>
-      <w:r>
-        <w:t>are</w:t>
-      </w:r>
-      <w:r>
-        <w:rPr>
-          <w:spacing w:val="-12"/>
-        </w:rPr>
-        <w:t xml:space="preserve"> </w:t>
-      </w:r>
-      <w:r>
-        <w:rPr>
-          <w:spacing w:val="-12"/>
-        </w:rPr>
-        <w:t xml:space="preserve">simpler to train, easier to understand, and more suitable for small </w:t>
-      </w:r>
-      <w:r>
-        <w:t>or structured datasets. This creates</w:t>
-      </w:r>
-      <w:r>
-        <w:rPr>
-          <w:spacing w:val="-13"/>
-        </w:rPr>
-        <w:t xml:space="preserve"> </w:t>
-      </w:r>
-      <w:r>
-        <w:t>a</w:t>
-      </w:r>
-      <w:r>
-        <w:rPr>
-          <w:spacing w:val="-12"/>
-        </w:rPr>
-        <w:t xml:space="preserve"> </w:t>
-      </w:r>
-      <w:r>
-        <w:t>useful</w:t>
-      </w:r>
-      <w:r>
-        <w:rPr>
-          <w:spacing w:val="-13"/>
-        </w:rPr>
-        <w:t xml:space="preserve"> </w:t>
-      </w:r>
-      <w:r>
-        <w:t>gap</w:t>
-      </w:r>
-      <w:r>
-        <w:rPr>
-          <w:spacing w:val="-12"/>
-        </w:rPr>
-        <w:t xml:space="preserve"> </w:t>
-      </w:r>
-      <w:r>
-        <w:t>for</w:t>
-      </w:r>
-      <w:r>
-        <w:rPr>
-          <w:spacing w:val="-13"/>
-        </w:rPr>
-        <w:t xml:space="preserve"> </w:t>
-      </w:r>
-      <w:r>
-        <w:t>comparative</w:t>
-      </w:r>
-      <w:r>
-        <w:rPr>
-          <w:spacing w:val="-12"/>
-        </w:rPr>
-        <w:t xml:space="preserve"> </w:t>
-      </w:r>
-      <w:r>
-        <w:t>studies</w:t>
-      </w:r>
-      <w:r>
-        <w:rPr>
-          <w:spacing w:val="-13"/>
-        </w:rPr>
-        <w:t xml:space="preserve"> </w:t>
-      </w:r>
-      <w:r>
-        <w:t>that</w:t>
-      </w:r>
-      <w:r>
-        <w:rPr>
-          <w:spacing w:val="-12"/>
-        </w:rPr>
-        <w:t xml:space="preserve"> </w:t>
-      </w:r>
-      <w:r>
-        <w:t>review</w:t>
-      </w:r>
-      <w:r>
-        <w:rPr>
-          <w:spacing w:val="-13"/>
-        </w:rPr>
-        <w:t xml:space="preserve"> </w:t>
-      </w:r>
-      <w:r>
-        <w:t>how traditional</w:t>
-      </w:r>
-      <w:r>
-        <w:rPr>
-          <w:spacing w:val="-13"/>
-        </w:rPr>
-        <w:t xml:space="preserve"> </w:t>
-      </w:r>
-      <w:r>
-        <w:t>classifiers</w:t>
-      </w:r>
-      <w:r>
-        <w:rPr>
-          <w:spacing w:val="-12"/>
-        </w:rPr>
-        <w:t xml:space="preserve"> </w:t>
-      </w:r>
-      <w:r>
-        <w:t>behave</w:t>
-      </w:r>
-      <w:r>
-        <w:rPr>
-          <w:spacing w:val="-13"/>
-        </w:rPr>
-        <w:t xml:space="preserve"> </w:t>
-      </w:r>
-      <w:r>
-        <w:t>under</w:t>
-      </w:r>
-      <w:r>
-        <w:rPr>
-          <w:spacing w:val="-12"/>
-        </w:rPr>
-        <w:t xml:space="preserve"> </w:t>
-      </w:r>
-      <w:r>
-        <w:t>noisy</w:t>
-      </w:r>
-      <w:r>
-        <w:rPr>
-          <w:spacing w:val="-13"/>
-        </w:rPr>
-        <w:t xml:space="preserve"> </w:t>
-      </w:r>
-      <w:r>
-        <w:t>supervision</w:t>
-      </w:r>
-      <w:r>
-        <w:rPr>
-          <w:spacing w:val="-12"/>
-        </w:rPr>
-        <w:t xml:space="preserve"> </w:t>
-      </w:r>
-      <w:r>
-        <w:t>without introducing specialized noise-handling algorithms.</w:t>
+        <w:rPr>
+          <w:lang w:val="en-IN"/>
+        </w:rPr>
+      </w:pPr>
+      <w:r>
+        <w:rPr>
+          <w:lang w:val="en-IN"/>
+        </w:rPr>
+        <w:t>Robustness has become a topic of significant interest among current studies on deep neural networks, especially those focused on computer vision and medical imaging tasks. Noise-tolerant learning techniques have gained prominence through approaches such as transition matrix estimation, sample selection, loss correction, data cleaning, and confident learning [9], [12], [13], [14]. On the other hand, there remain several tabular data applications that depend on classical machine learning models due to their simplicity in learning and interpretation and their compatibility with small or structured datasets. This trend can be used to conduct comparative research on the performance of classic classifiers when exposed to noise without noise mitigation techniques.</w:t>
       </w:r>
     </w:p>
     <w:p>
@@ -3718,54 +2612,7 @@
         <w:t>the patterns seen</w:t>
       </w:r>
       <w:r>
-        <w:t xml:space="preserve"> are stable [9]. In this work, the Breast Cancer Wisconsin (Diagnostic) dataset and the </w:t>
-      </w:r>
-      <w:proofErr w:type="gramStart"/>
-      <w:r>
-        <w:t>Adult</w:t>
-      </w:r>
-      <w:proofErr w:type="gramEnd"/>
-      <w:r>
-        <w:t xml:space="preserve"> dataset provide two contrasting test beds.</w:t>
-      </w:r>
-      <w:r>
-        <w:rPr>
-          <w:spacing w:val="-3"/>
-        </w:rPr>
-        <w:t xml:space="preserve"> </w:t>
-      </w:r>
-      <w:r>
-        <w:rPr>
-          <w:spacing w:val="-3"/>
-        </w:rPr>
-        <w:t>The breast cancer data from Wisconsin</w:t>
-      </w:r>
-      <w:r>
-        <w:rPr>
-          <w:spacing w:val="-3"/>
-        </w:rPr>
-        <w:t xml:space="preserve"> </w:t>
-      </w:r>
-      <w:r>
-        <w:t>contains</w:t>
-      </w:r>
-      <w:r>
-        <w:rPr>
-          <w:spacing w:val="-4"/>
-        </w:rPr>
-        <w:t xml:space="preserve"> </w:t>
-      </w:r>
-      <w:r>
-        <w:t xml:space="preserve">features computed from digitized images of fine needle aspirates of </w:t>
-      </w:r>
-      <w:r>
-        <w:t>breast</w:t>
-      </w:r>
-      <w:r>
-        <w:t xml:space="preserve"> </w:t>
-      </w:r>
-      <w:r>
-        <w:t>masses [1],</w:t>
+        <w:t xml:space="preserve"> are stable [9]. In this </w:t>
       </w:r>
     </w:p>
     <w:p>
@@ -3785,27 +2632,76 @@
         <w:ind w:left="199" w:right="343"/>
       </w:pPr>
       <w:r>
-        <w:t xml:space="preserve">while the </w:t>
-      </w:r>
-      <w:proofErr w:type="gramStart"/>
-      <w:r>
-        <w:t>Adult</w:t>
-      </w:r>
-      <w:proofErr w:type="gramEnd"/>
-      <w:r>
-        <w:t xml:space="preserve"> dataset is a larger tabular dataset with mixed feature types and missing data [2].</w:t>
-      </w:r>
-      <w:r>
-        <w:t xml:space="preserve"> </w:t>
-      </w:r>
-      <w:r>
-        <w:t xml:space="preserve">Because these datasets </w:t>
-      </w:r>
-      <w:r>
-        <w:t>vary</w:t>
-      </w:r>
-      <w:r>
-        <w:t xml:space="preserve"> in size, feature structure, and domain, they are </w:t>
+        <w:t>work, the Breast Cancer Wisconsin (Diagnostic) dataset and</w:t>
+      </w:r>
+      <w:r>
+        <w:t xml:space="preserve"> </w:t>
+      </w:r>
+      <w:r>
+        <w:t>the Adult dataset provide two contrasting test beds.</w:t>
+      </w:r>
+      <w:r>
+        <w:rPr>
+          <w:spacing w:val="-3"/>
+        </w:rPr>
+        <w:t xml:space="preserve"> </w:t>
+      </w:r>
+      <w:r>
+        <w:rPr>
+          <w:spacing w:val="-3"/>
+        </w:rPr>
+        <w:t>The breast cancer data from Wisconsin</w:t>
+      </w:r>
+      <w:r>
+        <w:rPr>
+          <w:spacing w:val="-3"/>
+        </w:rPr>
+        <w:t xml:space="preserve"> </w:t>
+      </w:r>
+      <w:r>
+        <w:t>contains</w:t>
+      </w:r>
+      <w:r>
+        <w:rPr>
+          <w:spacing w:val="-4"/>
+        </w:rPr>
+        <w:t xml:space="preserve"> </w:t>
+      </w:r>
+      <w:r>
+        <w:t>features computed from digitized images of fine needle aspirates of breast masses [1],</w:t>
+      </w:r>
+      <w:r>
+        <w:t xml:space="preserve"> </w:t>
+      </w:r>
+      <w:r>
+        <w:t xml:space="preserve">while the Adult dataset is a larger tabular dataset with </w:t>
+      </w:r>
+      <w:r>
+        <w:t>diverse</w:t>
+      </w:r>
+      <w:r>
+        <w:t xml:space="preserve"> feature </w:t>
+      </w:r>
+      <w:r>
+        <w:t>categories</w:t>
+      </w:r>
+      <w:r>
+        <w:t xml:space="preserve"> and missing data [2].</w:t>
+      </w:r>
+      <w:r>
+        <w:t xml:space="preserve"> </w:t>
+      </w:r>
+      <w:r>
+        <w:t>Since</w:t>
+      </w:r>
+      <w:r>
+        <w:t xml:space="preserve"> these datasets </w:t>
+      </w:r>
+      <w:r>
+        <w:t>have different</w:t>
+      </w:r>
+      <w:r>
+        <w:t xml:space="preserve"> size, feature structure, and domain, they are </w:t>
       </w:r>
       <w:r>
         <w:t>suitable</w:t>
@@ -3817,7 +2713,13 @@
         <w:t>similar</w:t>
       </w:r>
       <w:r>
-        <w:t xml:space="preserve"> across very different classification settings.</w:t>
+        <w:t xml:space="preserve"> across </w:t>
+      </w:r>
+      <w:r>
+        <w:t>\</w:t>
+      </w:r>
+      <w:r>
+        <w:t>different classification settings.</w:t>
       </w:r>
     </w:p>
     <w:p>
@@ -3825,195 +2727,15 @@
         <w:pStyle w:val="BodyText"/>
         <w:spacing w:before="81"/>
         <w:ind w:left="199" w:right="332"/>
-      </w:pPr>
-      <w:r>
-        <w:t>Therefore, in this study, we illustrate a comparative analysis of robustness</w:t>
-      </w:r>
-      <w:r>
-        <w:rPr>
-          <w:spacing w:val="-6"/>
-        </w:rPr>
-        <w:t xml:space="preserve"> </w:t>
-      </w:r>
-      <w:r>
-        <w:t>of</w:t>
-      </w:r>
-      <w:r>
-        <w:rPr>
-          <w:spacing w:val="-5"/>
-        </w:rPr>
-        <w:t xml:space="preserve"> </w:t>
-      </w:r>
-      <w:r>
-        <w:t>six</w:t>
-      </w:r>
-      <w:r>
-        <w:rPr>
-          <w:spacing w:val="-5"/>
-        </w:rPr>
-        <w:t xml:space="preserve"> </w:t>
-      </w:r>
-      <w:r>
-        <w:t>typical</w:t>
-      </w:r>
-      <w:r>
-        <w:rPr>
-          <w:spacing w:val="-5"/>
-        </w:rPr>
-        <w:t xml:space="preserve"> </w:t>
-      </w:r>
-      <w:r>
-        <w:t>machine learning</w:t>
-      </w:r>
-      <w:r>
-        <w:rPr>
-          <w:spacing w:val="-2"/>
-        </w:rPr>
-        <w:t xml:space="preserve"> </w:t>
-      </w:r>
-      <w:r>
-        <w:t>models</w:t>
-      </w:r>
-      <w:r>
-        <w:rPr>
-          <w:spacing w:val="-6"/>
-        </w:rPr>
-        <w:t xml:space="preserve"> </w:t>
-      </w:r>
-      <w:r>
-        <w:t>under</w:t>
-      </w:r>
-      <w:r>
-        <w:rPr>
-          <w:spacing w:val="-4"/>
-        </w:rPr>
-        <w:t xml:space="preserve"> </w:t>
-      </w:r>
-      <w:r>
-        <w:t>controlled</w:t>
-      </w:r>
-      <w:r>
-        <w:rPr>
-          <w:spacing w:val="-1"/>
-        </w:rPr>
-        <w:t xml:space="preserve"> </w:t>
-      </w:r>
-      <w:r>
-        <w:t>symmetric</w:t>
-      </w:r>
-      <w:r>
-        <w:rPr>
-          <w:spacing w:val="-5"/>
-        </w:rPr>
-        <w:t xml:space="preserve"> </w:t>
-      </w:r>
-      <w:r>
-        <w:t>and</w:t>
-      </w:r>
-      <w:r>
-        <w:rPr>
-          <w:spacing w:val="-2"/>
-        </w:rPr>
-        <w:t xml:space="preserve"> </w:t>
-      </w:r>
-      <w:r>
-        <w:t xml:space="preserve">asymmetric label noise </w:t>
-      </w:r>
-      <w:r>
-        <w:t>throughout</w:t>
-      </w:r>
-      <w:r>
-        <w:t xml:space="preserve"> two standard UCI datasets. </w:t>
-      </w:r>
-      <w:r>
-        <w:t>I</w:t>
-      </w:r>
-      <w:r>
-        <w:t xml:space="preserve">nstead of creating a new </w:t>
-      </w:r>
-      <w:r>
-        <w:t xml:space="preserve">noise-correction method, the </w:t>
-      </w:r>
-      <w:r>
-        <w:t>purpose</w:t>
-      </w:r>
-      <w:r>
-        <w:t xml:space="preserve"> is to identify which conventional models remain </w:t>
-      </w:r>
-      <w:r>
-        <w:t>firm</w:t>
-      </w:r>
-      <w:r>
-        <w:t xml:space="preserve">, which degrade sharply, and whether baseline accuracy aligns with true robustness under noisy training conditions. This </w:t>
-      </w:r>
-      <w:r>
-        <w:t>shapes</w:t>
-      </w:r>
-      <w:r>
-        <w:t xml:space="preserve"> the</w:t>
-      </w:r>
-      <w:r>
-        <w:rPr>
-          <w:spacing w:val="-2"/>
-        </w:rPr>
-        <w:t xml:space="preserve"> </w:t>
-      </w:r>
-      <w:r>
-        <w:t>study</w:t>
-      </w:r>
-      <w:r>
-        <w:rPr>
-          <w:spacing w:val="-1"/>
-        </w:rPr>
-        <w:t xml:space="preserve"> </w:t>
-      </w:r>
-      <w:r>
-        <w:t>practically</w:t>
-      </w:r>
-      <w:r>
-        <w:rPr>
-          <w:spacing w:val="-1"/>
-        </w:rPr>
-        <w:t xml:space="preserve"> </w:t>
-      </w:r>
-      <w:r>
-        <w:t>relevant</w:t>
-      </w:r>
-      <w:r>
-        <w:rPr>
-          <w:spacing w:val="-4"/>
-        </w:rPr>
-        <w:t xml:space="preserve"> </w:t>
-      </w:r>
-      <w:r>
-        <w:t>for</w:t>
-      </w:r>
-      <w:r>
-        <w:rPr>
-          <w:spacing w:val="-2"/>
-        </w:rPr>
-        <w:t xml:space="preserve"> </w:t>
-      </w:r>
-      <w:r>
-        <w:t>real</w:t>
-      </w:r>
-      <w:r>
-        <w:rPr>
-          <w:spacing w:val="-4"/>
-        </w:rPr>
-        <w:t xml:space="preserve"> </w:t>
-      </w:r>
-      <w:r>
-        <w:t>tabular-data</w:t>
-      </w:r>
-      <w:r>
-        <w:rPr>
-          <w:spacing w:val="-2"/>
-        </w:rPr>
-        <w:t xml:space="preserve"> </w:t>
-      </w:r>
-      <w:r>
-        <w:t>workflows where label quality cannot be fully guaranteed.</w:t>
+        <w:rPr>
+          <w:lang w:val="en-IN"/>
+        </w:rPr>
+      </w:pPr>
+      <w:r>
+        <w:rPr>
+          <w:lang w:val="en-IN"/>
+        </w:rPr>
+        <w:t>Therefore, rather than creating a new noise-correction method, the main aim of this work is to compare and analyse which conventional models remain consistent and which ones quickly collapse. This study also shows whether baseline accuracy truly reflects robustness when the training data is noisy. The focus is on keeping the work practical for tabular-data workflows where quality of label is not guaranteed.</w:t>
       </w:r>
     </w:p>
     <w:p>
@@ -4074,88 +2796,15 @@
         <w:pStyle w:val="BodyText"/>
         <w:spacing w:before="60"/>
         <w:ind w:left="199" w:right="338"/>
-      </w:pPr>
-      <w:r>
-        <w:t>The objective of this study is to evaluate the robustness of c</w:t>
-      </w:r>
-      <w:r>
-        <w:t>onventional</w:t>
-      </w:r>
-      <w:r>
-        <w:t xml:space="preserve"> machine learning classifiers under controlled label noise conditions. The work </w:t>
-      </w:r>
-      <w:r>
-        <w:t xml:space="preserve">looks at how different models perform when </w:t>
-      </w:r>
-      <w:r>
-        <w:t>incorrect</w:t>
-      </w:r>
-      <w:r>
-        <w:rPr>
-          <w:spacing w:val="-8"/>
-        </w:rPr>
-        <w:t xml:space="preserve"> </w:t>
-      </w:r>
-      <w:r>
-        <w:t>labels</w:t>
-      </w:r>
-      <w:r>
-        <w:rPr>
-          <w:spacing w:val="-9"/>
-        </w:rPr>
-        <w:t xml:space="preserve"> </w:t>
-      </w:r>
-      <w:r>
-        <w:t>are</w:t>
-      </w:r>
-      <w:r>
-        <w:rPr>
-          <w:spacing w:val="-4"/>
-        </w:rPr>
-        <w:t xml:space="preserve"> </w:t>
-      </w:r>
-      <w:r>
-        <w:t>introduced into the training data, wh</w:t>
-      </w:r>
-      <w:r>
-        <w:t>ereas</w:t>
-      </w:r>
-      <w:r>
-        <w:t xml:space="preserve"> the test data remains clean. The study</w:t>
-      </w:r>
-      <w:r>
-        <w:rPr>
-          <w:spacing w:val="-5"/>
-        </w:rPr>
-        <w:t xml:space="preserve"> </w:t>
-      </w:r>
-      <w:r>
-        <w:t>compares</w:t>
-      </w:r>
-      <w:r>
-        <w:rPr>
-          <w:sz w:val="22"/>
-          <w:szCs w:val="22"/>
-        </w:rPr>
-        <w:t xml:space="preserve"> </w:t>
-      </w:r>
-      <w:r>
-        <w:t>model results on different datasets</w:t>
-      </w:r>
-      <w:r>
-        <w:t xml:space="preserve">, noise types, and </w:t>
-      </w:r>
-      <w:r>
-        <w:t xml:space="preserve">amount of </w:t>
-      </w:r>
-      <w:r>
-        <w:t xml:space="preserve">noise using standard classification </w:t>
-      </w:r>
-      <w:r>
-        <w:rPr>
-          <w:spacing w:val="-2"/>
-        </w:rPr>
-        <w:t>metrics.</w:t>
+        <w:rPr>
+          <w:lang w:val="en-IN"/>
+        </w:rPr>
+      </w:pPr>
+      <w:r>
+        <w:rPr>
+          <w:lang w:val="en-IN"/>
+        </w:rPr>
+        <w:t>The objective of this study is to evaluate the robustness of conventional machine learning classifiers under controlled label noise. The idea is to see how different models perform when wrong labels are added to the training data, whereas testing data remains clean. Performance results on different datasets, noise types and amount of noise are compared using standard classification metrics.</w:t>
       </w:r>
     </w:p>
     <w:p>
@@ -4183,302 +2832,18 @@
         <w:pStyle w:val="BodyText"/>
         <w:spacing w:before="60"/>
         <w:ind w:left="199" w:right="342"/>
-      </w:pPr>
-      <w:r>
-        <w:t>Two benchmark tabular classification datasets were used in this</w:t>
-      </w:r>
-      <w:r>
-        <w:rPr>
-          <w:spacing w:val="10"/>
-        </w:rPr>
-        <w:t xml:space="preserve"> </w:t>
-      </w:r>
-      <w:r>
-        <w:t>work.</w:t>
-      </w:r>
-      <w:r>
-        <w:rPr>
-          <w:spacing w:val="11"/>
-        </w:rPr>
-        <w:t xml:space="preserve"> </w:t>
-      </w:r>
-      <w:r>
-        <w:t>The</w:t>
-      </w:r>
-      <w:r>
-        <w:rPr>
-          <w:spacing w:val="12"/>
-        </w:rPr>
-        <w:t xml:space="preserve"> </w:t>
-      </w:r>
-      <w:r>
-        <w:t>Breast</w:t>
-      </w:r>
-      <w:r>
-        <w:rPr>
-          <w:spacing w:val="10"/>
-        </w:rPr>
-        <w:t xml:space="preserve"> </w:t>
-      </w:r>
-      <w:r>
-        <w:t>Cancer</w:t>
-      </w:r>
-      <w:r>
-        <w:rPr>
-          <w:spacing w:val="10"/>
-        </w:rPr>
-        <w:t xml:space="preserve"> </w:t>
-      </w:r>
-      <w:r>
-        <w:rPr>
-          <w:spacing w:val="-2"/>
-        </w:rPr>
-        <w:t>dataset</w:t>
-      </w:r>
-      <w:r>
-        <w:t xml:space="preserve"> </w:t>
-      </w:r>
-      <w:r>
-        <w:t>[1] is relatively small, numerical, and clean, making it suitable</w:t>
-      </w:r>
-      <w:r>
-        <w:rPr>
-          <w:spacing w:val="-3"/>
-        </w:rPr>
-        <w:t xml:space="preserve"> </w:t>
-      </w:r>
-      <w:r>
-        <w:t>for</w:t>
-      </w:r>
-      <w:r>
-        <w:rPr>
-          <w:spacing w:val="-2"/>
-        </w:rPr>
-        <w:t xml:space="preserve"> </w:t>
-      </w:r>
-      <w:r>
-        <w:t>planned</w:t>
-      </w:r>
-      <w:r>
-        <w:rPr>
-          <w:spacing w:val="-2"/>
-        </w:rPr>
-        <w:t xml:space="preserve"> </w:t>
-      </w:r>
-      <w:proofErr w:type="gramStart"/>
-      <w:r>
-        <w:t>testing</w:t>
-      </w:r>
-      <w:r>
-        <w:t xml:space="preserve"> </w:t>
-      </w:r>
-      <w:r>
-        <w:rPr>
-          <w:spacing w:val="-2"/>
-        </w:rPr>
-        <w:t xml:space="preserve"> </w:t>
-      </w:r>
-      <w:r>
-        <w:t>and</w:t>
-      </w:r>
-      <w:proofErr w:type="gramEnd"/>
-      <w:r>
-        <w:rPr>
-          <w:spacing w:val="-4"/>
-        </w:rPr>
-        <w:t xml:space="preserve"> </w:t>
-      </w:r>
-      <w:r>
-        <w:t>debugging</w:t>
-      </w:r>
-      <w:r>
-        <w:rPr>
-          <w:spacing w:val="-4"/>
-        </w:rPr>
-        <w:t xml:space="preserve"> </w:t>
-      </w:r>
-      <w:r>
-        <w:t>of</w:t>
-      </w:r>
-      <w:r>
-        <w:rPr>
-          <w:spacing w:val="-4"/>
-        </w:rPr>
-        <w:t xml:space="preserve"> </w:t>
-      </w:r>
-      <w:r>
-        <w:t>the pipeline. The Adult Income dataset [2] is larger and more heterogeneous, containing a more realistic tabular setting with greater complexity. It was used to validate whether the observed robustness patterns remain consistent on a second dataset.</w:t>
-      </w:r>
-      <w:r>
-        <w:rPr>
-          <w:spacing w:val="-12"/>
-        </w:rPr>
-        <w:t xml:space="preserve"> </w:t>
-      </w:r>
-      <w:r>
-        <w:t>The</w:t>
-      </w:r>
-      <w:r>
-        <w:rPr>
-          <w:spacing w:val="-12"/>
-        </w:rPr>
-        <w:t xml:space="preserve"> </w:t>
-      </w:r>
-      <w:r>
-        <w:t>use</w:t>
-      </w:r>
-      <w:r>
-        <w:rPr>
-          <w:spacing w:val="-12"/>
-        </w:rPr>
-        <w:t xml:space="preserve"> </w:t>
-      </w:r>
-      <w:r>
-        <w:t>of</w:t>
-      </w:r>
-      <w:r>
-        <w:rPr>
-          <w:spacing w:val="-12"/>
-        </w:rPr>
-        <w:t xml:space="preserve"> </w:t>
-      </w:r>
-      <w:r>
-        <w:t>two</w:t>
-      </w:r>
-      <w:r>
-        <w:rPr>
-          <w:spacing w:val="-12"/>
-        </w:rPr>
-        <w:t xml:space="preserve"> </w:t>
-      </w:r>
-      <w:r>
-        <w:t>datasets</w:t>
-      </w:r>
-      <w:r>
-        <w:rPr>
-          <w:spacing w:val="-13"/>
-        </w:rPr>
-        <w:t xml:space="preserve"> </w:t>
-      </w:r>
-      <w:r>
-        <w:t>improves</w:t>
-      </w:r>
-      <w:r>
-        <w:rPr>
-          <w:spacing w:val="-12"/>
-        </w:rPr>
-        <w:t xml:space="preserve"> </w:t>
-      </w:r>
-      <w:r>
-        <w:t>the</w:t>
-      </w:r>
-      <w:r>
-        <w:rPr>
-          <w:spacing w:val="-12"/>
-        </w:rPr>
-        <w:t xml:space="preserve"> </w:t>
-      </w:r>
-      <w:r>
-        <w:t>reliability</w:t>
-      </w:r>
-      <w:r>
-        <w:rPr>
-          <w:spacing w:val="-12"/>
-        </w:rPr>
-        <w:t xml:space="preserve"> </w:t>
-      </w:r>
-      <w:r>
-        <w:t>of</w:t>
-      </w:r>
-      <w:r>
-        <w:rPr>
-          <w:spacing w:val="-12"/>
-        </w:rPr>
-        <w:t xml:space="preserve"> </w:t>
-      </w:r>
-      <w:r>
-        <w:t>the study</w:t>
-      </w:r>
-      <w:r>
-        <w:rPr>
-          <w:spacing w:val="-1"/>
-        </w:rPr>
-        <w:t xml:space="preserve"> </w:t>
-      </w:r>
-      <w:r>
-        <w:t>by</w:t>
-      </w:r>
-      <w:r>
-        <w:rPr>
-          <w:spacing w:val="-1"/>
-        </w:rPr>
-        <w:t xml:space="preserve"> </w:t>
-      </w:r>
-      <w:r>
-        <w:t>reducing</w:t>
-      </w:r>
-      <w:r>
-        <w:rPr>
-          <w:spacing w:val="-1"/>
-        </w:rPr>
-        <w:t xml:space="preserve"> </w:t>
-      </w:r>
-      <w:r>
-        <w:t>the</w:t>
-      </w:r>
-      <w:r>
-        <w:rPr>
-          <w:spacing w:val="-1"/>
-        </w:rPr>
-        <w:t xml:space="preserve"> </w:t>
-      </w:r>
-      <w:r>
-        <w:t>chance</w:t>
-      </w:r>
-      <w:r>
-        <w:rPr>
-          <w:spacing w:val="-1"/>
-        </w:rPr>
-        <w:t xml:space="preserve"> </w:t>
-      </w:r>
-      <w:r>
-        <w:t>that</w:t>
-      </w:r>
-      <w:r>
-        <w:rPr>
-          <w:spacing w:val="-2"/>
-        </w:rPr>
-        <w:t xml:space="preserve"> </w:t>
-      </w:r>
-      <w:r>
-        <w:t>conclusions</w:t>
-      </w:r>
-      <w:r>
-        <w:rPr>
-          <w:spacing w:val="-2"/>
-        </w:rPr>
-        <w:t xml:space="preserve"> </w:t>
-      </w:r>
-      <w:r>
-        <w:t>are</w:t>
-      </w:r>
-      <w:r>
-        <w:rPr>
-          <w:spacing w:val="-1"/>
-        </w:rPr>
-        <w:t xml:space="preserve"> </w:t>
-      </w:r>
-      <w:r>
-        <w:t>specific</w:t>
-      </w:r>
-      <w:r>
-        <w:rPr>
-          <w:spacing w:val="-2"/>
-        </w:rPr>
-        <w:t xml:space="preserve"> </w:t>
-      </w:r>
-      <w:r>
-        <w:t>to only one data distribution.</w:t>
+        <w:rPr>
+          <w:lang w:val="en-IN"/>
+        </w:rPr>
+      </w:pPr>
+      <w:r>
+        <w:t xml:space="preserve">Two </w:t>
+      </w:r>
+      <w:r>
+        <w:rPr>
+          <w:lang w:val="en-IN"/>
+        </w:rPr>
+        <w:t>We have used two benchmark datasets with tabular classification. The first dataset - Breast Cancer Wisconsin dataset [1] is comparatively smaller, numerical and clean. This makes it suitable for planned testing and debugging of the pipeline. The second dataset - Adult Income dataset [2] is larger and more diverse. It offers a more realistic tabular setting with higher complexity. It was used to check whether the robustness patterns observed, remain consistent on a second dataset. Hence, the use of two datasets helps lower the risk of conclusions being specific to only one data distribution.</w:t>
       </w:r>
       <w:r>
         <w:br/>
@@ -4635,7 +3000,7 @@
     </w:p>
     <w:tbl>
       <w:tblPr>
-        <w:tblW w:w="0" w:type="auto"/>
+        <w:tblW w:w="4894" w:type="dxa"/>
         <w:tblInd w:w="206" w:type="dxa"/>
         <w:tblBorders>
           <w:top w:val="single" w:sz="2" w:space="0" w:color="AAAAAA"/>
@@ -4653,19 +3018,19 @@
         <w:tblLook w:val="01E0" w:firstRow="1" w:lastRow="1" w:firstColumn="1" w:lastColumn="1" w:noHBand="0" w:noVBand="0"/>
       </w:tblPr>
       <w:tblGrid>
-        <w:gridCol w:w="917"/>
-        <w:gridCol w:w="882"/>
-        <w:gridCol w:w="838"/>
-        <w:gridCol w:w="1119"/>
-        <w:gridCol w:w="1067"/>
+        <w:gridCol w:w="986"/>
+        <w:gridCol w:w="949"/>
+        <w:gridCol w:w="901"/>
+        <w:gridCol w:w="1205"/>
+        <w:gridCol w:w="853"/>
       </w:tblGrid>
       <w:tr>
         <w:trPr>
-          <w:trHeight w:val="338"/>
+          <w:trHeight w:val="364"/>
         </w:trPr>
         <w:tc>
           <w:tcPr>
-            <w:tcW w:w="917" w:type="dxa"/>
+            <w:tcW w:w="986" w:type="dxa"/>
             <w:shd w:val="clear" w:color="auto" w:fill="D0D6E8"/>
           </w:tcPr>
           <w:p>
@@ -4691,7 +3056,7 @@
         </w:tc>
         <w:tc>
           <w:tcPr>
-            <w:tcW w:w="882" w:type="dxa"/>
+            <w:tcW w:w="949" w:type="dxa"/>
             <w:shd w:val="clear" w:color="auto" w:fill="D0D6E8"/>
           </w:tcPr>
           <w:p>
@@ -4716,7 +3081,7 @@
         </w:tc>
         <w:tc>
           <w:tcPr>
-            <w:tcW w:w="838" w:type="dxa"/>
+            <w:tcW w:w="901" w:type="dxa"/>
             <w:shd w:val="clear" w:color="auto" w:fill="D0D6E8"/>
           </w:tcPr>
           <w:p>
@@ -4741,7 +3106,7 @@
         </w:tc>
         <w:tc>
           <w:tcPr>
-            <w:tcW w:w="1119" w:type="dxa"/>
+            <w:tcW w:w="1205" w:type="dxa"/>
             <w:shd w:val="clear" w:color="auto" w:fill="D0D6E8"/>
           </w:tcPr>
           <w:p>
@@ -4782,7 +3147,7 @@
         </w:tc>
         <w:tc>
           <w:tcPr>
-            <w:tcW w:w="1067" w:type="dxa"/>
+            <w:tcW w:w="853" w:type="dxa"/>
             <w:shd w:val="clear" w:color="auto" w:fill="D0D6E8"/>
           </w:tcPr>
           <w:p>
@@ -4809,11 +3174,11 @@
       </w:tr>
       <w:tr>
         <w:trPr>
-          <w:trHeight w:val="710"/>
+          <w:trHeight w:val="724"/>
         </w:trPr>
         <w:tc>
           <w:tcPr>
-            <w:tcW w:w="917" w:type="dxa"/>
+            <w:tcW w:w="986" w:type="dxa"/>
           </w:tcPr>
           <w:p>
             <w:pPr>
@@ -4862,7 +3227,7 @@
         </w:tc>
         <w:tc>
           <w:tcPr>
-            <w:tcW w:w="882" w:type="dxa"/>
+            <w:tcW w:w="949" w:type="dxa"/>
           </w:tcPr>
           <w:p>
             <w:pPr>
@@ -4895,7 +3260,7 @@
         </w:tc>
         <w:tc>
           <w:tcPr>
-            <w:tcW w:w="838" w:type="dxa"/>
+            <w:tcW w:w="901" w:type="dxa"/>
           </w:tcPr>
           <w:p>
             <w:pPr>
@@ -4928,7 +3293,7 @@
         </w:tc>
         <w:tc>
           <w:tcPr>
-            <w:tcW w:w="1119" w:type="dxa"/>
+            <w:tcW w:w="1205" w:type="dxa"/>
           </w:tcPr>
           <w:p>
             <w:pPr>
@@ -4965,7 +3330,7 @@
         </w:tc>
         <w:tc>
           <w:tcPr>
-            <w:tcW w:w="1067" w:type="dxa"/>
+            <w:tcW w:w="853" w:type="dxa"/>
           </w:tcPr>
           <w:p>
             <w:pPr>
@@ -5032,11 +3397,11 @@
       </w:tr>
       <w:tr>
         <w:trPr>
-          <w:trHeight w:val="707"/>
+          <w:trHeight w:val="665"/>
         </w:trPr>
         <w:tc>
           <w:tcPr>
-            <w:tcW w:w="917" w:type="dxa"/>
+            <w:tcW w:w="986" w:type="dxa"/>
             <w:shd w:val="clear" w:color="auto" w:fill="F5F5F5"/>
           </w:tcPr>
           <w:p>
@@ -5074,7 +3439,7 @@
         </w:tc>
         <w:tc>
           <w:tcPr>
-            <w:tcW w:w="882" w:type="dxa"/>
+            <w:tcW w:w="949" w:type="dxa"/>
             <w:shd w:val="clear" w:color="auto" w:fill="F5F5F5"/>
           </w:tcPr>
           <w:p>
@@ -5109,7 +3474,7 @@
         </w:tc>
         <w:tc>
           <w:tcPr>
-            <w:tcW w:w="838" w:type="dxa"/>
+            <w:tcW w:w="901" w:type="dxa"/>
             <w:shd w:val="clear" w:color="auto" w:fill="F5F5F5"/>
           </w:tcPr>
           <w:p>
@@ -5144,7 +3509,7 @@
         </w:tc>
         <w:tc>
           <w:tcPr>
-            <w:tcW w:w="1119" w:type="dxa"/>
+            <w:tcW w:w="1205" w:type="dxa"/>
             <w:shd w:val="clear" w:color="auto" w:fill="F5F5F5"/>
           </w:tcPr>
           <w:p>
@@ -5182,7 +3547,7 @@
         </w:tc>
         <w:tc>
           <w:tcPr>
-            <w:tcW w:w="1067" w:type="dxa"/>
+            <w:tcW w:w="853" w:type="dxa"/>
             <w:shd w:val="clear" w:color="auto" w:fill="F5F5F5"/>
           </w:tcPr>
           <w:p>
@@ -5297,157 +3662,22 @@
         <w:pStyle w:val="BodyText"/>
         <w:spacing w:before="58"/>
         <w:ind w:left="199" w:right="333"/>
-      </w:pPr>
-      <w:r>
-        <w:t>Six classical supervised machine learning models were selected</w:t>
-      </w:r>
-      <w:r>
-        <w:rPr>
-          <w:spacing w:val="-5"/>
-        </w:rPr>
-        <w:t xml:space="preserve"> </w:t>
-      </w:r>
-      <w:r>
-        <w:t>for</w:t>
-      </w:r>
-      <w:r>
-        <w:rPr>
-          <w:spacing w:val="-10"/>
-        </w:rPr>
-        <w:t xml:space="preserve"> </w:t>
-      </w:r>
-      <w:r>
-        <w:t>comparison:</w:t>
-      </w:r>
-      <w:r>
-        <w:rPr>
-          <w:spacing w:val="-9"/>
-        </w:rPr>
-        <w:t xml:space="preserve"> </w:t>
-      </w:r>
-      <w:r>
-        <w:t>Logistic</w:t>
-      </w:r>
-      <w:r>
-        <w:rPr>
-          <w:spacing w:val="-8"/>
-        </w:rPr>
-        <w:t xml:space="preserve"> </w:t>
-      </w:r>
-      <w:r>
-        <w:t>Regression,</w:t>
-      </w:r>
-      <w:r>
-        <w:rPr>
-          <w:spacing w:val="-7"/>
-        </w:rPr>
-        <w:t xml:space="preserve"> </w:t>
-      </w:r>
-      <w:r>
-        <w:t>Decision</w:t>
-      </w:r>
-      <w:r>
-        <w:rPr>
-          <w:spacing w:val="-5"/>
-        </w:rPr>
-        <w:t xml:space="preserve"> </w:t>
-      </w:r>
-      <w:r>
-        <w:t>Tree, Random Forest,</w:t>
-      </w:r>
-      <w:r>
-        <w:rPr>
-          <w:spacing w:val="-3"/>
-        </w:rPr>
-        <w:t xml:space="preserve"> </w:t>
-      </w:r>
-      <w:r>
-        <w:t>Support</w:t>
-      </w:r>
-      <w:r>
-        <w:rPr>
-          <w:spacing w:val="-1"/>
-        </w:rPr>
-        <w:t xml:space="preserve"> </w:t>
-      </w:r>
-      <w:r>
-        <w:t>Vector Machine (SVM),</w:t>
-      </w:r>
-      <w:r>
-        <w:rPr>
-          <w:spacing w:val="-1"/>
-        </w:rPr>
-        <w:t xml:space="preserve"> </w:t>
-      </w:r>
-      <w:r>
-        <w:t xml:space="preserve">K-Nearest Neighbors (KNN), and </w:t>
-      </w:r>
-      <w:proofErr w:type="spellStart"/>
-      <w:r>
-        <w:t>LightGBM</w:t>
-      </w:r>
-      <w:proofErr w:type="spellEnd"/>
-      <w:r>
-        <w:t>. These models were chosen</w:t>
-      </w:r>
-      <w:r>
-        <w:rPr>
-          <w:spacing w:val="-13"/>
-        </w:rPr>
-        <w:t xml:space="preserve"> </w:t>
-      </w:r>
-      <w:r>
-        <w:t>because</w:t>
-      </w:r>
-      <w:r>
-        <w:rPr>
-          <w:spacing w:val="-12"/>
-        </w:rPr>
-        <w:t xml:space="preserve"> </w:t>
-      </w:r>
-      <w:r>
-        <w:t>they</w:t>
-      </w:r>
-      <w:r>
-        <w:rPr>
-          <w:spacing w:val="-13"/>
-        </w:rPr>
-        <w:t xml:space="preserve"> </w:t>
-      </w:r>
-      <w:r>
-        <w:t>represent</w:t>
-      </w:r>
-      <w:r>
-        <w:rPr>
-          <w:spacing w:val="-12"/>
-        </w:rPr>
-        <w:t xml:space="preserve"> </w:t>
-      </w:r>
-      <w:r>
-        <w:t>different</w:t>
-      </w:r>
-      <w:r>
-        <w:rPr>
-          <w:spacing w:val="-13"/>
-        </w:rPr>
-        <w:t xml:space="preserve"> </w:t>
-      </w:r>
-      <w:r>
-        <w:t>learning</w:t>
-      </w:r>
-      <w:r>
-        <w:rPr>
-          <w:spacing w:val="-12"/>
-        </w:rPr>
-        <w:t xml:space="preserve"> </w:t>
-      </w:r>
-      <w:r>
-        <w:t>mechanisms, including linear, tree-based, margin-based, instance-based, ensemble, and boosting approaches.</w:t>
+        <w:rPr>
+          <w:lang w:val="en-IN"/>
+        </w:rPr>
+      </w:pPr>
+      <w:r>
+        <w:rPr>
+          <w:lang w:val="en-IN"/>
+        </w:rPr>
+        <w:t>Six classical supervised machine learning models that we have chosen for robustness analysis and comparison are: Logistic Regression, Decision Tree, Random Forest, Support Vector Machine(SVM), K-Nearest Neighbours(KNN), and LightGBM. These specific models were selected because each model follows different learning approach - linear, tree-based, margin-based, instance based, ensemble and boosting.</w:t>
       </w:r>
     </w:p>
     <w:p>
       <w:pPr>
         <w:pStyle w:val="BodyText"/>
+        <w:spacing w:before="58"/>
+        <w:ind w:left="199" w:right="333"/>
         <w:sectPr>
           <w:pgSz w:w="11920" w:h="16850"/>
           <w:pgMar w:top="980" w:right="566" w:bottom="280" w:left="708" w:header="720" w:footer="720" w:gutter="0"/>
@@ -5789,15 +4019,15 @@
         <mc:AlternateContent>
           <mc:Choice Requires="wps">
             <w:drawing>
-              <wp:anchor distT="0" distB="0" distL="0" distR="0" simplePos="0" relativeHeight="15733248" behindDoc="0" locked="0" layoutInCell="1" allowOverlap="1" wp14:anchorId="6CCB877A" wp14:editId="57193B05">
+              <wp:anchor distT="0" distB="0" distL="0" distR="0" simplePos="0" relativeHeight="15733248" behindDoc="0" locked="0" layoutInCell="1" allowOverlap="1" wp14:anchorId="6CCB877A" wp14:editId="59EA7C8E">
                 <wp:simplePos x="0" y="0"/>
                 <wp:positionH relativeFrom="page">
-                  <wp:posOffset>550163</wp:posOffset>
+                  <wp:posOffset>547689</wp:posOffset>
                 </wp:positionH>
                 <wp:positionV relativeFrom="paragraph">
-                  <wp:posOffset>8401</wp:posOffset>
+                  <wp:posOffset>7938</wp:posOffset>
                 </wp:positionV>
-                <wp:extent cx="3166745" cy="2378075"/>
+                <wp:extent cx="3143250" cy="2395537"/>
                 <wp:effectExtent l="0" t="0" r="0" b="0"/>
                 <wp:wrapNone/>
                 <wp:docPr id="2" name="Textbox 2"/>
@@ -5813,7 +4043,7 @@
                       <wps:spPr>
                         <a:xfrm>
                           <a:off x="0" y="0"/>
-                          <a:ext cx="3166745" cy="2378075"/>
+                          <a:ext cx="3143250" cy="2395537"/>
                         </a:xfrm>
                         <a:prstGeom prst="rect">
                           <a:avLst/>
@@ -6806,7 +5036,6 @@
                                       <w:sz w:val="16"/>
                                     </w:rPr>
                                   </w:pPr>
-                                  <w:proofErr w:type="spellStart"/>
                                   <w:r>
                                     <w:rPr>
                                       <w:spacing w:val="-2"/>
@@ -6814,7 +5043,6 @@
                                     </w:rPr>
                                     <w:t>LightGBM</w:t>
                                   </w:r>
-                                  <w:proofErr w:type="spellEnd"/>
                                 </w:p>
                               </w:tc>
                               <w:tc>
@@ -6960,12 +5188,18 @@
                     </wps:wsp>
                   </a:graphicData>
                 </a:graphic>
+                <wp14:sizeRelH relativeFrom="margin">
+                  <wp14:pctWidth>0</wp14:pctWidth>
+                </wp14:sizeRelH>
+                <wp14:sizeRelV relativeFrom="margin">
+                  <wp14:pctHeight>0</wp14:pctHeight>
+                </wp14:sizeRelV>
               </wp:anchor>
             </w:drawing>
           </mc:Choice>
           <mc:Fallback>
             <w:pict>
-              <v:shape w14:anchorId="6CCB877A" id="Textbox 2" o:spid="_x0000_s1027" type="#_x0000_t202" style="position:absolute;left:0;text-align:left;margin-left:43.3pt;margin-top:.65pt;width:249.35pt;height:187.25pt;z-index:15733248;visibility:visible;mso-wrap-style:square;mso-wrap-distance-left:0;mso-wrap-distance-top:0;mso-wrap-distance-right:0;mso-wrap-distance-bottom:0;mso-position-horizontal:absolute;mso-position-horizontal-relative:page;mso-position-vertical:absolute;mso-position-vertical-relative:text;v-text-anchor:top" o:gfxdata="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" filled="f" stroked="f">
+              <v:shape w14:anchorId="6CCB877A" id="Textbox 2" o:spid="_x0000_s1027" type="#_x0000_t202" style="position:absolute;left:0;text-align:left;margin-left:43.15pt;margin-top:.65pt;width:247.5pt;height:188.6pt;z-index:15733248;visibility:visible;mso-wrap-style:square;mso-width-percent:0;mso-height-percent:0;mso-wrap-distance-left:0;mso-wrap-distance-top:0;mso-wrap-distance-right:0;mso-wrap-distance-bottom:0;mso-position-horizontal:absolute;mso-position-horizontal-relative:page;mso-position-vertical:absolute;mso-position-vertical-relative:text;mso-width-percent:0;mso-height-percent:0;mso-width-relative:margin;mso-height-relative:margin;v-text-anchor:top" o:gfxdata="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" filled="f" stroked="f">
                 <v:textbox inset="0,0,0,0">
                   <w:txbxContent>
                     <w:tbl>
@@ -7953,7 +6187,6 @@
                                 <w:sz w:val="16"/>
                               </w:rPr>
                             </w:pPr>
-                            <w:proofErr w:type="spellStart"/>
                             <w:r>
                               <w:rPr>
                                 <w:spacing w:val="-2"/>
@@ -7961,7 +6194,6 @@
                               </w:rPr>
                               <w:t>LightGBM</w:t>
                             </w:r>
-                            <w:proofErr w:type="spellEnd"/>
                           </w:p>
                         </w:tc>
                         <w:tc>
@@ -10273,25 +8505,37 @@
         <w:pStyle w:val="BodyText"/>
         <w:spacing w:before="120"/>
         <w:ind w:left="199" w:right="40"/>
-      </w:pPr>
-      <w:r>
-        <w:t xml:space="preserve">The complete experimental workflow was designed as a </w:t>
-      </w:r>
-      <w:r>
-        <w:rPr>
-          <w:spacing w:val="-2"/>
-        </w:rPr>
-        <w:t xml:space="preserve">controlled robustness pipeline. The pipeline proceeds through </w:t>
-      </w:r>
-      <w:r>
-        <w:t>the following steps:</w:t>
+        <w:rPr>
+          <w:lang w:val="en-IN"/>
+        </w:rPr>
+      </w:pPr>
+      <w:r>
+        <w:rPr>
+          <w:lang w:val="en-IN"/>
+        </w:rPr>
+        <w:t xml:space="preserve">The entire experimental workflow was set up as a controlled robustness pipeline. </w:t>
+      </w:r>
+      <w:r>
+        <w:rPr>
+          <w:lang w:val="en-IN"/>
+        </w:rPr>
+        <w:t>The following</w:t>
+      </w:r>
+      <w:r>
+        <w:rPr>
+          <w:lang w:val="en-IN"/>
+        </w:rPr>
+        <w:t xml:space="preserve"> are the steps in pipeline:</w:t>
       </w:r>
     </w:p>
     <w:p>
       <w:pPr>
         <w:pStyle w:val="BodyText"/>
-        <w:spacing w:before="117"/>
-        <w:ind w:left="199" w:right="41"/>
+        <w:spacing w:before="120"/>
+        <w:ind w:left="199" w:right="40"/>
+        <w:rPr>
+          <w:lang w:val="en-IN"/>
+        </w:rPr>
       </w:pPr>
       <w:r>
         <w:rPr>
@@ -10300,355 +8544,122 @@
         <w:t xml:space="preserve">Baseline Training: </w:t>
       </w:r>
       <w:r>
-        <w:t>For each dataset, the original clean dataset was first used to establish a reference performance. The data was split into training and testing sets, and all six models</w:t>
-      </w:r>
-      <w:r>
-        <w:rPr>
-          <w:spacing w:val="-12"/>
-        </w:rPr>
-        <w:t xml:space="preserve"> </w:t>
-      </w:r>
-      <w:r>
-        <w:t>were</w:t>
-      </w:r>
-      <w:r>
-        <w:rPr>
-          <w:spacing w:val="-12"/>
-        </w:rPr>
-        <w:t xml:space="preserve"> </w:t>
-      </w:r>
-      <w:r>
-        <w:t>trained</w:t>
-      </w:r>
-      <w:r>
-        <w:rPr>
-          <w:spacing w:val="-10"/>
-        </w:rPr>
-        <w:t xml:space="preserve"> </w:t>
-      </w:r>
-      <w:r>
-        <w:t>on</w:t>
-      </w:r>
-      <w:r>
-        <w:rPr>
-          <w:spacing w:val="-11"/>
-        </w:rPr>
-        <w:t xml:space="preserve"> </w:t>
-      </w:r>
-      <w:r>
-        <w:t>clean</w:t>
-      </w:r>
-      <w:r>
-        <w:rPr>
-          <w:spacing w:val="-11"/>
-        </w:rPr>
-        <w:t xml:space="preserve"> </w:t>
-      </w:r>
-      <w:r>
-        <w:t>labels.</w:t>
-      </w:r>
-      <w:r>
-        <w:rPr>
-          <w:spacing w:val="-11"/>
-        </w:rPr>
-        <w:t xml:space="preserve"> </w:t>
-      </w:r>
-      <w:r>
-        <w:t>Their</w:t>
-      </w:r>
-      <w:r>
-        <w:rPr>
-          <w:spacing w:val="-11"/>
-        </w:rPr>
-        <w:t xml:space="preserve"> </w:t>
-      </w:r>
-      <w:r>
-        <w:t>baseline</w:t>
-      </w:r>
-      <w:r>
-        <w:rPr>
-          <w:spacing w:val="-11"/>
-        </w:rPr>
-        <w:t xml:space="preserve"> </w:t>
-      </w:r>
-      <w:r>
-        <w:t>Accuracy and F1-score were recorded.</w:t>
+        <w:rPr>
+          <w:lang w:val="en-IN"/>
+        </w:rPr>
+        <w:t>In case of each dataset, the original clean dataset was first used to establish a baseline performance. Data was split into training and testing sets, and their Accuracy and F1-score were recorded.</w:t>
       </w:r>
     </w:p>
     <w:p>
       <w:pPr>
         <w:pStyle w:val="BodyText"/>
-        <w:spacing w:before="122"/>
-        <w:ind w:left="199" w:right="38"/>
-      </w:pPr>
-      <w:r>
-        <w:rPr>
-          <w:b/>
-        </w:rPr>
-        <w:t xml:space="preserve">Cross-Validation Setup: </w:t>
-      </w:r>
-      <w:r>
-        <w:t xml:space="preserve">To improve reliability and reduce </w:t>
-      </w:r>
-      <w:r>
-        <w:rPr>
-          <w:spacing w:val="-2"/>
-        </w:rPr>
-        <w:t>dependence</w:t>
-      </w:r>
-      <w:r>
-        <w:t xml:space="preserve"> </w:t>
-      </w:r>
-      <w:r>
-        <w:rPr>
-          <w:spacing w:val="-2"/>
-        </w:rPr>
-        <w:t>on</w:t>
-      </w:r>
-      <w:r>
-        <w:t xml:space="preserve"> </w:t>
-      </w:r>
-      <w:r>
-        <w:rPr>
-          <w:spacing w:val="-2"/>
-        </w:rPr>
-        <w:t>a</w:t>
-      </w:r>
-      <w:r>
-        <w:t xml:space="preserve"> </w:t>
-      </w:r>
-      <w:r>
-        <w:rPr>
-          <w:spacing w:val="-2"/>
-        </w:rPr>
-        <w:t>single</w:t>
-      </w:r>
-      <w:r>
-        <w:t xml:space="preserve"> </w:t>
-      </w:r>
-      <w:r>
-        <w:rPr>
-          <w:spacing w:val="-2"/>
-        </w:rPr>
-        <w:t>split, 5-fold</w:t>
-      </w:r>
-      <w:r>
-        <w:t xml:space="preserve"> </w:t>
-      </w:r>
-      <w:r>
-        <w:rPr>
-          <w:spacing w:val="-2"/>
-        </w:rPr>
-        <w:t>stratified</w:t>
-      </w:r>
-      <w:r>
-        <w:rPr>
-          <w:spacing w:val="2"/>
-        </w:rPr>
-        <w:t xml:space="preserve"> </w:t>
-      </w:r>
-      <w:r>
-        <w:rPr>
-          <w:spacing w:val="-2"/>
-        </w:rPr>
-        <w:t>cross-validation</w:t>
+        <w:spacing w:before="120"/>
+        <w:ind w:left="199" w:right="40"/>
+        <w:rPr>
+          <w:lang w:val="en-IN"/>
+        </w:rPr>
+      </w:pPr>
+      <w:r>
+        <w:rPr>
+          <w:b/>
+        </w:rPr>
+        <w:t>Cross-Validation Set</w:t>
+      </w:r>
+      <w:r>
+        <w:rPr>
+          <w:b/>
+        </w:rPr>
+        <w:t>-</w:t>
+      </w:r>
+      <w:r>
+        <w:rPr>
+          <w:b/>
+        </w:rPr>
+        <w:t xml:space="preserve">up: </w:t>
+      </w:r>
+      <w:r>
+        <w:rPr>
+          <w:lang w:val="en-IN"/>
+        </w:rPr>
+        <w:t>In order to make results more reliable and avoid dependency on a single unit , 5-fold stratified cross-validation [3] was applied. Stratification ensured that class proportions were preserved across folds.</w:t>
       </w:r>
     </w:p>
     <w:p>
       <w:pPr>
         <w:pStyle w:val="BodyText"/>
-        <w:ind w:left="199"/>
-        <w:jc w:val="left"/>
-      </w:pPr>
-      <w:r>
-        <w:t>[3]</w:t>
-      </w:r>
-      <w:r>
-        <w:rPr>
-          <w:spacing w:val="28"/>
-        </w:rPr>
-        <w:t xml:space="preserve"> </w:t>
-      </w:r>
-      <w:r>
-        <w:t>was</w:t>
-      </w:r>
-      <w:r>
-        <w:rPr>
-          <w:spacing w:val="28"/>
-        </w:rPr>
-        <w:t xml:space="preserve"> </w:t>
-      </w:r>
-      <w:r>
-        <w:t>used</w:t>
-      </w:r>
-      <w:r>
-        <w:rPr>
-          <w:spacing w:val="29"/>
-        </w:rPr>
-        <w:t xml:space="preserve"> </w:t>
-      </w:r>
-      <w:r>
-        <w:t>during</w:t>
-      </w:r>
-      <w:r>
-        <w:rPr>
-          <w:spacing w:val="29"/>
-        </w:rPr>
-        <w:t xml:space="preserve"> </w:t>
-      </w:r>
-      <w:r>
-        <w:t>robustness</w:t>
-      </w:r>
-      <w:r>
-        <w:rPr>
-          <w:spacing w:val="28"/>
-        </w:rPr>
-        <w:t xml:space="preserve"> </w:t>
-      </w:r>
-      <w:r>
-        <w:t>experiments.</w:t>
-      </w:r>
-      <w:r>
-        <w:rPr>
-          <w:spacing w:val="28"/>
-        </w:rPr>
-        <w:t xml:space="preserve"> </w:t>
-      </w:r>
-      <w:r>
-        <w:t>Stratification ensured that class proportions were preserved across folds.</w:t>
+        <w:spacing w:before="120"/>
+        <w:ind w:left="199" w:right="40"/>
+        <w:rPr>
+          <w:lang w:val="en-IN"/>
+        </w:rPr>
+      </w:pPr>
+      <w:r>
+        <w:rPr>
+          <w:b/>
+        </w:rPr>
+        <w:t xml:space="preserve">Noise Injection: </w:t>
+      </w:r>
+      <w:r>
+        <w:rPr>
+          <w:lang w:val="en-IN"/>
+        </w:rPr>
+        <w:t>As already mentioned, label noise was added only to training dataset</w:t>
+      </w:r>
+      <w:r>
+        <w:rPr>
+          <w:lang w:val="en-IN"/>
+        </w:rPr>
+        <w:t xml:space="preserve"> </w:t>
+      </w:r>
+      <w:r>
+        <w:rPr>
+          <w:lang w:val="en-IN"/>
+        </w:rPr>
+        <w:t>(at different levels: 0%, 10%, 20%, 30%), while test labels were kept untouched. This was done to ensure true generalisation. Symmetric noise randomly flipped a set percentage of labels, while asymmetric noise flipped labels in one direction from one class to another.</w:t>
       </w:r>
     </w:p>
     <w:p>
       <w:pPr>
         <w:pStyle w:val="BodyText"/>
-        <w:spacing w:before="122"/>
-        <w:ind w:left="199" w:right="38"/>
-      </w:pPr>
-      <w:r>
-        <w:rPr>
-          <w:b/>
-        </w:rPr>
-        <w:t xml:space="preserve">Noise Injection: </w:t>
-      </w:r>
-      <w:r>
-        <w:t>Label noise was introduced only into the training labels. The test labels were kept untouched so that evaluation reflected true generalization under noisy supervision. Symmetric noise randomly flipped a specified percentage of labels, while asymmetric noise flipped labels directionally from one class to another.</w:t>
+        <w:spacing w:before="120"/>
+        <w:ind w:left="199" w:right="40"/>
+        <w:rPr>
+          <w:lang w:val="en-IN"/>
+        </w:rPr>
+      </w:pPr>
+      <w:r>
+        <w:rPr>
+          <w:b/>
+        </w:rPr>
+        <w:t xml:space="preserve">Model Training and Evaluation: </w:t>
+      </w:r>
+      <w:r>
+        <w:t xml:space="preserve">For </w:t>
+      </w:r>
+      <w:r>
+        <w:rPr>
+          <w:lang w:val="en-IN"/>
+        </w:rPr>
+        <w:t>For each dataset, noise type, noise level, and fold, all the six models were trained on the noisy training set and tested on clean set.</w:t>
       </w:r>
     </w:p>
     <w:p>
       <w:pPr>
         <w:pStyle w:val="BodyText"/>
-        <w:spacing w:before="122"/>
-        <w:ind w:left="199" w:right="38"/>
-      </w:pPr>
-      <w:r>
-        <w:rPr>
-          <w:b/>
-        </w:rPr>
-        <w:t xml:space="preserve">Model Training and Evaluation: </w:t>
-      </w:r>
-      <w:r>
-        <w:t>For each dataset, each noise type, each noise level, and each fold, all six models were</w:t>
-      </w:r>
-      <w:r>
-        <w:rPr>
-          <w:spacing w:val="-5"/>
-        </w:rPr>
-        <w:t xml:space="preserve"> </w:t>
-      </w:r>
-      <w:r>
-        <w:t>trained</w:t>
-      </w:r>
-      <w:r>
-        <w:rPr>
-          <w:spacing w:val="-4"/>
-        </w:rPr>
-        <w:t xml:space="preserve"> </w:t>
-      </w:r>
-      <w:r>
-        <w:t>on</w:t>
-      </w:r>
-      <w:r>
-        <w:rPr>
-          <w:spacing w:val="-4"/>
-        </w:rPr>
-        <w:t xml:space="preserve"> </w:t>
-      </w:r>
-      <w:r>
-        <w:t>the</w:t>
-      </w:r>
-      <w:r>
-        <w:rPr>
-          <w:spacing w:val="-7"/>
-        </w:rPr>
-        <w:t xml:space="preserve"> </w:t>
-      </w:r>
-      <w:r>
-        <w:t>noisy</w:t>
-      </w:r>
-      <w:r>
-        <w:rPr>
-          <w:spacing w:val="-4"/>
-        </w:rPr>
-        <w:t xml:space="preserve"> </w:t>
-      </w:r>
-      <w:r>
-        <w:t>training</w:t>
-      </w:r>
-      <w:r>
-        <w:rPr>
-          <w:spacing w:val="-4"/>
-        </w:rPr>
-        <w:t xml:space="preserve"> </w:t>
-      </w:r>
-      <w:r>
-        <w:t>set</w:t>
-      </w:r>
-      <w:r>
-        <w:rPr>
-          <w:spacing w:val="-5"/>
-        </w:rPr>
-        <w:t xml:space="preserve"> </w:t>
-      </w:r>
-      <w:r>
-        <w:t>and</w:t>
-      </w:r>
-      <w:r>
-        <w:rPr>
-          <w:spacing w:val="-4"/>
-        </w:rPr>
-        <w:t xml:space="preserve"> </w:t>
-      </w:r>
-      <w:r>
-        <w:t>evaluated</w:t>
-      </w:r>
-      <w:r>
-        <w:rPr>
-          <w:spacing w:val="-4"/>
-        </w:rPr>
-        <w:t xml:space="preserve"> </w:t>
-      </w:r>
-      <w:r>
-        <w:t>on</w:t>
-      </w:r>
-      <w:r>
-        <w:rPr>
-          <w:spacing w:val="-4"/>
-        </w:rPr>
-        <w:t xml:space="preserve"> </w:t>
-      </w:r>
-      <w:r>
-        <w:t>the clean test set.</w:t>
-      </w:r>
-    </w:p>
-    <w:p>
-      <w:pPr>
-        <w:spacing w:before="210"/>
-        <w:ind w:left="912"/>
-        <w:rPr>
-          <w:b/>
-          <w:sz w:val="16"/>
-        </w:rPr>
-      </w:pPr>
+        <w:spacing w:before="120"/>
+        <w:ind w:left="199" w:right="40"/>
+        <w:rPr>
+          <w:lang w:val="en-IN"/>
+        </w:rPr>
+      </w:pPr>
+      <w:r>
+        <w:rPr>
+          <w:b/>
+          <w:spacing w:val="-2"/>
+          <w:sz w:val="16"/>
+        </w:rPr>
+        <w:br/>
+      </w:r>
       <w:r>
         <w:rPr>
           <w:b/>
@@ -10743,502 +8754,6 @@
         <w:spacing w:before="92"/>
         <w:ind w:left="158" w:right="351" w:firstLine="43"/>
         <w:jc w:val="both"/>
-        <w:rPr>
-          <w:i/>
-          <w:sz w:val="18"/>
-        </w:rPr>
-      </w:pPr>
-      <w:r>
-        <w:br w:type="column"/>
-      </w:r>
-      <w:r>
-        <w:rPr>
-          <w:i/>
-          <w:sz w:val="18"/>
-        </w:rPr>
-        <w:t>Fig. 1. Overall workflow of the proposed robustness evaluation framework</w:t>
-      </w:r>
-      <w:r>
-        <w:rPr>
-          <w:i/>
-          <w:spacing w:val="-12"/>
-          <w:sz w:val="18"/>
-        </w:rPr>
-        <w:t xml:space="preserve"> </w:t>
-      </w:r>
-      <w:r>
-        <w:rPr>
-          <w:i/>
-          <w:sz w:val="18"/>
-        </w:rPr>
-        <w:t>for</w:t>
-      </w:r>
-      <w:r>
-        <w:rPr>
-          <w:i/>
-          <w:spacing w:val="-11"/>
-          <w:sz w:val="18"/>
-        </w:rPr>
-        <w:t xml:space="preserve"> </w:t>
-      </w:r>
-      <w:r>
-        <w:rPr>
-          <w:i/>
-          <w:sz w:val="18"/>
-        </w:rPr>
-        <w:t>classical</w:t>
-      </w:r>
-      <w:r>
-        <w:rPr>
-          <w:i/>
-          <w:spacing w:val="-10"/>
-          <w:sz w:val="18"/>
-        </w:rPr>
-        <w:t xml:space="preserve"> </w:t>
-      </w:r>
-      <w:r>
-        <w:rPr>
-          <w:i/>
-          <w:sz w:val="18"/>
-        </w:rPr>
-        <w:t>machine</w:t>
-      </w:r>
-      <w:r>
-        <w:rPr>
-          <w:i/>
-          <w:spacing w:val="-11"/>
-          <w:sz w:val="18"/>
-        </w:rPr>
-        <w:t xml:space="preserve"> </w:t>
-      </w:r>
-      <w:r>
-        <w:rPr>
-          <w:i/>
-          <w:sz w:val="18"/>
-        </w:rPr>
-        <w:t>learning</w:t>
-      </w:r>
-      <w:r>
-        <w:rPr>
-          <w:i/>
-          <w:spacing w:val="-8"/>
-          <w:sz w:val="18"/>
-        </w:rPr>
-        <w:t xml:space="preserve"> </w:t>
-      </w:r>
-      <w:r>
-        <w:rPr>
-          <w:i/>
-          <w:sz w:val="18"/>
-        </w:rPr>
-        <w:t>models</w:t>
-      </w:r>
-      <w:r>
-        <w:rPr>
-          <w:i/>
-          <w:spacing w:val="-9"/>
-          <w:sz w:val="18"/>
-        </w:rPr>
-        <w:t xml:space="preserve"> </w:t>
-      </w:r>
-      <w:r>
-        <w:rPr>
-          <w:i/>
-          <w:sz w:val="18"/>
-        </w:rPr>
-        <w:t>under</w:t>
-      </w:r>
-      <w:r>
-        <w:rPr>
-          <w:i/>
-          <w:spacing w:val="-10"/>
-          <w:sz w:val="18"/>
-        </w:rPr>
-        <w:t xml:space="preserve"> </w:t>
-      </w:r>
-      <w:r>
-        <w:rPr>
-          <w:i/>
-          <w:sz w:val="18"/>
-        </w:rPr>
-        <w:t>label</w:t>
-      </w:r>
-      <w:r>
-        <w:rPr>
-          <w:i/>
-          <w:spacing w:val="-10"/>
-          <w:sz w:val="18"/>
-        </w:rPr>
-        <w:t xml:space="preserve"> </w:t>
-      </w:r>
-      <w:r>
-        <w:rPr>
-          <w:i/>
-          <w:spacing w:val="-2"/>
-          <w:sz w:val="18"/>
-        </w:rPr>
-        <w:t>noise.</w:t>
-      </w:r>
-    </w:p>
-    <w:p>
-      <w:pPr>
-        <w:pStyle w:val="Heading2"/>
-        <w:numPr>
-          <w:ilvl w:val="0"/>
-          <w:numId w:val="3"/>
-        </w:numPr>
-        <w:tabs>
-          <w:tab w:val="left" w:pos="370"/>
-        </w:tabs>
-        <w:spacing w:before="86"/>
-        <w:ind w:left="370" w:hanging="229"/>
-      </w:pPr>
-      <w:r>
-        <w:rPr>
-          <w:spacing w:val="-2"/>
-        </w:rPr>
-        <w:t>Performance</w:t>
-      </w:r>
-      <w:r>
-        <w:rPr>
-          <w:spacing w:val="3"/>
-        </w:rPr>
-        <w:t xml:space="preserve"> </w:t>
-      </w:r>
-      <w:r>
-        <w:rPr>
-          <w:spacing w:val="-2"/>
-        </w:rPr>
-        <w:t>Measures</w:t>
-      </w:r>
-    </w:p>
-    <w:p>
-      <w:pPr>
-        <w:pStyle w:val="BodyText"/>
-        <w:spacing w:before="60"/>
-        <w:ind w:left="141" w:right="343"/>
-      </w:pPr>
-      <w:r>
-        <w:rPr>
-          <w:b/>
-        </w:rPr>
-        <w:t xml:space="preserve">Accuracy: </w:t>
-      </w:r>
-      <w:r>
-        <w:t>Accuracy measures the proportion of correctly classified instances among all predictions.</w:t>
-      </w:r>
-    </w:p>
-    <w:p>
-      <w:pPr>
-        <w:pStyle w:val="BodyText"/>
-        <w:spacing w:before="80"/>
-        <w:ind w:left="141" w:right="335"/>
-      </w:pPr>
-      <w:r>
-        <w:rPr>
-          <w:b/>
-        </w:rPr>
-        <w:t xml:space="preserve">F1-score: </w:t>
-      </w:r>
-      <w:r>
-        <w:t>F1-score was used as a balanced performance measure because it</w:t>
-      </w:r>
-      <w:r>
-        <w:rPr>
-          <w:spacing w:val="-2"/>
-        </w:rPr>
-        <w:t xml:space="preserve"> </w:t>
-      </w:r>
-      <w:r>
-        <w:t>captures</w:t>
-      </w:r>
-      <w:r>
-        <w:rPr>
-          <w:spacing w:val="-3"/>
-        </w:rPr>
-        <w:t xml:space="preserve"> </w:t>
-      </w:r>
-      <w:r>
-        <w:t>both precision and recall, which is especially useful when class distributions are uneven.</w:t>
-      </w:r>
-    </w:p>
-    <w:p>
-      <w:pPr>
-        <w:pStyle w:val="BodyText"/>
-        <w:spacing w:before="81"/>
-        <w:ind w:left="141" w:right="342"/>
-      </w:pPr>
-      <w:r>
-        <w:rPr>
-          <w:b/>
-        </w:rPr>
-        <w:t xml:space="preserve">Relative Degradation: </w:t>
-      </w:r>
-      <w:r>
-        <w:t>To quantify robustness, the drop in performance from the clean baseline was computed as RPD(η) = (</w:t>
-      </w:r>
-      <w:proofErr w:type="gramStart"/>
-      <w:r>
-        <w:t>M(</w:t>
-      </w:r>
-      <w:proofErr w:type="gramEnd"/>
-      <w:r>
-        <w:t xml:space="preserve">0) − M(η)) / </w:t>
-      </w:r>
-      <w:proofErr w:type="gramStart"/>
-      <w:r>
-        <w:t>M(</w:t>
-      </w:r>
-      <w:proofErr w:type="gramEnd"/>
-      <w:r>
-        <w:t>0) × 100%. This shows how strongly each model deteriorates as noise increases.</w:t>
-      </w:r>
-    </w:p>
-    <w:p>
-      <w:pPr>
-        <w:spacing w:before="81"/>
-        <w:ind w:left="141" w:right="336"/>
-        <w:jc w:val="both"/>
-        <w:rPr>
-          <w:sz w:val="20"/>
-        </w:rPr>
-      </w:pPr>
-      <w:r>
-        <w:rPr>
-          <w:b/>
-          <w:sz w:val="20"/>
-        </w:rPr>
-        <w:t xml:space="preserve">Standard Deviation Across Folds: </w:t>
-      </w:r>
-      <w:r>
-        <w:rPr>
-          <w:sz w:val="20"/>
-        </w:rPr>
-        <w:t>The standard deviation of performance across cross-validation folds was used to analyze model stability.</w:t>
-      </w:r>
-    </w:p>
-    <w:p>
-      <w:pPr>
-        <w:pStyle w:val="Heading2"/>
-        <w:numPr>
-          <w:ilvl w:val="0"/>
-          <w:numId w:val="3"/>
-        </w:numPr>
-        <w:tabs>
-          <w:tab w:val="left" w:pos="370"/>
-        </w:tabs>
-        <w:spacing w:before="121"/>
-        <w:ind w:left="370" w:hanging="229"/>
-      </w:pPr>
-      <w:r>
-        <w:t>Result</w:t>
-      </w:r>
-      <w:r>
-        <w:rPr>
-          <w:spacing w:val="-13"/>
-        </w:rPr>
-        <w:t xml:space="preserve"> </w:t>
-      </w:r>
-      <w:r>
-        <w:t>Aggregation</w:t>
-      </w:r>
-      <w:r>
-        <w:rPr>
-          <w:spacing w:val="-12"/>
-        </w:rPr>
-        <w:t xml:space="preserve"> </w:t>
-      </w:r>
-      <w:r>
-        <w:t>and</w:t>
-      </w:r>
-      <w:r>
-        <w:rPr>
-          <w:spacing w:val="-11"/>
-        </w:rPr>
-        <w:t xml:space="preserve"> </w:t>
-      </w:r>
-      <w:r>
-        <w:rPr>
-          <w:spacing w:val="-2"/>
-        </w:rPr>
-        <w:t>Analysis</w:t>
-      </w:r>
-    </w:p>
-    <w:p>
-      <w:pPr>
-        <w:pStyle w:val="BodyText"/>
-        <w:spacing w:before="58"/>
-        <w:ind w:left="141" w:right="332"/>
-      </w:pPr>
-      <w:r>
-        <w:t xml:space="preserve">After all experiments were completed, the raw fold-wise outputs were aggregated into summary tables. For each combination of dataset, noise type, noise level, and model, the mean and standard deviation of both Accuracy and F1-score were computed. Additional analyses examined degradation trends, relative performance drop, robustness ranking of models, comparison between symmetric and asymmetric noise, and model-category-wise robustness </w:t>
-      </w:r>
-      <w:r>
-        <w:rPr>
-          <w:spacing w:val="-2"/>
-        </w:rPr>
-        <w:t>patterns.</w:t>
-      </w:r>
-    </w:p>
-    <w:p>
-      <w:pPr>
-        <w:pStyle w:val="Heading2"/>
-        <w:numPr>
-          <w:ilvl w:val="0"/>
-          <w:numId w:val="3"/>
-        </w:numPr>
-        <w:tabs>
-          <w:tab w:val="left" w:pos="381"/>
-        </w:tabs>
-        <w:spacing w:before="122"/>
-        <w:ind w:left="381" w:hanging="240"/>
-      </w:pPr>
-      <w:r>
-        <w:rPr>
-          <w:spacing w:val="-2"/>
-        </w:rPr>
-        <w:t>Reproducibility</w:t>
-      </w:r>
-      <w:r>
-        <w:rPr>
-          <w:spacing w:val="4"/>
-        </w:rPr>
-        <w:t xml:space="preserve"> </w:t>
-      </w:r>
-      <w:r>
-        <w:rPr>
-          <w:spacing w:val="-2"/>
-        </w:rPr>
-        <w:t>and</w:t>
-      </w:r>
-      <w:r>
-        <w:rPr>
-          <w:spacing w:val="5"/>
-        </w:rPr>
-        <w:t xml:space="preserve"> </w:t>
-      </w:r>
-      <w:r>
-        <w:rPr>
-          <w:spacing w:val="-2"/>
-        </w:rPr>
-        <w:t>Implementation</w:t>
-      </w:r>
-    </w:p>
-    <w:p>
-      <w:pPr>
-        <w:pStyle w:val="BodyText"/>
-        <w:spacing w:before="58"/>
-        <w:ind w:left="141" w:right="332"/>
-      </w:pPr>
-      <w:r>
-        <w:t>The experiments were implemented in Python using a notebook-based pipeline. Separate notebooks were maintained for baseline evaluation, noise generation, cross-validation</w:t>
-      </w:r>
-      <w:r>
-        <w:rPr>
-          <w:spacing w:val="-5"/>
-        </w:rPr>
-        <w:t xml:space="preserve"> </w:t>
-      </w:r>
-      <w:r>
-        <w:t>experiments,</w:t>
-      </w:r>
-      <w:r>
-        <w:rPr>
-          <w:spacing w:val="-5"/>
-        </w:rPr>
-        <w:t xml:space="preserve"> </w:t>
-      </w:r>
-      <w:r>
-        <w:t>and</w:t>
-      </w:r>
-      <w:r>
-        <w:rPr>
-          <w:spacing w:val="-6"/>
-        </w:rPr>
-        <w:t xml:space="preserve"> </w:t>
-      </w:r>
-      <w:r>
-        <w:t>analysis</w:t>
-      </w:r>
-      <w:r>
-        <w:rPr>
-          <w:spacing w:val="-11"/>
-        </w:rPr>
-        <w:t xml:space="preserve"> </w:t>
-      </w:r>
-      <w:r>
-        <w:t>plots</w:t>
-      </w:r>
-      <w:r>
-        <w:rPr>
-          <w:spacing w:val="-10"/>
-        </w:rPr>
-        <w:t xml:space="preserve"> </w:t>
-      </w:r>
-      <w:r>
-        <w:t>for</w:t>
-      </w:r>
-      <w:r>
-        <w:rPr>
-          <w:spacing w:val="-6"/>
-        </w:rPr>
-        <w:t xml:space="preserve"> </w:t>
-      </w:r>
-      <w:r>
-        <w:t>each</w:t>
-      </w:r>
-      <w:r>
-        <w:rPr>
-          <w:spacing w:val="-6"/>
-        </w:rPr>
-        <w:t xml:space="preserve"> </w:t>
-      </w:r>
-      <w:r>
-        <w:t>dataset.</w:t>
-      </w:r>
-      <w:r>
-        <w:rPr>
-          <w:spacing w:val="-7"/>
-        </w:rPr>
-        <w:t xml:space="preserve"> </w:t>
-      </w:r>
-      <w:r>
-        <w:t xml:space="preserve">A fixed random seed was used to improve reproducibility of </w:t>
-      </w:r>
-      <w:r>
-        <w:rPr>
-          <w:spacing w:val="-2"/>
-        </w:rPr>
-        <w:t>results.</w:t>
-      </w:r>
-    </w:p>
-    <w:p>
-      <w:pPr>
-        <w:pStyle w:val="BodyText"/>
-        <w:sectPr>
-          <w:type w:val="continuous"/>
-          <w:pgSz w:w="11920" w:h="16850"/>
-          <w:pgMar w:top="560" w:right="566" w:bottom="280" w:left="708" w:header="720" w:footer="720" w:gutter="0"/>
-          <w:cols w:num="2" w:space="720" w:equalWidth="0">
-            <w:col w:w="5109" w:space="177"/>
-            <w:col w:w="5360"/>
-          </w:cols>
-        </w:sectPr>
-      </w:pPr>
-    </w:p>
-    <w:p>
-      <w:pPr>
-        <w:pStyle w:val="Heading1"/>
-        <w:numPr>
-          <w:ilvl w:val="0"/>
-          <w:numId w:val="5"/>
-        </w:numPr>
-        <w:tabs>
-          <w:tab w:val="left" w:pos="6684"/>
-        </w:tabs>
-        <w:spacing w:before="205"/>
-        <w:ind w:left="6684" w:hanging="318"/>
-        <w:jc w:val="left"/>
       </w:pPr>
       <w:r>
         <w:rPr>
@@ -11247,15 +8762,15 @@
         <mc:AlternateContent>
           <mc:Choice Requires="wps">
             <w:drawing>
-              <wp:anchor distT="0" distB="0" distL="0" distR="0" simplePos="0" relativeHeight="15733760" behindDoc="0" locked="0" layoutInCell="1" allowOverlap="1" wp14:anchorId="743CFE1E" wp14:editId="62EDC732">
+              <wp:anchor distT="0" distB="0" distL="0" distR="0" simplePos="0" relativeHeight="15733760" behindDoc="0" locked="0" layoutInCell="1" allowOverlap="1" wp14:anchorId="743CFE1E" wp14:editId="71A422FB">
                 <wp:simplePos x="0" y="0"/>
                 <wp:positionH relativeFrom="page">
-                  <wp:posOffset>541019</wp:posOffset>
+                  <wp:posOffset>539087</wp:posOffset>
                 </wp:positionH>
                 <wp:positionV relativeFrom="paragraph">
-                  <wp:posOffset>-1010140</wp:posOffset>
+                  <wp:posOffset>54326</wp:posOffset>
                 </wp:positionV>
-                <wp:extent cx="3140710" cy="2106930"/>
+                <wp:extent cx="3140710" cy="2272352"/>
                 <wp:effectExtent l="0" t="0" r="0" b="0"/>
                 <wp:wrapNone/>
                 <wp:docPr id="11" name="Textbox 11"/>
@@ -11271,7 +8786,7 @@
                       <wps:spPr>
                         <a:xfrm>
                           <a:off x="0" y="0"/>
-                          <a:ext cx="3140710" cy="2106930"/>
+                          <a:ext cx="3140710" cy="2272352"/>
                         </a:xfrm>
                         <a:prstGeom prst="rect">
                           <a:avLst/>
@@ -12045,12 +9560,15 @@
                     </wps:wsp>
                   </a:graphicData>
                 </a:graphic>
+                <wp14:sizeRelV relativeFrom="margin">
+                  <wp14:pctHeight>0</wp14:pctHeight>
+                </wp14:sizeRelV>
               </wp:anchor>
             </w:drawing>
           </mc:Choice>
           <mc:Fallback>
             <w:pict>
-              <v:shape w14:anchorId="743CFE1E" id="Textbox 11" o:spid="_x0000_s1036" type="#_x0000_t202" style="position:absolute;left:0;text-align:left;margin-left:42.6pt;margin-top:-79.55pt;width:247.3pt;height:165.9pt;z-index:15733760;visibility:visible;mso-wrap-style:square;mso-wrap-distance-left:0;mso-wrap-distance-top:0;mso-wrap-distance-right:0;mso-wrap-distance-bottom:0;mso-position-horizontal:absolute;mso-position-horizontal-relative:page;mso-position-vertical:absolute;mso-position-vertical-relative:text;v-text-anchor:top" o:gfxdata="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" filled="f" stroked="f">
+              <v:shape w14:anchorId="743CFE1E" id="Textbox 11" o:spid="_x0000_s1036" type="#_x0000_t202" style="position:absolute;left:0;text-align:left;margin-left:42.45pt;margin-top:4.3pt;width:247.3pt;height:178.95pt;z-index:15733760;visibility:visible;mso-wrap-style:square;mso-height-percent:0;mso-wrap-distance-left:0;mso-wrap-distance-top:0;mso-wrap-distance-right:0;mso-wrap-distance-bottom:0;mso-position-horizontal:absolute;mso-position-horizontal-relative:page;mso-position-vertical:absolute;mso-position-vertical-relative:text;mso-height-percent:0;mso-height-relative:margin;v-text-anchor:top" o:gfxdata="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" filled="f" stroked="f">
                 <v:textbox inset="0,0,0,0">
                   <w:txbxContent>
                     <w:tbl>
@@ -12820,6 +10338,492 @@
         </mc:AlternateContent>
       </w:r>
       <w:r>
+        <w:br w:type="column"/>
+      </w:r>
+    </w:p>
+    <w:p>
+      <w:pPr>
+        <w:spacing w:before="92"/>
+        <w:ind w:left="158" w:right="351" w:firstLine="43"/>
+        <w:jc w:val="both"/>
+        <w:rPr>
+          <w:i/>
+          <w:sz w:val="18"/>
+        </w:rPr>
+      </w:pPr>
+      <w:r>
+        <w:rPr>
+          <w:i/>
+          <w:sz w:val="18"/>
+        </w:rPr>
+        <w:t>Fig. 1. Overall workflow of the proposed robustness evaluation framework</w:t>
+      </w:r>
+      <w:r>
+        <w:rPr>
+          <w:i/>
+          <w:spacing w:val="-12"/>
+          <w:sz w:val="18"/>
+        </w:rPr>
+        <w:t xml:space="preserve"> </w:t>
+      </w:r>
+      <w:r>
+        <w:rPr>
+          <w:i/>
+          <w:sz w:val="18"/>
+        </w:rPr>
+        <w:t>for</w:t>
+      </w:r>
+      <w:r>
+        <w:rPr>
+          <w:i/>
+          <w:spacing w:val="-11"/>
+          <w:sz w:val="18"/>
+        </w:rPr>
+        <w:t xml:space="preserve"> </w:t>
+      </w:r>
+      <w:r>
+        <w:rPr>
+          <w:i/>
+          <w:sz w:val="18"/>
+        </w:rPr>
+        <w:t>classical</w:t>
+      </w:r>
+      <w:r>
+        <w:rPr>
+          <w:i/>
+          <w:spacing w:val="-10"/>
+          <w:sz w:val="18"/>
+        </w:rPr>
+        <w:t xml:space="preserve"> </w:t>
+      </w:r>
+      <w:r>
+        <w:rPr>
+          <w:i/>
+          <w:sz w:val="18"/>
+        </w:rPr>
+        <w:t>machine</w:t>
+      </w:r>
+      <w:r>
+        <w:rPr>
+          <w:i/>
+          <w:spacing w:val="-11"/>
+          <w:sz w:val="18"/>
+        </w:rPr>
+        <w:t xml:space="preserve"> </w:t>
+      </w:r>
+      <w:r>
+        <w:rPr>
+          <w:i/>
+          <w:sz w:val="18"/>
+        </w:rPr>
+        <w:t>learning</w:t>
+      </w:r>
+      <w:r>
+        <w:rPr>
+          <w:i/>
+          <w:spacing w:val="-8"/>
+          <w:sz w:val="18"/>
+        </w:rPr>
+        <w:t xml:space="preserve"> </w:t>
+      </w:r>
+      <w:r>
+        <w:rPr>
+          <w:i/>
+          <w:sz w:val="18"/>
+        </w:rPr>
+        <w:t>models</w:t>
+      </w:r>
+      <w:r>
+        <w:rPr>
+          <w:i/>
+          <w:spacing w:val="-9"/>
+          <w:sz w:val="18"/>
+        </w:rPr>
+        <w:t xml:space="preserve"> </w:t>
+      </w:r>
+      <w:r>
+        <w:rPr>
+          <w:i/>
+          <w:sz w:val="18"/>
+        </w:rPr>
+        <w:t>under</w:t>
+      </w:r>
+      <w:r>
+        <w:rPr>
+          <w:i/>
+          <w:spacing w:val="-10"/>
+          <w:sz w:val="18"/>
+        </w:rPr>
+        <w:t xml:space="preserve"> </w:t>
+      </w:r>
+      <w:r>
+        <w:rPr>
+          <w:i/>
+          <w:sz w:val="18"/>
+        </w:rPr>
+        <w:t>label</w:t>
+      </w:r>
+      <w:r>
+        <w:rPr>
+          <w:i/>
+          <w:spacing w:val="-10"/>
+          <w:sz w:val="18"/>
+        </w:rPr>
+        <w:t xml:space="preserve"> </w:t>
+      </w:r>
+      <w:r>
+        <w:rPr>
+          <w:i/>
+          <w:spacing w:val="-2"/>
+          <w:sz w:val="18"/>
+        </w:rPr>
+        <w:t>noise.</w:t>
+      </w:r>
+    </w:p>
+    <w:p>
+      <w:pPr>
+        <w:pStyle w:val="Heading2"/>
+        <w:numPr>
+          <w:ilvl w:val="0"/>
+          <w:numId w:val="3"/>
+        </w:numPr>
+        <w:tabs>
+          <w:tab w:val="left" w:pos="370"/>
+        </w:tabs>
+        <w:spacing w:before="86"/>
+        <w:ind w:left="370" w:hanging="229"/>
+      </w:pPr>
+      <w:r>
+        <w:rPr>
+          <w:spacing w:val="-2"/>
+        </w:rPr>
+        <w:t>Performance</w:t>
+      </w:r>
+      <w:r>
+        <w:rPr>
+          <w:spacing w:val="3"/>
+        </w:rPr>
+        <w:t xml:space="preserve"> </w:t>
+      </w:r>
+      <w:r>
+        <w:rPr>
+          <w:spacing w:val="-2"/>
+        </w:rPr>
+        <w:t>Measures</w:t>
+      </w:r>
+    </w:p>
+    <w:p>
+      <w:pPr>
+        <w:pStyle w:val="BodyText"/>
+        <w:spacing w:before="60"/>
+        <w:ind w:left="141" w:right="343"/>
+      </w:pPr>
+      <w:r>
+        <w:rPr>
+          <w:b/>
+        </w:rPr>
+        <w:t xml:space="preserve">Accuracy: </w:t>
+      </w:r>
+      <w:r>
+        <w:t>Accuracy</w:t>
+      </w:r>
+      <w:r>
+        <w:t xml:space="preserve"> s</w:t>
+      </w:r>
+      <w:r>
+        <w:t>hows the number of correct predictions out of all cases.</w:t>
+      </w:r>
+    </w:p>
+    <w:p>
+      <w:pPr>
+        <w:pStyle w:val="BodyText"/>
+        <w:spacing w:before="80"/>
+        <w:ind w:left="141" w:right="335"/>
+        <w:rPr>
+          <w:lang w:val="en-IN"/>
+        </w:rPr>
+      </w:pPr>
+      <w:r>
+        <w:rPr>
+          <w:b/>
+        </w:rPr>
+        <w:t>F1-score:</w:t>
+      </w:r>
+      <w:r>
+        <w:rPr>
+          <w:b/>
+        </w:rPr>
+        <w:t xml:space="preserve"> </w:t>
+      </w:r>
+      <w:r>
+        <w:rPr>
+          <w:lang w:val="en-IN"/>
+        </w:rPr>
+        <w:t>F1-score was used as a</w:t>
+      </w:r>
+      <w:r>
+        <w:rPr>
+          <w:lang w:val="en-IN"/>
+        </w:rPr>
+        <w:t xml:space="preserve"> </w:t>
+      </w:r>
+      <w:r>
+        <w:rPr>
+          <w:lang w:val="en-IN"/>
+        </w:rPr>
+        <w:t>balanced performance metric as it is a combination of precision and recall. It works well in situations where data is unevenly distributed across classes.</w:t>
+      </w:r>
+    </w:p>
+    <w:p>
+      <w:pPr>
+        <w:pStyle w:val="BodyText"/>
+        <w:spacing w:before="80"/>
+        <w:ind w:left="141" w:right="335"/>
+        <w:rPr>
+          <w:lang w:val="en-IN"/>
+        </w:rPr>
+      </w:pPr>
+      <w:r>
+        <w:rPr>
+          <w:b/>
+        </w:rPr>
+        <w:t xml:space="preserve">Relative Degradation: </w:t>
+      </w:r>
+      <w:r>
+        <w:rPr>
+          <w:lang w:val="en-IN"/>
+        </w:rPr>
+        <w:t>We have used this metric to quantify robustness and measure the drop in performance from clean baseline. It is measured as :</w:t>
+      </w:r>
+    </w:p>
+    <w:p>
+      <w:pPr>
+        <w:pStyle w:val="BodyText"/>
+        <w:spacing w:before="80"/>
+        <w:ind w:left="141" w:right="335"/>
+        <w:rPr>
+          <w:sz w:val="18"/>
+          <w:szCs w:val="18"/>
+          <w:lang w:val="en-IN"/>
+        </w:rPr>
+      </w:pPr>
+      <w:r>
+        <w:rPr>
+          <w:sz w:val="18"/>
+          <w:szCs w:val="18"/>
+          <w:lang w:val="en-IN"/>
+        </w:rPr>
+        <w:t>RPD(η) = (M(0) − M(η)) / M(0) × 100%</w:t>
+      </w:r>
+    </w:p>
+    <w:p>
+      <w:pPr>
+        <w:spacing w:before="81"/>
+        <w:ind w:left="141" w:right="336"/>
+        <w:jc w:val="both"/>
+        <w:rPr>
+          <w:bCs/>
+          <w:sz w:val="20"/>
+          <w:lang w:val="en-IN"/>
+        </w:rPr>
+      </w:pPr>
+      <w:r>
+        <w:rPr>
+          <w:bCs/>
+          <w:sz w:val="20"/>
+          <w:lang w:val="en-IN"/>
+        </w:rPr>
+        <w:t xml:space="preserve">This shows how </w:t>
+      </w:r>
+      <w:r>
+        <w:rPr>
+          <w:bCs/>
+          <w:sz w:val="20"/>
+          <w:lang w:val="en-IN"/>
+        </w:rPr>
+        <w:t xml:space="preserve">performance of each model </w:t>
+      </w:r>
+      <w:r>
+        <w:rPr>
+          <w:bCs/>
+          <w:sz w:val="20"/>
+          <w:lang w:val="en-IN"/>
+        </w:rPr>
+        <w:t>declines as noise increases.</w:t>
+      </w:r>
+    </w:p>
+    <w:p>
+      <w:pPr>
+        <w:spacing w:before="81"/>
+        <w:ind w:left="141" w:right="336"/>
+        <w:jc w:val="both"/>
+        <w:rPr>
+          <w:sz w:val="20"/>
+        </w:rPr>
+      </w:pPr>
+      <w:r>
+        <w:rPr>
+          <w:b/>
+          <w:sz w:val="20"/>
+        </w:rPr>
+        <w:t xml:space="preserve">Standard Deviation Across Folds: </w:t>
+      </w:r>
+      <w:r>
+        <w:rPr>
+          <w:sz w:val="20"/>
+        </w:rPr>
+        <w:t>The standard deviation of performance across cross-validation folds was used to analyze model stability.</w:t>
+      </w:r>
+    </w:p>
+    <w:p>
+      <w:pPr>
+        <w:pStyle w:val="Heading2"/>
+        <w:numPr>
+          <w:ilvl w:val="0"/>
+          <w:numId w:val="3"/>
+        </w:numPr>
+        <w:tabs>
+          <w:tab w:val="left" w:pos="370"/>
+        </w:tabs>
+        <w:spacing w:before="121"/>
+        <w:ind w:left="370" w:hanging="229"/>
+      </w:pPr>
+      <w:r>
+        <w:t>Result</w:t>
+      </w:r>
+      <w:r>
+        <w:rPr>
+          <w:spacing w:val="-13"/>
+        </w:rPr>
+        <w:t xml:space="preserve"> </w:t>
+      </w:r>
+      <w:r>
+        <w:t>Aggregation</w:t>
+      </w:r>
+      <w:r>
+        <w:rPr>
+          <w:spacing w:val="-12"/>
+        </w:rPr>
+        <w:t xml:space="preserve"> </w:t>
+      </w:r>
+      <w:r>
+        <w:t>and</w:t>
+      </w:r>
+      <w:r>
+        <w:rPr>
+          <w:spacing w:val="-11"/>
+        </w:rPr>
+        <w:t xml:space="preserve"> </w:t>
+      </w:r>
+      <w:r>
+        <w:rPr>
+          <w:spacing w:val="-2"/>
+        </w:rPr>
+        <w:t>Analysis</w:t>
+      </w:r>
+    </w:p>
+    <w:p>
+      <w:pPr>
+        <w:pStyle w:val="BodyText"/>
+        <w:spacing w:before="58"/>
+        <w:ind w:left="141" w:right="332"/>
+      </w:pPr>
+      <w:r>
+        <w:t>After the experiments were done, we combined fold-wise outputs in summary tables. Reported mean and standard deviation of Accuracy and F1-score, for each dataset, noise type and level, and model</w:t>
+      </w:r>
+      <w:r>
+        <w:t>. Analysis was mainly on performance drop, degradation trends, robustness rank and symmetric versus asymmetric noise across models.</w:t>
+      </w:r>
+    </w:p>
+    <w:p>
+      <w:pPr>
+        <w:pStyle w:val="Heading2"/>
+        <w:numPr>
+          <w:ilvl w:val="0"/>
+          <w:numId w:val="3"/>
+        </w:numPr>
+        <w:tabs>
+          <w:tab w:val="left" w:pos="381"/>
+        </w:tabs>
+        <w:spacing w:before="122"/>
+        <w:ind w:left="381" w:hanging="240"/>
+      </w:pPr>
+      <w:r>
+        <w:rPr>
+          <w:spacing w:val="-2"/>
+        </w:rPr>
+        <w:t>Reproducibility</w:t>
+      </w:r>
+      <w:r>
+        <w:rPr>
+          <w:spacing w:val="4"/>
+        </w:rPr>
+        <w:t xml:space="preserve"> </w:t>
+      </w:r>
+      <w:r>
+        <w:rPr>
+          <w:spacing w:val="-2"/>
+        </w:rPr>
+        <w:t>and</w:t>
+      </w:r>
+      <w:r>
+        <w:rPr>
+          <w:spacing w:val="5"/>
+        </w:rPr>
+        <w:t xml:space="preserve"> </w:t>
+      </w:r>
+      <w:r>
+        <w:rPr>
+          <w:spacing w:val="-2"/>
+        </w:rPr>
+        <w:t>Implementation</w:t>
+      </w:r>
+    </w:p>
+    <w:p>
+      <w:pPr>
+        <w:pStyle w:val="BodyText"/>
+        <w:spacing w:before="58"/>
+        <w:ind w:left="141" w:right="332"/>
+      </w:pPr>
+      <w:r>
+        <w:t xml:space="preserve">Ran all experiments in Python using a notebook-based pipeline. Kept separate notebooks/scripts for baseline code, noise generation, cross-validation and analysis. </w:t>
+      </w:r>
+      <w:r>
+        <w:t>Also, u</w:t>
+      </w:r>
+      <w:r>
+        <w:t>sed a fixed random seed to improve reproducibility of results.</w:t>
+      </w:r>
+    </w:p>
+    <w:p>
+      <w:pPr>
+        <w:pStyle w:val="BodyText"/>
+        <w:sectPr>
+          <w:type w:val="continuous"/>
+          <w:pgSz w:w="11920" w:h="16850"/>
+          <w:pgMar w:top="560" w:right="566" w:bottom="280" w:left="708" w:header="720" w:footer="720" w:gutter="0"/>
+          <w:cols w:num="2" w:space="720" w:equalWidth="0">
+            <w:col w:w="5109" w:space="177"/>
+            <w:col w:w="5360"/>
+          </w:cols>
+        </w:sectPr>
+      </w:pPr>
+    </w:p>
+    <w:p>
+      <w:pPr>
+        <w:pStyle w:val="Heading1"/>
+        <w:numPr>
+          <w:ilvl w:val="0"/>
+          <w:numId w:val="5"/>
+        </w:numPr>
+        <w:tabs>
+          <w:tab w:val="left" w:pos="6684"/>
+        </w:tabs>
+        <w:spacing w:before="205"/>
+        <w:ind w:left="6684" w:hanging="318"/>
+        <w:jc w:val="left"/>
+      </w:pPr>
+      <w:r>
         <w:rPr>
           <w:spacing w:val="-2"/>
         </w:rPr>
@@ -12843,149 +10847,22 @@
         <w:pStyle w:val="BodyText"/>
         <w:spacing w:before="77"/>
         <w:ind w:left="5427" w:right="335"/>
-      </w:pPr>
-      <w:r>
-        <w:t>This</w:t>
-      </w:r>
-      <w:r>
-        <w:rPr>
-          <w:spacing w:val="-13"/>
-        </w:rPr>
-        <w:t xml:space="preserve"> </w:t>
-      </w:r>
-      <w:r>
-        <w:t>section</w:t>
-      </w:r>
-      <w:r>
-        <w:rPr>
-          <w:spacing w:val="-12"/>
-        </w:rPr>
-        <w:t xml:space="preserve"> </w:t>
-      </w:r>
-      <w:r>
-        <w:t>presents</w:t>
-      </w:r>
-      <w:r>
-        <w:rPr>
-          <w:spacing w:val="-13"/>
-        </w:rPr>
-        <w:t xml:space="preserve"> </w:t>
-      </w:r>
-      <w:r>
-        <w:t>the</w:t>
-      </w:r>
-      <w:r>
-        <w:rPr>
-          <w:spacing w:val="-12"/>
-        </w:rPr>
-        <w:t xml:space="preserve"> </w:t>
-      </w:r>
-      <w:r>
-        <w:t>experimental</w:t>
-      </w:r>
-      <w:r>
-        <w:rPr>
-          <w:spacing w:val="-13"/>
-        </w:rPr>
-        <w:t xml:space="preserve"> </w:t>
-      </w:r>
-      <w:r>
-        <w:t>findings</w:t>
-      </w:r>
-      <w:r>
-        <w:rPr>
-          <w:spacing w:val="-12"/>
-        </w:rPr>
-        <w:t xml:space="preserve"> </w:t>
-      </w:r>
-      <w:r>
-        <w:t>obtained</w:t>
-      </w:r>
-      <w:r>
-        <w:rPr>
-          <w:spacing w:val="-13"/>
-        </w:rPr>
-        <w:t xml:space="preserve"> </w:t>
-      </w:r>
-      <w:r>
-        <w:t>from the Breast Cancer Wisconsin and Adult Income datasets under</w:t>
-      </w:r>
-      <w:r>
-        <w:rPr>
-          <w:spacing w:val="-3"/>
-        </w:rPr>
-        <w:t xml:space="preserve"> </w:t>
-      </w:r>
-      <w:r>
-        <w:t>controlled</w:t>
-      </w:r>
-      <w:r>
-        <w:rPr>
-          <w:spacing w:val="-1"/>
-        </w:rPr>
-        <w:t xml:space="preserve"> </w:t>
-      </w:r>
-      <w:r>
-        <w:t>symmetric</w:t>
-      </w:r>
-      <w:r>
-        <w:rPr>
-          <w:spacing w:val="-3"/>
-        </w:rPr>
-        <w:t xml:space="preserve"> </w:t>
-      </w:r>
-      <w:r>
-        <w:t>and asymmetric</w:t>
-      </w:r>
-      <w:r>
-        <w:rPr>
-          <w:spacing w:val="-4"/>
-        </w:rPr>
-        <w:t xml:space="preserve"> </w:t>
-      </w:r>
-      <w:r>
-        <w:t>label</w:t>
-      </w:r>
-      <w:r>
-        <w:rPr>
-          <w:spacing w:val="-4"/>
-        </w:rPr>
-        <w:t xml:space="preserve"> </w:t>
-      </w:r>
-      <w:r>
-        <w:t>noise. The discussion focuses not only on raw</w:t>
-      </w:r>
-      <w:r>
-        <w:rPr>
-          <w:spacing w:val="-1"/>
-        </w:rPr>
-        <w:t xml:space="preserve"> </w:t>
-      </w:r>
-      <w:r>
-        <w:t>performance,</w:t>
-      </w:r>
-      <w:r>
-        <w:rPr>
-          <w:spacing w:val="-2"/>
-        </w:rPr>
-        <w:t xml:space="preserve"> </w:t>
-      </w:r>
-      <w:r>
-        <w:t>but also</w:t>
-      </w:r>
-      <w:r>
-        <w:rPr>
-          <w:spacing w:val="-1"/>
-        </w:rPr>
-        <w:t xml:space="preserve"> </w:t>
-      </w:r>
-      <w:r>
-        <w:t>on</w:t>
+        <w:rPr>
+          <w:lang w:val="en-IN"/>
+        </w:rPr>
+      </w:pPr>
+      <w:r>
+        <w:rPr>
+          <w:lang w:val="en-IN"/>
+        </w:rPr>
+        <w:t>This section focuses on the experimental findings from the Breast Cancer Winconsin and Adult Income datasets under controlled symmetric and asymmetric label noise. The discussion focuses not only on raw performance, but also on</w:t>
       </w:r>
     </w:p>
     <w:p>
       <w:pPr>
         <w:pStyle w:val="BodyText"/>
+        <w:spacing w:before="77"/>
+        <w:ind w:left="5427" w:right="335"/>
         <w:sectPr>
           <w:type w:val="continuous"/>
           <w:pgSz w:w="11920" w:h="16850"/>
@@ -13329,11 +11206,9 @@
         </w:rPr>
         <w:t xml:space="preserve"> </w:t>
       </w:r>
-      <w:proofErr w:type="spellStart"/>
       <w:r>
         <w:t>LightGBM</w:t>
       </w:r>
-      <w:proofErr w:type="spellEnd"/>
       <w:r>
         <w:rPr>
           <w:spacing w:val="-1"/>
@@ -13532,15 +11407,7 @@
         <w:t xml:space="preserve"> </w:t>
       </w:r>
       <w:r>
-        <w:t xml:space="preserve">data complexity, mixed feature types, and class imbalance. </w:t>
-      </w:r>
-      <w:proofErr w:type="spellStart"/>
-      <w:r>
-        <w:t>LightGBM</w:t>
-      </w:r>
-      <w:proofErr w:type="spellEnd"/>
-      <w:r>
-        <w:t xml:space="preserve"> achieved the best baseline accuracy of 87.4% with an F1-score of 71.3%, followed by Random Forest at 85.9% accuracy and 67.9% F1-score, and SVM at 84.9% accuracy</w:t>
+        <w:t>data complexity, mixed feature types, and class imbalance. LightGBM achieved the best baseline accuracy of 87.4% with an F1-score of 71.3%, followed by Random Forest at 85.9% accuracy and 67.9% F1-score, and SVM at 84.9% accuracy</w:t>
       </w:r>
       <w:r>
         <w:rPr>
@@ -13657,15 +11524,7 @@
         <w:t xml:space="preserve"> </w:t>
       </w:r>
       <w:r>
-        <w:t xml:space="preserve">Tree again produced the weakest baseline results at 81.4% accuracy and 61.8% F1-score. These results suggest that ensemble- and boosting-based methods are better suited to the </w:t>
-      </w:r>
-      <w:proofErr w:type="gramStart"/>
-      <w:r>
-        <w:t>Adult</w:t>
-      </w:r>
-      <w:proofErr w:type="gramEnd"/>
-      <w:r>
-        <w:t xml:space="preserve"> dataset, whereas margin-based learning is especially</w:t>
+        <w:t>Tree again produced the weakest baseline results at 81.4% accuracy and 61.8% F1-score. These results suggest that ensemble- and boosting-based methods are better suited to the Adult dataset, whereas margin-based learning is especially</w:t>
       </w:r>
       <w:r>
         <w:rPr>
@@ -13961,21 +11820,12 @@
           <w:sz w:val="16"/>
         </w:rPr>
       </w:pPr>
-      <w:proofErr w:type="spellStart"/>
-      <w:r>
-        <w:rPr>
-          <w:b/>
-          <w:sz w:val="16"/>
-        </w:rPr>
-        <w:t>Asym</w:t>
-      </w:r>
-      <w:proofErr w:type="spellEnd"/>
-      <w:r>
-        <w:rPr>
-          <w:b/>
-          <w:sz w:val="16"/>
-        </w:rPr>
-        <w:t>.</w:t>
+      <w:r>
+        <w:rPr>
+          <w:b/>
+          <w:sz w:val="16"/>
+        </w:rPr>
+        <w:t>Asym.</w:t>
       </w:r>
       <w:r>
         <w:rPr>
@@ -14040,7 +11890,7 @@
       </w:tblGrid>
       <w:tr>
         <w:trPr>
-          <w:trHeight w:val="342"/>
+          <w:trHeight w:val="497"/>
         </w:trPr>
         <w:tc>
           <w:tcPr>
@@ -14224,7 +12074,7 @@
       </w:tr>
       <w:tr>
         <w:trPr>
-          <w:trHeight w:val="340"/>
+          <w:trHeight w:val="419"/>
         </w:trPr>
         <w:tc>
           <w:tcPr>
@@ -14474,7 +12324,7 @@
       </w:tr>
       <w:tr>
         <w:trPr>
-          <w:trHeight w:val="338"/>
+          <w:trHeight w:val="446"/>
         </w:trPr>
         <w:tc>
           <w:tcPr>
@@ -14489,7 +12339,6 @@
                 <w:sz w:val="16"/>
               </w:rPr>
             </w:pPr>
-            <w:proofErr w:type="spellStart"/>
             <w:r>
               <w:rPr>
                 <w:spacing w:val="-2"/>
@@ -14497,7 +12346,6 @@
               </w:rPr>
               <w:t>LightGBM</w:t>
             </w:r>
-            <w:proofErr w:type="spellEnd"/>
           </w:p>
         </w:tc>
         <w:tc>
@@ -15370,13 +13218,8 @@
         <w:br w:type="column"/>
       </w:r>
       <w:r>
-        <w:t xml:space="preserve">contrast, Decision Tree exhibited the strongest degradation with a 26.3% relative drop, confirming that greedy split-based learning is highly sensitive to incorrect labels. </w:t>
-      </w:r>
-      <w:proofErr w:type="spellStart"/>
-      <w:r>
-        <w:t>LightGBM</w:t>
-      </w:r>
-      <w:proofErr w:type="spellEnd"/>
+        <w:t>contrast, Decision Tree exhibited the strongest degradation with a 26.3% relative drop, confirming that greedy split-based learning is highly sensitive to incorrect labels. LightGBM</w:t>
+      </w:r>
       <w:r>
         <w:rPr>
           <w:spacing w:val="-7"/>
@@ -15610,23 +13453,7 @@
         <w:t xml:space="preserve"> </w:t>
       </w:r>
       <w:r>
-        <w:t xml:space="preserve">a 1.1% relative accuracy drop at 30% noise. Logistic Regression ranked second at 1.7%, and </w:t>
-      </w:r>
-      <w:proofErr w:type="spellStart"/>
-      <w:r>
-        <w:t>LightGBM</w:t>
-      </w:r>
-      <w:proofErr w:type="spellEnd"/>
-      <w:r>
-        <w:t xml:space="preserve"> ranked third at 1.9%, which is notable because </w:t>
-      </w:r>
-      <w:proofErr w:type="spellStart"/>
-      <w:r>
-        <w:t>LightGBM</w:t>
-      </w:r>
-      <w:proofErr w:type="spellEnd"/>
-      <w:r>
-        <w:t xml:space="preserve"> also achieved the best baseline performance on this dataset. Decision Tree remained the weakest model, with a 24.2% relative drop. KNN degraded sharply at 14.8%, while Random Forest showed moderate degradation at 8.5%.</w:t>
+        <w:t>a 1.1% relative accuracy drop at 30% noise. Logistic Regression ranked second at 1.7%, and LightGBM ranked third at 1.9%, which is notable because LightGBM also achieved the best baseline performance on this dataset. Decision Tree remained the weakest model, with a 24.2% relative drop. KNN degraded sharply at 14.8%, while Random Forest showed moderate degradation at 8.5%.</w:t>
       </w:r>
     </w:p>
     <w:p>
@@ -15897,15 +13724,15 @@
           <w:sz w:val="14"/>
         </w:rPr>
         <w:drawing>
-          <wp:anchor distT="0" distB="0" distL="0" distR="0" simplePos="0" relativeHeight="487593472" behindDoc="1" locked="0" layoutInCell="1" allowOverlap="1" wp14:anchorId="56FFC492" wp14:editId="2D24F519">
+          <wp:anchor distT="0" distB="0" distL="0" distR="0" simplePos="0" relativeHeight="487593472" behindDoc="1" locked="0" layoutInCell="1" allowOverlap="1" wp14:anchorId="56FFC492" wp14:editId="0FC8CADA">
             <wp:simplePos x="0" y="0"/>
             <wp:positionH relativeFrom="page">
-              <wp:posOffset>3940175</wp:posOffset>
+              <wp:posOffset>3937635</wp:posOffset>
             </wp:positionH>
             <wp:positionV relativeFrom="paragraph">
-              <wp:posOffset>122065</wp:posOffset>
+              <wp:posOffset>118745</wp:posOffset>
             </wp:positionV>
-            <wp:extent cx="3019615" cy="1723644"/>
+            <wp:extent cx="3018790" cy="1775460"/>
             <wp:effectExtent l="0" t="0" r="0" b="0"/>
             <wp:wrapTopAndBottom/>
             <wp:docPr id="12" name="Image 12"/>
@@ -15928,7 +13755,7 @@
                   <pic:spPr>
                     <a:xfrm>
                       <a:off x="0" y="0"/>
-                      <a:ext cx="3019615" cy="1723644"/>
+                      <a:ext cx="3018790" cy="1775460"/>
                     </a:xfrm>
                     <a:prstGeom prst="rect">
                       <a:avLst/>
@@ -15937,6 +13764,9 @@
                 </pic:pic>
               </a:graphicData>
             </a:graphic>
+            <wp14:sizeRelV relativeFrom="margin">
+              <wp14:pctHeight>0</wp14:pctHeight>
+            </wp14:sizeRelV>
           </wp:anchor>
         </w:drawing>
       </w:r>
@@ -16737,15 +14567,7 @@
       </w:pPr>
       <w:r>
         <w:lastRenderedPageBreak/>
-        <w:t xml:space="preserve">dataset, indicating better robustness. KNN and </w:t>
-      </w:r>
-      <w:proofErr w:type="spellStart"/>
-      <w:r>
-        <w:t>LightGBM</w:t>
-      </w:r>
-      <w:proofErr w:type="spellEnd"/>
-      <w:r>
-        <w:t xml:space="preserve"> display</w:t>
+        <w:t>dataset, indicating better robustness. KNN and LightGBM display</w:t>
       </w:r>
       <w:r>
         <w:rPr>
@@ -16949,7 +14771,6 @@
         </w:rPr>
         <w:t xml:space="preserve"> </w:t>
       </w:r>
-      <w:proofErr w:type="gramStart"/>
       <w:r>
         <w:rPr>
           <w:b/>
@@ -16958,7 +14779,6 @@
         </w:rPr>
         <w:t>drop</w:t>
       </w:r>
-      <w:proofErr w:type="gramEnd"/>
       <w:r>
         <w:rPr>
           <w:b/>
@@ -17261,7 +15081,6 @@
         </w:rPr>
         <w:t xml:space="preserve"> </w:t>
       </w:r>
-      <w:proofErr w:type="gramStart"/>
       <w:r>
         <w:rPr>
           <w:b/>
@@ -17270,7 +15089,6 @@
         </w:rPr>
         <w:t>drop</w:t>
       </w:r>
-      <w:proofErr w:type="gramEnd"/>
       <w:r>
         <w:rPr>
           <w:b/>
@@ -17824,13 +15642,8 @@
         <w:t xml:space="preserve"> </w:t>
       </w:r>
       <w:r>
-        <w:t xml:space="preserve">followed by Logistic Regression at 10.8%. Decision Tree remained the most affected model with an 18.3% relative drop. KNN and </w:t>
-      </w:r>
-      <w:proofErr w:type="spellStart"/>
-      <w:r>
-        <w:t>LightGBM</w:t>
-      </w:r>
-      <w:proofErr w:type="spellEnd"/>
+        <w:t>followed by Logistic Regression at 10.8%. Decision Tree remained the most affected model with an 18.3% relative drop. KNN and LightGBM</w:t>
+      </w:r>
       <w:r>
         <w:rPr>
           <w:spacing w:val="-3"/>
@@ -17911,15 +15724,7 @@
         <w:ind w:left="199" w:right="38"/>
       </w:pPr>
       <w:r>
-        <w:t xml:space="preserve">On the Adult dataset, the </w:t>
-      </w:r>
-      <w:proofErr w:type="spellStart"/>
-      <w:r>
-        <w:t>behaviour</w:t>
-      </w:r>
-      <w:proofErr w:type="spellEnd"/>
-      <w:r>
-        <w:t xml:space="preserve"> changed notably and produced one of the most interesting findings of the study. Under</w:t>
+        <w:t>On the Adult dataset, the behaviour changed notably and produced one of the most interesting findings of the study. Under</w:t>
       </w:r>
       <w:r>
         <w:rPr>
@@ -18166,15 +15971,7 @@
         <w:br w:type="column"/>
       </w:r>
       <w:r>
-        <w:t xml:space="preserve">noise — became the most affected model under asymmetric corruption on the </w:t>
-      </w:r>
-      <w:proofErr w:type="gramStart"/>
-      <w:r>
-        <w:t>Adult</w:t>
-      </w:r>
-      <w:proofErr w:type="gramEnd"/>
-      <w:r>
-        <w:t xml:space="preserve"> dataset, with a 5.5% relative drop. Logistic Regression also showed noticeable decline at 3.9%, especially in F1-score.</w:t>
+        <w:t>noise — became the most affected model under asymmetric corruption on the Adult dataset, with a 5.5% relative drop. Logistic Regression also showed noticeable decline at 3.9%, especially in F1-score.</w:t>
       </w:r>
     </w:p>
     <w:p>
@@ -18247,23 +16044,7 @@
         <w:t xml:space="preserve"> </w:t>
       </w:r>
       <w:r>
-        <w:t xml:space="preserve">a fixed property; it depends on the interaction between model design, data characteristics, and the type of corruption. Asymmetric corruption preserves some local class structure that can still be exploited by </w:t>
-      </w:r>
-      <w:proofErr w:type="spellStart"/>
-      <w:r>
-        <w:t>neighbourhood</w:t>
-      </w:r>
-      <w:proofErr w:type="spellEnd"/>
-      <w:r>
-        <w:t xml:space="preserve">-based and tree-based methods on the </w:t>
-      </w:r>
-      <w:proofErr w:type="gramStart"/>
-      <w:r>
-        <w:t>Adult</w:t>
-      </w:r>
-      <w:proofErr w:type="gramEnd"/>
-      <w:r>
-        <w:t xml:space="preserve"> dataset, whereas globally separating</w:t>
+        <w:t>a fixed property; it depends on the interaction between model design, data characteristics, and the type of corruption. Asymmetric corruption preserves some local class structure that can still be exploited by neighbourhood-based and tree-based methods on the Adult dataset, whereas globally separating</w:t>
       </w:r>
       <w:r>
         <w:rPr>
@@ -19562,7 +17343,6 @@
         </w:rPr>
         <w:t xml:space="preserve"> </w:t>
       </w:r>
-      <w:proofErr w:type="gramStart"/>
       <w:r>
         <w:rPr>
           <w:b/>
@@ -19571,7 +17351,6 @@
         </w:rPr>
         <w:t>drop</w:t>
       </w:r>
-      <w:proofErr w:type="gramEnd"/>
       <w:r>
         <w:rPr>
           <w:b/>
@@ -19833,7 +17612,6 @@
         </w:rPr>
         <w:t xml:space="preserve"> </w:t>
       </w:r>
-      <w:proofErr w:type="gramStart"/>
       <w:r>
         <w:rPr>
           <w:b/>
@@ -19842,7 +17620,6 @@
         </w:rPr>
         <w:t>drop</w:t>
       </w:r>
-      <w:proofErr w:type="gramEnd"/>
       <w:r>
         <w:rPr>
           <w:b/>
@@ -20010,11 +17787,9 @@
         </w:rPr>
         <w:t xml:space="preserve"> </w:t>
       </w:r>
-      <w:proofErr w:type="spellStart"/>
       <w:r>
         <w:t>Behaviour</w:t>
       </w:r>
-      <w:proofErr w:type="spellEnd"/>
       <w:r>
         <w:rPr>
           <w:spacing w:val="-12"/>
@@ -20136,11 +17911,9 @@
         </w:rPr>
         <w:t xml:space="preserve"> </w:t>
       </w:r>
-      <w:proofErr w:type="gramStart"/>
       <w:r>
         <w:t>Adult</w:t>
       </w:r>
-      <w:proofErr w:type="gramEnd"/>
       <w:r>
         <w:rPr>
           <w:spacing w:val="-13"/>
@@ -21920,11 +19693,9 @@
         </w:rPr>
         <w:t xml:space="preserve"> </w:t>
       </w:r>
-      <w:proofErr w:type="gramStart"/>
       <w:r>
         <w:t>Adult</w:t>
       </w:r>
-      <w:proofErr w:type="gramEnd"/>
       <w:r>
         <w:rPr>
           <w:spacing w:val="-12"/>
@@ -22004,15 +19775,7 @@
         <w:t xml:space="preserve"> </w:t>
       </w:r>
       <w:r>
-        <w:t xml:space="preserve">and </w:t>
-      </w:r>
-      <w:proofErr w:type="spellStart"/>
-      <w:r>
-        <w:t>LightGBM</w:t>
-      </w:r>
-      <w:proofErr w:type="spellEnd"/>
-      <w:r>
-        <w:t xml:space="preserve"> also showed increased instability as noise increased. In contrast, SVM and Logistic Regression remained comparatively more stable across most settings.</w:t>
+        <w:t>and LightGBM also showed increased instability as noise increased. In contrast, SVM and Logistic Regression remained comparatively more stable across most settings.</w:t>
       </w:r>
     </w:p>
     <w:p>
@@ -22097,15 +19860,7 @@
         <w:t>Still</w:t>
       </w:r>
       <w:r>
-        <w:t xml:space="preserve">, the same broad pattern remained: Decision Tree and KNN were less stable when noise increased, whereas </w:t>
-      </w:r>
-      <w:proofErr w:type="spellStart"/>
-      <w:r>
-        <w:t>LightGBM</w:t>
-      </w:r>
-      <w:proofErr w:type="spellEnd"/>
-      <w:r>
-        <w:t>, SVM, and Logistic Regression remained comparatively consistent. Random Forest also showed moderate stability, though generally not at the same level as the most stable models</w:t>
+        <w:t>, the same broad pattern remained: Decision Tree and KNN were less stable when noise increased, whereas LightGBM, SVM, and Logistic Regression remained comparatively consistent. Random Forest also showed moderate stability, though generally not at the same level as the most stable models</w:t>
       </w:r>
       <w:r>
         <w:rPr>
@@ -22197,13 +19952,8 @@
         <w:t xml:space="preserve"> </w:t>
       </w:r>
       <w:r>
-        <w:t xml:space="preserve">bands across noise levels for both symmetric and asymmetric settings. The wider bands around Decision Tree and KNN confirm their greater instability, while the tighter bands around SVM and Logistic Regression reinforce their more consistent </w:t>
-      </w:r>
-      <w:proofErr w:type="spellStart"/>
-      <w:r>
-        <w:t>behaviour</w:t>
-      </w:r>
-      <w:proofErr w:type="spellEnd"/>
+        <w:t>bands across noise levels for both symmetric and asymmetric settings. The wider bands around Decision Tree and KNN confirm their greater instability, while the tighter bands around SVM and Logistic Regression reinforce their more consistent behaviour</w:t>
+      </w:r>
       <w:r>
         <w:rPr>
           <w:b/>
@@ -22553,15 +20303,7 @@
         <w:t>reliable</w:t>
       </w:r>
       <w:r>
-        <w:t xml:space="preserve"> and consistent patterns. First, baseline performance was much higher on Breast Cancer than on </w:t>
-      </w:r>
-      <w:proofErr w:type="gramStart"/>
-      <w:r>
-        <w:t>Adult</w:t>
-      </w:r>
-      <w:proofErr w:type="gramEnd"/>
-      <w:r>
-        <w:t>, confirming that robustness must be interpreted relative to dataset difficulty. A model that performs</w:t>
+        <w:t xml:space="preserve"> and consistent patterns. First, baseline performance was much higher on Breast Cancer than on Adult, confirming that robustness must be interpreted relative to dataset difficulty. A model that performs</w:t>
       </w:r>
       <w:r>
         <w:t xml:space="preserve"> very</w:t>
@@ -22637,13 +20379,8 @@
         <w:t>th</w:t>
       </w:r>
       <w:r>
-        <w:t xml:space="preserve">e </w:t>
-      </w:r>
-      <w:proofErr w:type="spellStart"/>
-      <w:r>
-        <w:t>weekest</w:t>
-      </w:r>
-      <w:proofErr w:type="spellEnd"/>
+        <w:t>e weekest</w:t>
+      </w:r>
       <w:r>
         <w:rPr>
           <w:spacing w:val="-13"/>
@@ -22902,15 +20639,7 @@
         <w:t xml:space="preserve"> </w:t>
       </w:r>
       <w:r>
-        <w:t xml:space="preserve">and also the strongest performer under symmetric noise on the </w:t>
-      </w:r>
-      <w:proofErr w:type="gramStart"/>
-      <w:r>
-        <w:t>Adult</w:t>
-      </w:r>
-      <w:proofErr w:type="gramEnd"/>
-      <w:r>
-        <w:t xml:space="preserve"> dataset,</w:t>
+        <w:t>and also the strongest performer under symmetric noise on the Adult dataset,</w:t>
       </w:r>
       <w:r>
         <w:t xml:space="preserve"> showing</w:t>
@@ -23012,11 +20741,9 @@
         </w:rPr>
         <w:t xml:space="preserve"> </w:t>
       </w:r>
-      <w:proofErr w:type="spellStart"/>
       <w:r>
         <w:t>LightGBM</w:t>
       </w:r>
-      <w:proofErr w:type="spellEnd"/>
       <w:r>
         <w:rPr>
           <w:spacing w:val="-9"/>
@@ -23072,62 +20799,130 @@
         <w:t>all-round performers, especially on the</w:t>
       </w:r>
       <w:r>
-        <w:t xml:space="preserve"> </w:t>
-      </w:r>
-      <w:proofErr w:type="gramStart"/>
+        <w:t xml:space="preserve"> Adult</w:t>
+      </w:r>
+      <w:r>
+        <w:t xml:space="preserve"> dataset. LightGBM achieved the best clean baseline there and remained among the stronger models </w:t>
+      </w:r>
+      <w:r>
+        <w:t>across</w:t>
+      </w:r>
+      <w:r>
+        <w:t xml:space="preserve"> both noise types</w:t>
+      </w:r>
+      <w:r>
+        <w:t>.</w:t>
+      </w:r>
+      <w:r>
+        <w:t xml:space="preserve"> </w:t>
+      </w:r>
+      <w:r>
+        <w:t>However</w:t>
+      </w:r>
+      <w:r>
+        <w:t>,</w:t>
+      </w:r>
+      <w:r>
+        <w:t xml:space="preserve"> its advantage</w:t>
+      </w:r>
+      <w:r>
+        <w:rPr>
+          <w:spacing w:val="-7"/>
+        </w:rPr>
+        <w:t xml:space="preserve"> </w:t>
+      </w:r>
+      <w:r>
+        <w:t>over</w:t>
+      </w:r>
+      <w:r>
+        <w:rPr>
+          <w:spacing w:val="-4"/>
+        </w:rPr>
+        <w:t xml:space="preserve"> </w:t>
+      </w:r>
+      <w:r>
+        <w:t>SVM</w:t>
+      </w:r>
+      <w:r>
+        <w:rPr>
+          <w:spacing w:val="-5"/>
+        </w:rPr>
+        <w:t xml:space="preserve"> </w:t>
+      </w:r>
+      <w:r>
+        <w:t>under</w:t>
+      </w:r>
+      <w:r>
+        <w:rPr>
+          <w:spacing w:val="-4"/>
+        </w:rPr>
+        <w:t xml:space="preserve"> </w:t>
+      </w:r>
+      <w:r>
+        <w:t>symmetric</w:t>
+      </w:r>
+      <w:r>
+        <w:rPr>
+          <w:spacing w:val="-4"/>
+        </w:rPr>
+        <w:t xml:space="preserve"> </w:t>
+      </w:r>
+      <w:r>
+        <w:t>noise</w:t>
+      </w:r>
+      <w:r>
+        <w:rPr>
+          <w:spacing w:val="-5"/>
+        </w:rPr>
+        <w:t xml:space="preserve"> </w:t>
+      </w:r>
+      <w:r>
+        <w:t>is</w:t>
+      </w:r>
+      <w:r>
+        <w:rPr>
+          <w:spacing w:val="-6"/>
+        </w:rPr>
+        <w:t xml:space="preserve"> </w:t>
+      </w:r>
+      <w:r>
+        <w:t>notable</w:t>
+      </w:r>
+      <w:r>
+        <w:t>,</w:t>
+      </w:r>
+      <w:r>
+        <w:rPr>
+          <w:spacing w:val="-4"/>
+        </w:rPr>
+        <w:t xml:space="preserve"> </w:t>
+      </w:r>
+      <w:r>
+        <w:t>as LightGBM showed a higher relative dro</w:t>
+      </w:r>
+      <w:r>
+        <w:t xml:space="preserve">p on </w:t>
+      </w:r>
+      <w:r>
+        <w:t xml:space="preserve">the </w:t>
+      </w:r>
       <w:r>
         <w:t>Adult</w:t>
       </w:r>
-      <w:proofErr w:type="gramEnd"/>
-      <w:r>
-        <w:t xml:space="preserve"> dataset. </w:t>
-      </w:r>
-      <w:proofErr w:type="spellStart"/>
-      <w:r>
-        <w:t>LightGBM</w:t>
-      </w:r>
-      <w:proofErr w:type="spellEnd"/>
-      <w:r>
-        <w:t xml:space="preserve"> achieved the best clean baseline there and remained among the stronger models </w:t>
-      </w:r>
-      <w:r>
-        <w:t>across</w:t>
-      </w:r>
-      <w:r>
-        <w:t xml:space="preserve"> both noise types</w:t>
-      </w:r>
-      <w:r>
-        <w:t>.</w:t>
-      </w:r>
-      <w:r>
-        <w:t xml:space="preserve"> </w:t>
-      </w:r>
-      <w:r>
-        <w:t>However</w:t>
-      </w:r>
-      <w:r>
-        <w:t>,</w:t>
-      </w:r>
-      <w:r>
-        <w:t xml:space="preserve"> its advantage</w:t>
-      </w:r>
-      <w:r>
-        <w:rPr>
-          <w:spacing w:val="-7"/>
-        </w:rPr>
-        <w:t xml:space="preserve"> </w:t>
-      </w:r>
-      <w:r>
-        <w:t>over</w:t>
-      </w:r>
-      <w:r>
-        <w:rPr>
-          <w:spacing w:val="-4"/>
-        </w:rPr>
-        <w:t xml:space="preserve"> </w:t>
-      </w:r>
-      <w:r>
-        <w:t>SVM</w:t>
+      <w:r>
+        <w:t xml:space="preserve"> dataset</w:t>
+      </w:r>
+      <w:r>
+        <w:t>. Random Forest maintained solid robustness, consistently outperforming Decision Tree. Finally, KNN displayed dataset-</w:t>
+      </w:r>
+      <w:r>
+        <w:rPr>
+          <w:spacing w:val="-6"/>
+        </w:rPr>
+        <w:t xml:space="preserve"> </w:t>
+      </w:r>
+      <w:r>
+        <w:t>and</w:t>
       </w:r>
       <w:r>
         <w:rPr>
@@ -23136,11 +20931,56 @@
         <w:t xml:space="preserve"> </w:t>
       </w:r>
       <w:r>
-        <w:t>under</w:t>
-      </w:r>
-      <w:r>
-        <w:rPr>
-          <w:spacing w:val="-4"/>
+        <w:t>noise-specific</w:t>
+      </w:r>
+      <w:r>
+        <w:rPr>
+          <w:spacing w:val="-8"/>
+        </w:rPr>
+        <w:t xml:space="preserve"> </w:t>
+      </w:r>
+      <w:r>
+        <w:t>behavior:</w:t>
+      </w:r>
+      <w:r>
+        <w:rPr>
+          <w:spacing w:val="-8"/>
+        </w:rPr>
+        <w:t xml:space="preserve"> </w:t>
+      </w:r>
+      <w:r>
+        <w:t>not</w:t>
+      </w:r>
+      <w:r>
+        <w:rPr>
+          <w:spacing w:val="-9"/>
+        </w:rPr>
+        <w:t xml:space="preserve"> </w:t>
+      </w:r>
+      <w:r>
+        <w:t>among</w:t>
+      </w:r>
+      <w:r>
+        <w:rPr>
+          <w:spacing w:val="-5"/>
+        </w:rPr>
+        <w:t xml:space="preserve"> </w:t>
+      </w:r>
+      <w:r>
+        <w:t>the</w:t>
+      </w:r>
+      <w:r>
+        <w:rPr>
+          <w:spacing w:val="-5"/>
+        </w:rPr>
+        <w:t xml:space="preserve"> </w:t>
+      </w:r>
+      <w:r>
+        <w:t>strongest under</w:t>
+      </w:r>
+      <w:r>
+        <w:rPr>
+          <w:spacing w:val="-13"/>
         </w:rPr>
         <w:t xml:space="preserve"> </w:t>
       </w:r>
@@ -23149,116 +20989,25 @@
       </w:r>
       <w:r>
         <w:rPr>
-          <w:spacing w:val="-4"/>
-        </w:rPr>
-        <w:t xml:space="preserve"> </w:t>
-      </w:r>
-      <w:r>
-        <w:t>noise</w:t>
-      </w:r>
-      <w:r>
-        <w:rPr>
-          <w:spacing w:val="-5"/>
-        </w:rPr>
-        <w:t xml:space="preserve"> </w:t>
-      </w:r>
-      <w:r>
-        <w:t>is</w:t>
-      </w:r>
-      <w:r>
-        <w:rPr>
-          <w:spacing w:val="-6"/>
-        </w:rPr>
-        <w:t xml:space="preserve"> </w:t>
-      </w:r>
-      <w:r>
-        <w:t>notable</w:t>
-      </w:r>
-      <w:r>
-        <w:t>,</w:t>
-      </w:r>
-      <w:r>
-        <w:rPr>
-          <w:spacing w:val="-4"/>
-        </w:rPr>
-        <w:t xml:space="preserve"> </w:t>
-      </w:r>
-      <w:r>
-        <w:t xml:space="preserve">as </w:t>
-      </w:r>
-      <w:proofErr w:type="spellStart"/>
-      <w:r>
-        <w:t>LightGBM</w:t>
-      </w:r>
-      <w:proofErr w:type="spellEnd"/>
-      <w:r>
-        <w:t xml:space="preserve"> showed a higher relative dro</w:t>
-      </w:r>
-      <w:r>
-        <w:t xml:space="preserve">p on </w:t>
-      </w:r>
-      <w:r>
-        <w:t xml:space="preserve">the </w:t>
-      </w:r>
-      <w:proofErr w:type="gramStart"/>
-      <w:r>
-        <w:t>Adult</w:t>
-      </w:r>
-      <w:proofErr w:type="gramEnd"/>
-      <w:r>
-        <w:t xml:space="preserve"> dataset</w:t>
-      </w:r>
-      <w:r>
-        <w:t>. Random Forest maintained solid robustness, consistently outperforming Decision Tree. Finally, KNN displayed dataset-</w:t>
-      </w:r>
-      <w:r>
-        <w:rPr>
-          <w:spacing w:val="-6"/>
-        </w:rPr>
-        <w:t xml:space="preserve"> </w:t>
-      </w:r>
-      <w:r>
-        <w:t>and</w:t>
-      </w:r>
-      <w:r>
-        <w:rPr>
-          <w:spacing w:val="-5"/>
-        </w:rPr>
-        <w:t xml:space="preserve"> </w:t>
-      </w:r>
-      <w:r>
-        <w:t>noise-specific</w:t>
-      </w:r>
-      <w:r>
-        <w:rPr>
-          <w:spacing w:val="-8"/>
-        </w:rPr>
-        <w:t xml:space="preserve"> </w:t>
-      </w:r>
-      <w:r>
-        <w:t>behavior:</w:t>
-      </w:r>
-      <w:r>
-        <w:rPr>
-          <w:spacing w:val="-8"/>
-        </w:rPr>
-        <w:t xml:space="preserve"> </w:t>
-      </w:r>
-      <w:r>
-        <w:t>not</w:t>
-      </w:r>
-      <w:r>
-        <w:rPr>
-          <w:spacing w:val="-9"/>
-        </w:rPr>
-        <w:t xml:space="preserve"> </w:t>
-      </w:r>
-      <w:r>
-        <w:t>among</w:t>
-      </w:r>
-      <w:r>
-        <w:rPr>
-          <w:spacing w:val="-5"/>
+          <w:spacing w:val="-12"/>
+        </w:rPr>
+        <w:t xml:space="preserve"> </w:t>
+      </w:r>
+      <w:r>
+        <w:t>noise,</w:t>
+      </w:r>
+      <w:r>
+        <w:rPr>
+          <w:spacing w:val="-12"/>
+        </w:rPr>
+        <w:t xml:space="preserve"> </w:t>
+      </w:r>
+      <w:r>
+        <w:t>but</w:t>
+      </w:r>
+      <w:r>
+        <w:rPr>
+          <w:spacing w:val="-13"/>
         </w:rPr>
         <w:t xml:space="preserve"> </w:t>
       </w:r>
@@ -23267,80 +21016,27 @@
       </w:r>
       <w:r>
         <w:rPr>
-          <w:spacing w:val="-5"/>
-        </w:rPr>
-        <w:t xml:space="preserve"> </w:t>
-      </w:r>
-      <w:r>
+          <w:spacing w:val="-12"/>
+        </w:rPr>
+        <w:t xml:space="preserve"> </w:t>
+      </w:r>
+      <w:r>
+        <w:rPr>
+          <w:spacing w:val="-12"/>
+        </w:rPr>
         <w:t>strongest under</w:t>
       </w:r>
       <w:r>
         <w:rPr>
-          <w:spacing w:val="-13"/>
-        </w:rPr>
-        <w:t xml:space="preserve"> </w:t>
-      </w:r>
-      <w:r>
-        <w:t>symmetric</w:t>
-      </w:r>
-      <w:r>
-        <w:rPr>
           <w:spacing w:val="-12"/>
         </w:rPr>
         <w:t xml:space="preserve"> </w:t>
       </w:r>
       <w:r>
-        <w:t>noise,</w:t>
-      </w:r>
-      <w:r>
-        <w:rPr>
-          <w:spacing w:val="-12"/>
-        </w:rPr>
-        <w:t xml:space="preserve"> </w:t>
-      </w:r>
-      <w:r>
-        <w:t>but</w:t>
-      </w:r>
-      <w:r>
-        <w:rPr>
-          <w:spacing w:val="-13"/>
-        </w:rPr>
-        <w:t xml:space="preserve"> </w:t>
-      </w:r>
-      <w:r>
-        <w:t>the</w:t>
-      </w:r>
-      <w:r>
-        <w:rPr>
-          <w:spacing w:val="-12"/>
-        </w:rPr>
-        <w:t xml:space="preserve"> </w:t>
-      </w:r>
-      <w:r>
-        <w:rPr>
-          <w:spacing w:val="-12"/>
-        </w:rPr>
-        <w:t>strongest under</w:t>
-      </w:r>
-      <w:r>
-        <w:rPr>
-          <w:spacing w:val="-12"/>
-        </w:rPr>
-        <w:t xml:space="preserve"> </w:t>
-      </w:r>
-      <w:r>
         <w:t>asymmetric noise on the</w:t>
       </w:r>
       <w:r>
-        <w:t xml:space="preserve"> </w:t>
-      </w:r>
-      <w:proofErr w:type="gramStart"/>
-      <w:r>
-        <w:t>Adult</w:t>
-      </w:r>
-      <w:proofErr w:type="gramEnd"/>
-      <w:r>
-        <w:t xml:space="preserve"> dataset</w:t>
+        <w:t xml:space="preserve"> Adult dataset</w:t>
       </w:r>
       <w:r>
         <w:t>.</w:t>
@@ -23635,7 +21331,6 @@
         </w:rPr>
         <w:t xml:space="preserve"> </w:t>
       </w:r>
-      <w:proofErr w:type="gramStart"/>
       <w:r>
         <w:rPr>
           <w:b/>
@@ -23644,7 +21339,6 @@
         </w:rPr>
         <w:t>drop</w:t>
       </w:r>
-      <w:proofErr w:type="gramEnd"/>
       <w:r>
         <w:rPr>
           <w:b/>
@@ -24167,23 +21861,13 @@
               </w:rPr>
               <w:t xml:space="preserve"> </w:t>
             </w:r>
-            <w:proofErr w:type="spellStart"/>
             <w:r>
               <w:rPr>
                 <w:b/>
                 <w:spacing w:val="-2"/>
                 <w:sz w:val="16"/>
               </w:rPr>
-              <w:t>Asym</w:t>
-            </w:r>
-            <w:proofErr w:type="spellEnd"/>
-            <w:r>
-              <w:rPr>
-                <w:b/>
-                <w:spacing w:val="-2"/>
-                <w:sz w:val="16"/>
-              </w:rPr>
-              <w:t>.</w:t>
+              <w:t>Asym.</w:t>
             </w:r>
           </w:p>
         </w:tc>
@@ -24543,19 +22227,11 @@
                 <w:sz w:val="16"/>
               </w:rPr>
             </w:pPr>
-            <w:proofErr w:type="spellStart"/>
             <w:r>
               <w:rPr>
                 <w:sz w:val="16"/>
               </w:rPr>
-              <w:t>Asym</w:t>
-            </w:r>
-            <w:proofErr w:type="spellEnd"/>
-            <w:r>
-              <w:rPr>
-                <w:sz w:val="16"/>
-              </w:rPr>
-              <w:t>.</w:t>
+              <w:t>Asym.</w:t>
             </w:r>
             <w:r>
               <w:rPr>
@@ -26246,7 +23922,6 @@
         </w:rPr>
         <w:t xml:space="preserve"> </w:t>
       </w:r>
-      <w:proofErr w:type="gramStart"/>
       <w:r>
         <w:rPr>
           <w:b/>
@@ -26255,7 +23930,6 @@
         </w:rPr>
         <w:t>drop</w:t>
       </w:r>
-      <w:proofErr w:type="gramEnd"/>
       <w:r>
         <w:rPr>
           <w:b/>
@@ -29962,23 +27636,7 @@
         <w:t xml:space="preserve"> </w:t>
       </w:r>
       <w:r>
-        <w:t xml:space="preserve">some models, particularly in F1-score on the </w:t>
-      </w:r>
-      <w:proofErr w:type="gramStart"/>
-      <w:r>
-        <w:t>Adult</w:t>
-      </w:r>
-      <w:proofErr w:type="gramEnd"/>
-      <w:r>
-        <w:t xml:space="preserve"> dataset. The reversal of robustness rankings under asymmetric noise on the </w:t>
-      </w:r>
-      <w:proofErr w:type="gramStart"/>
-      <w:r>
-        <w:t>Adult</w:t>
-      </w:r>
-      <w:proofErr w:type="gramEnd"/>
-      <w:r>
-        <w:t xml:space="preserve"> dataset is a key finding that highlights the interaction between noise type and model design.</w:t>
+        <w:t>some models, particularly in F1-score on the Adult dataset. The reversal of robustness rankings under asymmetric noise on the Adult dataset is a key finding that highlights the interaction between noise type and model design.</w:t>
       </w:r>
     </w:p>
     <w:p>
@@ -30434,14 +28092,12 @@
         </w:rPr>
         <w:t xml:space="preserve">robustness. </w:t>
       </w:r>
-      <w:proofErr w:type="spellStart"/>
       <w:r>
         <w:rPr>
           <w:sz w:val="20"/>
         </w:rPr>
         <w:t>LightGBM</w:t>
       </w:r>
-      <w:proofErr w:type="spellEnd"/>
       <w:r>
         <w:rPr>
           <w:spacing w:val="-2"/>
@@ -30495,14 +28151,12 @@
         </w:rPr>
         <w:t xml:space="preserve"> </w:t>
       </w:r>
-      <w:proofErr w:type="gramStart"/>
       <w:r>
         <w:rPr>
           <w:sz w:val="20"/>
         </w:rPr>
         <w:t>Adult</w:t>
       </w:r>
-      <w:proofErr w:type="gramEnd"/>
       <w:r>
         <w:rPr>
           <w:spacing w:val="-6"/>
@@ -30989,14 +28643,12 @@
         </w:rPr>
         <w:t xml:space="preserve"> </w:t>
       </w:r>
-      <w:proofErr w:type="gramStart"/>
       <w:r>
         <w:rPr>
           <w:sz w:val="20"/>
         </w:rPr>
         <w:t>Adult</w:t>
       </w:r>
-      <w:proofErr w:type="gramEnd"/>
       <w:r>
         <w:rPr>
           <w:spacing w:val="-8"/>
@@ -31086,14 +28738,12 @@
         </w:rPr>
         <w:t xml:space="preserve"> </w:t>
       </w:r>
-      <w:proofErr w:type="gramStart"/>
       <w:r>
         <w:rPr>
           <w:sz w:val="20"/>
         </w:rPr>
         <w:t>Adult</w:t>
       </w:r>
-      <w:proofErr w:type="gramEnd"/>
       <w:r>
         <w:rPr>
           <w:spacing w:val="-7"/>
@@ -31349,37 +28999,7 @@
         <w:rPr>
           <w:lang w:val="en-IN"/>
         </w:rPr>
-        <w:t xml:space="preserve">The results show that when the training data has </w:t>
-      </w:r>
-      <w:proofErr w:type="spellStart"/>
-      <w:proofErr w:type="gramStart"/>
-      <w:r>
-        <w:rPr>
-          <w:lang w:val="en-IN"/>
-        </w:rPr>
-        <w:t>mistakes</w:t>
-      </w:r>
-      <w:proofErr w:type="spellEnd"/>
-      <w:proofErr w:type="gramEnd"/>
-      <w:r>
-        <w:rPr>
-          <w:lang w:val="en-IN"/>
-        </w:rPr>
-        <w:t xml:space="preserve"> the models do not work </w:t>
-      </w:r>
-      <w:proofErr w:type="gramStart"/>
-      <w:r>
-        <w:rPr>
-          <w:lang w:val="en-IN"/>
-        </w:rPr>
-        <w:t>well..</w:t>
-      </w:r>
-      <w:proofErr w:type="gramEnd"/>
-      <w:r>
-        <w:rPr>
-          <w:lang w:val="en-IN"/>
-        </w:rPr>
-        <w:t xml:space="preserve"> How much they struggle depends on the model, the data and the type of mistake. Most of the time random mistakes hurt the models more than mistakes that make sense in a way. This was true for how accurate the models were and how well they did at predicting the answers.</w:t>
+        <w:t>The results show that when the training data has mistakes the models do not work well.. How much they struggle depends on the model, the data and the type of mistake. Most of the time random mistakes hurt the models more than mistakes that make sense in a way. This was true for how accurate the models were and how well they did at predicting the answers.</w:t>
       </w:r>
     </w:p>
     <w:p>
@@ -31394,35 +29014,7 @@
         <w:rPr>
           <w:lang w:val="en-IN"/>
         </w:rPr>
-        <w:t xml:space="preserve">It's also important to note that just because a model works with perfect data it doesn't mean it will keep working well with imperfect data. For the Breast Cancer </w:t>
-      </w:r>
-      <w:proofErr w:type="gramStart"/>
-      <w:r>
-        <w:rPr>
-          <w:lang w:val="en-IN"/>
-        </w:rPr>
-        <w:t>data</w:t>
-      </w:r>
-      <w:proofErr w:type="gramEnd"/>
-      <w:r>
-        <w:rPr>
-          <w:lang w:val="en-IN"/>
-        </w:rPr>
-        <w:t xml:space="preserve"> a model called SVM stayed strong when there were many mistakes. For the Adult data a model called </w:t>
-      </w:r>
-      <w:proofErr w:type="spellStart"/>
-      <w:r>
-        <w:rPr>
-          <w:lang w:val="en-IN"/>
-        </w:rPr>
-        <w:t>LightGBM</w:t>
-      </w:r>
-      <w:proofErr w:type="spellEnd"/>
-      <w:r>
-        <w:rPr>
-          <w:lang w:val="en-IN"/>
-        </w:rPr>
-        <w:t xml:space="preserve"> did the best with data but SVM did better when there were random mistakes. When the mistakes made sense in a way a model called KNN did the best. This means that no single model is the best in all situations.</w:t>
+        <w:t>It's also important to note that just because a model works with perfect data it doesn't mean it will keep working well with imperfect data. For the Breast Cancer data a model called SVM stayed strong when there were many mistakes. For the Adult data a model called LightGBM did the best with data but SVM did better when there were random mistakes. When the mistakes made sense in a way a model called KNN did the best. This means that no single model is the best in all situations.</w:t>
       </w:r>
     </w:p>
     <w:p>
@@ -31437,21 +29029,7 @@
         <w:rPr>
           <w:lang w:val="en-IN"/>
         </w:rPr>
-        <w:t xml:space="preserve">The study also found that a model called Decision Tree struggled a lot with mistakes. Its performance dropped a lot. It was not consistent across different tests. On the hand models like Random Forest, </w:t>
-      </w:r>
-      <w:proofErr w:type="spellStart"/>
-      <w:r>
-        <w:rPr>
-          <w:lang w:val="en-IN"/>
-        </w:rPr>
-        <w:t>LightGBM</w:t>
-      </w:r>
-      <w:proofErr w:type="spellEnd"/>
-      <w:r>
-        <w:rPr>
-          <w:lang w:val="en-IN"/>
-        </w:rPr>
-        <w:t xml:space="preserve"> and SVM were more stable. SVM was especially good at handling mistakes.</w:t>
+        <w:t>The study also found that a model called Decision Tree struggled a lot with mistakes. Its performance dropped a lot. It was not consistent across different tests. On the hand models like Random Forest, LightGBM and SVM were more stable. SVM was especially good at handling mistakes.</w:t>
       </w:r>
     </w:p>
     <w:p>
@@ -31466,21 +29044,25 @@
         <w:rPr>
           <w:lang w:val="en-IN"/>
         </w:rPr>
-        <w:t xml:space="preserve">The researchers also looked at two ways to measure how well the models work. Accuracy and F1-score. They found that F1-score often shows how much the model struggles clearly and accuracy alone is not enough. This was especially true for the </w:t>
-      </w:r>
-      <w:proofErr w:type="gramStart"/>
+        <w:t xml:space="preserve">The researchers also looked at two ways to measure how well the models work. Accuracy and F1-score. They found that F1-score often shows how much the model struggles clearly and accuracy alone is not enough. This was especially true for the Adult data, where some models seemed to do in terms of accuracy but did much worse in terms of F1-score. </w:t>
+      </w:r>
       <w:r>
         <w:rPr>
           <w:lang w:val="en-IN"/>
         </w:rPr>
-        <w:t>Adult</w:t>
-      </w:r>
-      <w:proofErr w:type="gramEnd"/>
+        <w:t>This means that using than one way to measure performance gives a</w:t>
+      </w:r>
       <w:r>
         <w:rPr>
           <w:lang w:val="en-IN"/>
         </w:rPr>
-        <w:t xml:space="preserve"> data, where some models seemed to do in terms of accuracy but did much worse in terms of F1-score. This means that using than one way to measure performance gives a better picture of how well the model works with imperfect data.</w:t>
+        <w:t xml:space="preserve"> </w:t>
+      </w:r>
+      <w:r>
+        <w:rPr>
+          <w:lang w:val="en-IN"/>
+        </w:rPr>
+        <w:t>better</w:t>
       </w:r>
     </w:p>
     <w:p>
@@ -31536,53 +29118,44 @@
           <w:lang w:val="en-IN"/>
         </w:rPr>
       </w:pPr>
-      <w:r>
+    </w:p>
+    <w:p>
+      <w:pPr>
+        <w:pStyle w:val="BodyText"/>
+        <w:spacing w:before="40"/>
         <w:rPr>
           <w:lang w:val="en-IN"/>
         </w:rPr>
-        <w:t xml:space="preserve">Table VI summarizes the findings. It shows that the model that does the best with data is not always the best with imperfect data. SVM stayed the strongest with mistakes on both </w:t>
-      </w:r>
-      <w:proofErr w:type="gramStart"/>
+      </w:pPr>
       <w:r>
         <w:rPr>
           <w:lang w:val="en-IN"/>
         </w:rPr>
-        <w:t>datasets..</w:t>
-      </w:r>
-      <w:proofErr w:type="gramEnd"/>
-      <w:r>
+        <w:t>picture of how well the model works with imperfect data.</w:t>
+      </w:r>
+    </w:p>
+    <w:p>
+      <w:pPr>
+        <w:pStyle w:val="BodyText"/>
+        <w:spacing w:before="40"/>
         <w:rPr>
           <w:lang w:val="en-IN"/>
         </w:rPr>
-        <w:t xml:space="preserve"> With mistakes that make sense in a certain way the best model depended on the data. Decision Tree always did the worst. </w:t>
-      </w:r>
-      <w:proofErr w:type="gramStart"/>
-      <w:r>
+      </w:pPr>
+    </w:p>
+    <w:p>
+      <w:pPr>
+        <w:pStyle w:val="BodyText"/>
+        <w:spacing w:before="40"/>
         <w:rPr>
           <w:lang w:val="en-IN"/>
         </w:rPr>
-        <w:t>Also</w:t>
-      </w:r>
-      <w:proofErr w:type="gramEnd"/>
+      </w:pPr>
       <w:r>
         <w:rPr>
           <w:lang w:val="en-IN"/>
         </w:rPr>
-        <w:t xml:space="preserve"> the difference between accuracy and F1-score was more noticeable, on the </w:t>
-      </w:r>
-      <w:proofErr w:type="gramStart"/>
-      <w:r>
-        <w:rPr>
-          <w:lang w:val="en-IN"/>
-        </w:rPr>
-        <w:t>Adult</w:t>
-      </w:r>
-      <w:proofErr w:type="gramEnd"/>
-      <w:r>
-        <w:rPr>
-          <w:lang w:val="en-IN"/>
-        </w:rPr>
-        <w:t xml:space="preserve"> dataset showing that F1-score reflects the effect of mistakes clearly when the data is not balanced.</w:t>
+        <w:t>Table VI summarizes the findings. It shows that the model that does the best with data is not always the best with imperfect data. SVM stayed the strongest with mistakes on both datasets.. With mistakes that make sense in a certain way the best model depended on the data. Decision Tree always did the worst. Also the difference between accuracy and F1-score was more noticeable, on the Adult dataset showing that F1-score reflects the effect of mistakes clearly when the data is not balanced.</w:t>
       </w:r>
     </w:p>
     <w:p>
@@ -31809,7 +29382,6 @@
         </w:rPr>
         <w:t xml:space="preserve"> </w:t>
       </w:r>
-      <w:proofErr w:type="gramStart"/>
       <w:r>
         <w:rPr>
           <w:b/>
@@ -31844,7 +29416,6 @@
         </w:rPr>
         <w:t>accuracy</w:t>
       </w:r>
-      <w:proofErr w:type="gramEnd"/>
       <w:r>
         <w:rPr>
           <w:b/>
@@ -32185,7 +29756,6 @@
                 <w:sz w:val="16"/>
               </w:rPr>
             </w:pPr>
-            <w:proofErr w:type="spellStart"/>
             <w:r>
               <w:rPr>
                 <w:spacing w:val="-4"/>
@@ -32193,7 +29763,6 @@
               </w:rPr>
               <w:t>LightGBM</w:t>
             </w:r>
-            <w:proofErr w:type="spellEnd"/>
             <w:r>
               <w:rPr>
                 <w:spacing w:val="40"/>
@@ -32488,21 +30057,12 @@
               </w:rPr>
               <w:t xml:space="preserve"> </w:t>
             </w:r>
-            <w:proofErr w:type="spellStart"/>
             <w:r>
               <w:rPr>
                 <w:spacing w:val="-2"/>
                 <w:sz w:val="16"/>
               </w:rPr>
-              <w:t>Asym</w:t>
-            </w:r>
-            <w:proofErr w:type="spellEnd"/>
-            <w:r>
-              <w:rPr>
-                <w:spacing w:val="-2"/>
-                <w:sz w:val="16"/>
-              </w:rPr>
-              <w:t>.</w:t>
+              <w:t>Asym.</w:t>
             </w:r>
             <w:r>
               <w:rPr>
@@ -33039,21 +30599,12 @@
                 <w:sz w:val="16"/>
               </w:rPr>
             </w:pPr>
-            <w:proofErr w:type="spellStart"/>
             <w:r>
               <w:rPr>
                 <w:spacing w:val="-2"/>
                 <w:sz w:val="16"/>
               </w:rPr>
-              <w:t>Asym</w:t>
-            </w:r>
-            <w:proofErr w:type="spellEnd"/>
-            <w:r>
-              <w:rPr>
-                <w:spacing w:val="-2"/>
-                <w:sz w:val="16"/>
-              </w:rPr>
-              <w:t>.</w:t>
+              <w:t>Asym.</w:t>
             </w:r>
             <w:r>
               <w:rPr>
@@ -33089,14 +30640,12 @@
               </w:rPr>
               <w:t xml:space="preserve"> </w:t>
             </w:r>
-            <w:proofErr w:type="gramStart"/>
             <w:r>
               <w:rPr>
                 <w:sz w:val="16"/>
               </w:rPr>
               <w:t>Adult</w:t>
             </w:r>
-            <w:proofErr w:type="gramEnd"/>
           </w:p>
         </w:tc>
       </w:tr>
@@ -33105,7 +30654,7 @@
       <w:pPr>
         <w:pStyle w:val="BodyText"/>
         <w:spacing w:before="121"/>
-        <w:ind w:left="199" w:right="140"/>
+        <w:ind w:right="140"/>
       </w:pPr>
     </w:p>
     <w:p>
@@ -33245,156 +30794,17 @@
     <w:p>
       <w:pPr>
         <w:pStyle w:val="BodyText"/>
-        <w:spacing w:before="61"/>
-        <w:ind w:left="199" w:right="136"/>
-      </w:pPr>
-      <w:r>
-        <w:t>This work can be extended in several meaningful directions. First, more benchmark datasets can be added so that the conclusions become stronger and more generalizable across domains. Second, additional noise mechanisms can be studied, such</w:t>
-      </w:r>
-      <w:r>
-        <w:rPr>
-          <w:spacing w:val="-10"/>
-        </w:rPr>
-        <w:t xml:space="preserve"> </w:t>
-      </w:r>
-      <w:r>
-        <w:t>as</w:t>
-      </w:r>
-      <w:r>
-        <w:rPr>
-          <w:spacing w:val="-12"/>
-        </w:rPr>
-        <w:t xml:space="preserve"> </w:t>
-      </w:r>
-      <w:r>
-        <w:t>class-dependent</w:t>
-      </w:r>
-      <w:r>
-        <w:rPr>
-          <w:spacing w:val="-11"/>
-        </w:rPr>
-        <w:t xml:space="preserve"> </w:t>
-      </w:r>
-      <w:r>
-        <w:t>noise,</w:t>
-      </w:r>
-      <w:r>
-        <w:rPr>
-          <w:spacing w:val="-13"/>
-        </w:rPr>
-        <w:t xml:space="preserve"> </w:t>
-      </w:r>
-      <w:r>
-        <w:t>instance-dependent</w:t>
-      </w:r>
-      <w:r>
-        <w:rPr>
-          <w:spacing w:val="-10"/>
-        </w:rPr>
-        <w:t xml:space="preserve"> </w:t>
-      </w:r>
-      <w:r>
-        <w:t>noise,</w:t>
-      </w:r>
-      <w:r>
-        <w:rPr>
-          <w:spacing w:val="-10"/>
-        </w:rPr>
-        <w:t xml:space="preserve"> </w:t>
-      </w:r>
-      <w:r>
-        <w:t>or</w:t>
-      </w:r>
-      <w:r>
-        <w:rPr>
-          <w:spacing w:val="-11"/>
-        </w:rPr>
-        <w:t xml:space="preserve"> </w:t>
-      </w:r>
-      <w:r>
-        <w:t>real annotation uncertainty, which better reflect practical data collection scenarios.</w:t>
-      </w:r>
-    </w:p>
-    <w:p>
-      <w:pPr>
-        <w:pStyle w:val="BodyText"/>
-        <w:spacing w:before="61"/>
-        <w:ind w:left="199" w:right="136"/>
-      </w:pPr>
-      <w:r>
-        <w:t>Third,</w:t>
-      </w:r>
-      <w:r>
-        <w:rPr>
-          <w:spacing w:val="-13"/>
-        </w:rPr>
-        <w:t xml:space="preserve"> </w:t>
-      </w:r>
-      <w:r>
-        <w:t>the</w:t>
-      </w:r>
-      <w:r>
-        <w:rPr>
-          <w:spacing w:val="-12"/>
-        </w:rPr>
-        <w:t xml:space="preserve"> </w:t>
-      </w:r>
-      <w:r>
-        <w:t>study</w:t>
-      </w:r>
-      <w:r>
-        <w:rPr>
-          <w:spacing w:val="-13"/>
-        </w:rPr>
-        <w:t xml:space="preserve"> </w:t>
-      </w:r>
-      <w:r>
-        <w:t>can</w:t>
-      </w:r>
-      <w:r>
-        <w:rPr>
-          <w:spacing w:val="-12"/>
-        </w:rPr>
-        <w:t xml:space="preserve"> </w:t>
-      </w:r>
-      <w:r>
-        <w:t>be</w:t>
-      </w:r>
-      <w:r>
-        <w:rPr>
-          <w:spacing w:val="-13"/>
-        </w:rPr>
-        <w:t xml:space="preserve"> </w:t>
-      </w:r>
-      <w:r>
-        <w:t>expanded</w:t>
-      </w:r>
-      <w:r>
-        <w:rPr>
-          <w:spacing w:val="-12"/>
-        </w:rPr>
-        <w:t xml:space="preserve"> </w:t>
-      </w:r>
-      <w:r>
-        <w:t>beyond</w:t>
-      </w:r>
-      <w:r>
-        <w:rPr>
-          <w:spacing w:val="-13"/>
-        </w:rPr>
-        <w:t xml:space="preserve"> </w:t>
-      </w:r>
-      <w:r>
-        <w:t>classical</w:t>
-      </w:r>
-      <w:r>
-        <w:rPr>
-          <w:spacing w:val="-12"/>
-        </w:rPr>
-        <w:t xml:space="preserve"> </w:t>
-      </w:r>
-      <w:r>
-        <w:t>machine learning models to include deep learning approaches and noise-aware training methods. Fourth, advanced robustness techniques such as loss correction, sample reweighting, confident learning, or noise filtering may be incorporated to compare standard learning with explicit noise-handling strategies.</w:t>
+        <w:spacing w:before="82"/>
+        <w:ind w:left="199" w:right="38"/>
+        <w:rPr>
+          <w:lang w:val="en-IN"/>
+        </w:rPr>
+      </w:pPr>
+      <w:r>
+        <w:rPr>
+          <w:lang w:val="en-IN"/>
+        </w:rPr>
+        <w:t>This work opens up opportunities for further exploration.  One way is to add more benchmark datasets so that the results become stronger and can be applied to real-world applications in different domains. Another way is to explore various other noise types like class-dependent, instance dependent or annotation uncertainty. These reflect real data collection scenarios.</w:t>
       </w:r>
     </w:p>
     <w:p>
@@ -33402,127 +30812,39 @@
         <w:pStyle w:val="BodyText"/>
         <w:spacing w:before="82"/>
         <w:ind w:left="199" w:right="38"/>
-      </w:pPr>
-      <w:r>
-        <w:t>Finally, future work may include statistical significance testing</w:t>
-      </w:r>
-      <w:r>
-        <w:rPr>
-          <w:spacing w:val="-2"/>
-        </w:rPr>
-        <w:t xml:space="preserve"> </w:t>
-      </w:r>
-      <w:r>
-        <w:t>and</w:t>
-      </w:r>
-      <w:r>
-        <w:rPr>
-          <w:spacing w:val="-2"/>
-        </w:rPr>
-        <w:t xml:space="preserve"> </w:t>
-      </w:r>
-      <w:r>
-        <w:t>more</w:t>
-      </w:r>
-      <w:r>
-        <w:rPr>
-          <w:spacing w:val="-2"/>
-        </w:rPr>
-        <w:t xml:space="preserve"> </w:t>
-      </w:r>
-      <w:r>
-        <w:t>detailed</w:t>
-      </w:r>
-      <w:r>
-        <w:rPr>
-          <w:spacing w:val="-1"/>
-        </w:rPr>
-        <w:t xml:space="preserve"> </w:t>
-      </w:r>
-      <w:r>
-        <w:t>theoretical</w:t>
-      </w:r>
-      <w:r>
-        <w:rPr>
-          <w:spacing w:val="-3"/>
-        </w:rPr>
-        <w:t xml:space="preserve"> </w:t>
-      </w:r>
-      <w:r>
-        <w:t>interpretation</w:t>
-      </w:r>
-      <w:r>
-        <w:rPr>
-          <w:spacing w:val="-2"/>
-        </w:rPr>
-        <w:t xml:space="preserve"> </w:t>
-      </w:r>
-      <w:r>
-        <w:t>of</w:t>
-      </w:r>
-      <w:r>
-        <w:rPr>
-          <w:spacing w:val="-2"/>
-        </w:rPr>
-        <w:t xml:space="preserve"> </w:t>
-      </w:r>
-      <w:r>
-        <w:t>why specific models remain more stable than others under different corruption settings. In summary, this work provides</w:t>
-      </w:r>
-      <w:r>
-        <w:rPr>
-          <w:spacing w:val="-13"/>
-        </w:rPr>
-        <w:t xml:space="preserve"> </w:t>
-      </w:r>
-      <w:r>
-        <w:t>a</w:t>
-      </w:r>
-      <w:r>
-        <w:rPr>
-          <w:spacing w:val="-12"/>
-        </w:rPr>
-        <w:t xml:space="preserve"> </w:t>
-      </w:r>
-      <w:r>
-        <w:t>clear</w:t>
-      </w:r>
-      <w:r>
-        <w:rPr>
-          <w:spacing w:val="-13"/>
-        </w:rPr>
-        <w:t xml:space="preserve"> </w:t>
-      </w:r>
-      <w:r>
-        <w:t>experimental</w:t>
-      </w:r>
-      <w:r>
-        <w:rPr>
-          <w:spacing w:val="-12"/>
-        </w:rPr>
-        <w:t xml:space="preserve"> </w:t>
-      </w:r>
-      <w:r>
-        <w:t>foundation</w:t>
-      </w:r>
-      <w:r>
-        <w:rPr>
-          <w:spacing w:val="-13"/>
-        </w:rPr>
-        <w:t xml:space="preserve"> </w:t>
-      </w:r>
-      <w:r>
-        <w:t>for</w:t>
-      </w:r>
-      <w:r>
-        <w:rPr>
-          <w:spacing w:val="-12"/>
-        </w:rPr>
-        <w:t xml:space="preserve"> </w:t>
-      </w:r>
-      <w:r>
-        <w:t>understanding label-noise robustness in classical machine learning and can serve as a base for more advanced and application-oriented research in noisy supervised learning.</w:t>
-      </w:r>
+        <w:rPr>
+          <w:lang w:val="en-IN"/>
+        </w:rPr>
+      </w:pPr>
+      <w:r>
+        <w:rPr>
+          <w:lang w:val="en-IN"/>
+        </w:rPr>
+        <w:t>It also has the scope to be expanded beyond classical machine learning to deep learning models and noise-aware training methods. Also, there are advanced robustness techniques like cross correction, sample reweighting, confident learning or noise filtering.</w:t>
+      </w:r>
+    </w:p>
+    <w:p>
+      <w:pPr>
+        <w:pStyle w:val="BodyText"/>
+        <w:spacing w:before="82"/>
+        <w:ind w:left="199" w:right="38"/>
+        <w:rPr>
+          <w:lang w:val="en-IN"/>
+        </w:rPr>
+      </w:pPr>
+      <w:r>
+        <w:rPr>
+          <w:lang w:val="en-IN"/>
+        </w:rPr>
+        <w:t>Future work may also include statistical significance testing and more theoretical analysis to explain the stability of some models under different corruption settings. Overall, this study provides a solid experimental ground for understanding label‑noise robustness in classical machine learning, which can be a basis for more sophisticated application‑oriented research on noisy supervised learning.</w:t>
+      </w:r>
+    </w:p>
+    <w:p>
+      <w:pPr>
+        <w:pStyle w:val="BodyText"/>
+        <w:spacing w:before="82"/>
+        <w:ind w:left="199" w:right="38"/>
+      </w:pPr>
     </w:p>
     <w:p>
       <w:pPr>
@@ -33571,6 +30893,7 @@
         </w:tabs>
         <w:spacing w:before="79"/>
         <w:ind w:right="166" w:hanging="536"/>
+        <w:jc w:val="both"/>
         <w:rPr>
           <w:sz w:val="18"/>
         </w:rPr>
@@ -33837,19 +31160,11 @@
         </w:rPr>
         <w:t xml:space="preserve"> </w:t>
       </w:r>
-      <w:proofErr w:type="spellStart"/>
-      <w:r>
-        <w:rPr>
-          <w:sz w:val="18"/>
-        </w:rPr>
-        <w:t>Kohavi</w:t>
-      </w:r>
-      <w:proofErr w:type="spellEnd"/>
-      <w:r>
-        <w:rPr>
-          <w:sz w:val="18"/>
-        </w:rPr>
-        <w:t>.</w:t>
+      <w:r>
+        <w:rPr>
+          <w:sz w:val="18"/>
+        </w:rPr>
+        <w:t>Kohavi.</w:t>
       </w:r>
       <w:r>
         <w:rPr>
@@ -34078,19 +31393,11 @@
         </w:rPr>
         <w:t xml:space="preserve"> </w:t>
       </w:r>
-      <w:proofErr w:type="spellStart"/>
-      <w:r>
-        <w:rPr>
-          <w:sz w:val="18"/>
-        </w:rPr>
-        <w:t>Breiman</w:t>
-      </w:r>
-      <w:proofErr w:type="spellEnd"/>
-      <w:r>
-        <w:rPr>
-          <w:sz w:val="18"/>
-        </w:rPr>
-        <w:t>,</w:t>
+      <w:r>
+        <w:rPr>
+          <w:sz w:val="18"/>
+        </w:rPr>
+        <w:t>Breiman,</w:t>
       </w:r>
       <w:r>
         <w:rPr>
@@ -34264,19 +31571,11 @@
         </w:rPr>
         <w:t xml:space="preserve"> </w:t>
       </w:r>
-      <w:proofErr w:type="spellStart"/>
-      <w:r>
-        <w:rPr>
-          <w:sz w:val="18"/>
-        </w:rPr>
-        <w:t>Vapnik</w:t>
-      </w:r>
-      <w:proofErr w:type="spellEnd"/>
-      <w:r>
-        <w:rPr>
-          <w:sz w:val="18"/>
-        </w:rPr>
-        <w:t>,</w:t>
+      <w:r>
+        <w:rPr>
+          <w:sz w:val="18"/>
+        </w:rPr>
+        <w:t>Vapnik,</w:t>
       </w:r>
       <w:r>
         <w:rPr>
@@ -34356,6 +31655,7 @@
           <w:tab w:val="left" w:pos="758"/>
         </w:tabs>
         <w:ind w:right="310" w:hanging="536"/>
+        <w:jc w:val="both"/>
         <w:rPr>
           <w:sz w:val="18"/>
         </w:rPr>
@@ -34458,6 +31758,7 @@
         </w:tabs>
         <w:spacing w:before="79"/>
         <w:ind w:right="360" w:hanging="536"/>
+        <w:jc w:val="both"/>
         <w:rPr>
           <w:sz w:val="18"/>
         </w:rPr>
@@ -34518,21 +31819,7 @@
         <w:rPr>
           <w:sz w:val="18"/>
         </w:rPr>
-        <w:t>“</w:t>
-      </w:r>
-      <w:proofErr w:type="spellStart"/>
-      <w:r>
-        <w:rPr>
-          <w:sz w:val="18"/>
-        </w:rPr>
-        <w:t>LightGBM</w:t>
-      </w:r>
-      <w:proofErr w:type="spellEnd"/>
-      <w:r>
-        <w:rPr>
-          <w:sz w:val="18"/>
-        </w:rPr>
-        <w:t>:</w:t>
+        <w:t>“LightGBM:</w:t>
       </w:r>
       <w:r>
         <w:rPr>
@@ -34584,21 +31871,7 @@
         <w:rPr>
           <w:sz w:val="18"/>
         </w:rPr>
-        <w:t xml:space="preserve">gradient boosting decision tree,” in Proc. </w:t>
-      </w:r>
-      <w:proofErr w:type="spellStart"/>
-      <w:r>
-        <w:rPr>
-          <w:sz w:val="18"/>
-        </w:rPr>
-        <w:t>NeurIPS</w:t>
-      </w:r>
-      <w:proofErr w:type="spellEnd"/>
-      <w:r>
-        <w:rPr>
-          <w:sz w:val="18"/>
-        </w:rPr>
-        <w:t xml:space="preserve">, 2017, pp. </w:t>
+        <w:t xml:space="preserve">gradient boosting decision tree,” in Proc. NeurIPS, 2017, pp. </w:t>
       </w:r>
       <w:r>
         <w:rPr>
@@ -34620,29 +31893,16 @@
           <w:tab w:val="left" w:pos="758"/>
         </w:tabs>
         <w:ind w:right="309" w:hanging="536"/>
-        <w:rPr>
-          <w:sz w:val="18"/>
-        </w:rPr>
-      </w:pPr>
-      <w:r>
-        <w:rPr>
-          <w:sz w:val="18"/>
-        </w:rPr>
-        <w:t xml:space="preserve">D. </w:t>
-      </w:r>
-      <w:proofErr w:type="spellStart"/>
-      <w:r>
-        <w:rPr>
-          <w:sz w:val="18"/>
-        </w:rPr>
-        <w:t>Angluin</w:t>
-      </w:r>
-      <w:proofErr w:type="spellEnd"/>
-      <w:r>
-        <w:rPr>
-          <w:sz w:val="18"/>
-        </w:rPr>
-        <w:t xml:space="preserve"> and P. Laird, “Learning from noisy examples,”</w:t>
+        <w:jc w:val="both"/>
+        <w:rPr>
+          <w:sz w:val="18"/>
+        </w:rPr>
+      </w:pPr>
+      <w:r>
+        <w:rPr>
+          <w:sz w:val="18"/>
+        </w:rPr>
+        <w:t>D. Angluin and P. Laird, “Learning from noisy examples,”</w:t>
       </w:r>
       <w:r>
         <w:rPr>
@@ -34753,6 +32013,7 @@
       <w:pPr>
         <w:spacing w:before="1"/>
         <w:ind w:left="758"/>
+        <w:jc w:val="both"/>
         <w:rPr>
           <w:sz w:val="18"/>
         </w:rPr>
@@ -34784,29 +32045,16 @@
         </w:tabs>
         <w:spacing w:before="79"/>
         <w:ind w:right="167" w:hanging="536"/>
-        <w:rPr>
-          <w:sz w:val="18"/>
-        </w:rPr>
-      </w:pPr>
-      <w:r>
-        <w:rPr>
-          <w:sz w:val="18"/>
-        </w:rPr>
-        <w:t xml:space="preserve">B. Frenay and M. </w:t>
-      </w:r>
-      <w:proofErr w:type="spellStart"/>
-      <w:r>
-        <w:rPr>
-          <w:sz w:val="18"/>
-        </w:rPr>
-        <w:t>Verleysen</w:t>
-      </w:r>
-      <w:proofErr w:type="spellEnd"/>
-      <w:r>
-        <w:rPr>
-          <w:sz w:val="18"/>
-        </w:rPr>
-        <w:t>, “Classification in the presence</w:t>
+        <w:jc w:val="both"/>
+        <w:rPr>
+          <w:sz w:val="18"/>
+        </w:rPr>
+      </w:pPr>
+      <w:r>
+        <w:rPr>
+          <w:sz w:val="18"/>
+        </w:rPr>
+        <w:t>B. Frenay and M. Verleysen, “Classification in the presence</w:t>
       </w:r>
       <w:r>
         <w:rPr>
@@ -34910,21 +32158,7 @@
         <w:rPr>
           <w:sz w:val="18"/>
         </w:rPr>
-        <w:t xml:space="preserve">Neural </w:t>
-      </w:r>
-      <w:proofErr w:type="spellStart"/>
-      <w:r>
-        <w:rPr>
-          <w:sz w:val="18"/>
-        </w:rPr>
-        <w:t>Netw</w:t>
-      </w:r>
-      <w:proofErr w:type="spellEnd"/>
-      <w:r>
-        <w:rPr>
-          <w:sz w:val="18"/>
-        </w:rPr>
-        <w:t>. Learn. Syst., vol. 25, no. 5, pp. 845–869, 2014.</w:t>
+        <w:t>Neural Netw. Learn. Syst., vol. 25, no. 5, pp. 845–869, 2014.</w:t>
       </w:r>
     </w:p>
     <w:p>
@@ -34938,6 +32172,7 @@
           <w:tab w:val="left" w:pos="758"/>
         </w:tabs>
         <w:ind w:right="188" w:hanging="536"/>
+        <w:jc w:val="both"/>
         <w:rPr>
           <w:sz w:val="18"/>
         </w:rPr>
@@ -35026,6 +32261,7 @@
         </w:tabs>
         <w:spacing w:before="80"/>
         <w:ind w:right="332" w:hanging="536"/>
+        <w:jc w:val="both"/>
         <w:rPr>
           <w:sz w:val="18"/>
         </w:rPr>
@@ -35173,14 +32409,12 @@
         </w:rPr>
         <w:t xml:space="preserve"> </w:t>
       </w:r>
-      <w:proofErr w:type="spellStart"/>
       <w:r>
         <w:rPr>
           <w:sz w:val="18"/>
         </w:rPr>
         <w:t>arXiv</w:t>
       </w:r>
-      <w:proofErr w:type="spellEnd"/>
       <w:r>
         <w:rPr>
           <w:spacing w:val="-7"/>
@@ -35233,6 +32467,7 @@
         </w:tabs>
         <w:spacing w:before="80"/>
         <w:ind w:right="126" w:hanging="536"/>
+        <w:jc w:val="both"/>
         <w:rPr>
           <w:sz w:val="18"/>
         </w:rPr>
@@ -35250,14 +32485,12 @@
         </w:rPr>
         <w:t xml:space="preserve"> </w:t>
       </w:r>
-      <w:proofErr w:type="spellStart"/>
       <w:r>
         <w:rPr>
           <w:sz w:val="18"/>
         </w:rPr>
         <w:t>Patrini</w:t>
       </w:r>
-      <w:proofErr w:type="spellEnd"/>
       <w:r>
         <w:rPr>
           <w:spacing w:val="-6"/>
@@ -35374,6 +32607,7 @@
           <w:tab w:val="left" w:pos="758"/>
         </w:tabs>
         <w:ind w:right="88" w:hanging="536"/>
+        <w:jc w:val="both"/>
         <w:rPr>
           <w:sz w:val="18"/>
         </w:rPr>
@@ -35482,6 +32716,7 @@
         </w:tabs>
         <w:spacing w:before="79"/>
         <w:ind w:right="445" w:hanging="536"/>
+        <w:jc w:val="both"/>
         <w:rPr>
           <w:sz w:val="18"/>
         </w:rPr>
@@ -35594,21 +32829,7 @@
         <w:rPr>
           <w:sz w:val="18"/>
         </w:rPr>
-        <w:t xml:space="preserve">in Proc. </w:t>
-      </w:r>
-      <w:proofErr w:type="spellStart"/>
-      <w:r>
-        <w:rPr>
-          <w:sz w:val="18"/>
-        </w:rPr>
-        <w:t>NeurIPS</w:t>
-      </w:r>
-      <w:proofErr w:type="spellEnd"/>
-      <w:r>
-        <w:rPr>
-          <w:sz w:val="18"/>
-        </w:rPr>
-        <w:t>, 2013, pp. 1196–1204.</w:t>
+        <w:t>in Proc. NeurIPS, 2013, pp. 1196–1204.</w:t>
       </w:r>
     </w:p>
     <w:p>
@@ -35622,6 +32843,7 @@
           <w:tab w:val="left" w:pos="758"/>
         </w:tabs>
         <w:ind w:right="291" w:hanging="536"/>
+        <w:jc w:val="both"/>
         <w:rPr>
           <w:sz w:val="18"/>
         </w:rPr>
@@ -35678,19 +32900,11 @@
         </w:rPr>
         <w:t xml:space="preserve"> </w:t>
       </w:r>
-      <w:proofErr w:type="spellStart"/>
-      <w:r>
-        <w:rPr>
-          <w:sz w:val="18"/>
-        </w:rPr>
-        <w:t>Vapnik</w:t>
-      </w:r>
-      <w:proofErr w:type="spellEnd"/>
-      <w:r>
-        <w:rPr>
-          <w:sz w:val="18"/>
-        </w:rPr>
-        <w:t>,</w:t>
+      <w:r>
+        <w:rPr>
+          <w:sz w:val="18"/>
+        </w:rPr>
+        <w:t>Vapnik,</w:t>
       </w:r>
       <w:r>
         <w:rPr>
@@ -35835,6 +33049,7 @@
         </w:tabs>
         <w:spacing w:before="71"/>
         <w:ind w:left="734" w:right="604" w:hanging="536"/>
+        <w:jc w:val="both"/>
         <w:rPr>
           <w:sz w:val="18"/>
         </w:rPr>
@@ -35975,6 +33190,7 @@
         </w:tabs>
         <w:spacing w:before="80"/>
         <w:ind w:left="734" w:right="567" w:hanging="536"/>
+        <w:jc w:val="both"/>
         <w:rPr>
           <w:sz w:val="18"/>
         </w:rPr>
@@ -36097,6 +33313,7 @@
           <w:tab w:val="left" w:pos="758"/>
         </w:tabs>
         <w:ind w:right="291" w:firstLine="0"/>
+        <w:jc w:val="both"/>
         <w:rPr>
           <w:sz w:val="18"/>
         </w:rPr>
@@ -36104,11 +33321,6 @@
     </w:p>
     <w:p>
       <w:pPr>
-        <w:tabs>
-          <w:tab w:val="left" w:pos="734"/>
-        </w:tabs>
-        <w:spacing w:before="71"/>
-        <w:ind w:right="604"/>
         <w:rPr>
           <w:sz w:val="18"/>
         </w:rPr>
@@ -36262,7 +33474,7 @@
       <w:lvlText w:val="%1."/>
       <w:lvlJc w:val="left"/>
       <w:pPr>
-        <w:ind w:left="429" w:hanging="231"/>
+        <w:ind w:left="373" w:hanging="231"/>
       </w:pPr>
       <w:rPr>
         <w:rFonts w:ascii="Times New Roman" w:eastAsia="Times New Roman" w:hAnsi="Times New Roman" w:cs="Times New Roman" w:hint="default"/>
@@ -36516,7 +33728,7 @@
       <w:lvlText w:val="%1."/>
       <w:lvlJc w:val="left"/>
       <w:pPr>
-        <w:ind w:left="2062" w:hanging="250"/>
+        <w:ind w:left="6345" w:hanging="250"/>
         <w:jc w:val="right"/>
       </w:pPr>
       <w:rPr>
@@ -37207,7 +34419,6 @@
   <w:style w:type="character" w:default="1" w:styleId="DefaultParagraphFont">
     <w:name w:val="Default Paragraph Font"/>
     <w:uiPriority w:val="1"/>
-    <w:semiHidden/>
     <w:unhideWhenUsed/>
   </w:style>
   <w:style w:type="table" w:default="1" w:styleId="TableNormal">
@@ -37278,6 +34489,18 @@
       <w:ind w:left="14"/>
       <w:jc w:val="center"/>
     </w:pPr>
+  </w:style>
+  <w:style w:type="paragraph" w:styleId="NormalWeb">
+    <w:name w:val="Normal (Web)"/>
+    <w:basedOn w:val="Normal"/>
+    <w:uiPriority w:val="99"/>
+    <w:semiHidden/>
+    <w:unhideWhenUsed/>
+    <w:rsid w:val="00A24B05"/>
+    <w:rPr>
+      <w:sz w:val="24"/>
+      <w:szCs w:val="24"/>
+    </w:rPr>
   </w:style>
 </w:styles>
 </file>
